--- a/obsidian-history-vault-master/03 writing/documents/Drafts/JWSR/Resubmission_aug2024/resubmission_JWSR_August19_2024.docx
+++ b/obsidian-history-vault-master/03 writing/documents/Drafts/JWSR/Resubmission_aug2024/resubmission_JWSR_August19_2024.docx
@@ -413,13 +413,6 @@
           <w:rFonts w:ascii="Times New Roman" w:hAnsi="Times New Roman" w:cs="Times New Roman"/>
         </w:rPr>
       </w:pPr>
-    </w:p>
-    <w:p>
-      <w:pPr>
-        <w:rPr>
-          <w:rFonts w:ascii="Times New Roman" w:hAnsi="Times New Roman" w:cs="Times New Roman"/>
-        </w:rPr>
-      </w:pPr>
       <w:r>
         <w:rPr>
           <w:rFonts w:ascii="Times New Roman" w:hAnsi="Times New Roman" w:cs="Times New Roman"/>
@@ -438,21 +431,7 @@
         <w:rPr>
           <w:rFonts w:ascii="Times New Roman" w:hAnsi="Times New Roman" w:cs="Times New Roman"/>
         </w:rPr>
-        <w:t xml:space="preserve">, the exploitation of the survivors in colonial mining, as well as the massacres of their proletarianized children and grandchildren indigenous-cholo peasants, with the imperialist implantation of U.S. monopolist </w:t>
-      </w:r>
-      <w:proofErr w:type="gramStart"/>
-      <w:r>
-        <w:rPr>
-          <w:rFonts w:ascii="Times New Roman" w:hAnsi="Times New Roman" w:cs="Times New Roman"/>
-        </w:rPr>
-        <w:t>capitalists</w:t>
-      </w:r>
-      <w:proofErr w:type="gramEnd"/>
-      <w:r>
-        <w:rPr>
-          <w:rFonts w:ascii="Times New Roman" w:hAnsi="Times New Roman" w:cs="Times New Roman"/>
-        </w:rPr>
-        <w:t xml:space="preserve"> trusts’ finance capital inter- “nationalized” in mining enclaves in Los Andes. Militarism as a policy of expansion of the imperialists bourgeoisies to control or guarantee the functioning of the mining circuit for the reproduction of their finance capital, is a persistent feature of the coloniality of the current mining problem. As well as a nodal point of his antiimperialist solution in Los Andes. In the origine of the formation of the modern world-system that began in the sixteenth century and in the world-economy of imperialism development during the late nineteenth and early twentieth century, the massacres and exploitation of the indigenous-cholo proletarianized peasantry in the mines of Los Andes operated as a constant under colonial mining and imperialist mining.</w:t>
+        <w:t>, the exploitation of the survivors in colonial mining, as well as the massacres of their proletarianized children and grandchildren indigenous-cholo peasants, with the imperialist implantation of U.S. monopolist capitalists trusts’ finance capital inter- “nationalized” in mining enclaves in Los Andes. Militarism as a policy of expansion of the imperialists bourgeoisies to control or guarantee the functioning of the mining circuit for the reproduction of their finance capital, is a persistent feature of the coloniality of the current mining problem. As well as a nodal point of his antiimperialist solution in Los Andes. In the origine of the formation of the modern world-system that began in the sixteenth century and in the world-economy of imperialism development during the late nineteenth and early twentieth century, the massacres and exploitation of the indigenous-cholo proletarianized peasantry in the mines of Los Andes operated as a constant under colonial mining and imperialist mining.</w:t>
       </w:r>
     </w:p>
     <w:p>
@@ -671,14 +650,14 @@
         <w:rPr>
           <w:rFonts w:ascii="Times New Roman" w:hAnsi="Times New Roman" w:cs="Times New Roman"/>
         </w:rPr>
-        <w:t xml:space="preserve">Indigenous-cholo antimining struggles, indeed, triggers gold hoarding by imperialists bank state trusts, because gold-holdings are money-capital and commodity-capital at the same time. But in contrast with monetized-capital in form of paper-money -pure currency-, gold-money-capital hold its surplus-value form of commodity-capital. And in that manner, its transformation in profit can be delayed when the rate of profit decreases. As we will explain here onward, because of the delay in the circulation of the finance capital of the international bank capitalists state trusts, the antisystemic obstruction of antimining struggles trigger the raising of the constant capital magnitude of its organic capital composition, amplifying its decreasing effect in the rate </w:t>
+        <w:t xml:space="preserve">Indigenous-cholo antimining struggles, indeed, triggers gold hoarding by imperialists bank state trusts, because gold-holdings are money-capital and commodity-capital at the same time. But in contrast with monetized-capital in form of paper-money -pure currency-, gold-money-capital hold its surplus-value form of commodity-capital. And in that manner, its transformation in profit can be delayed when the rate of profit decreases. As we will explain here onward, because of the delay in the circulation of the finance capital of the international bank capitalists state trusts, the antisystemic obstruction of antimining struggles trigger the raising of the constant capital magnitude of its organic capital composition, amplifying its decreasing effect in the rate of profit, and consequently a reduced amount of surplus-value is transformed into total profit. Indeed, disrupting the production of surplus value and the rate of profit expected by the </w:t>
       </w:r>
       <w:r>
         <w:rPr>
           <w:rFonts w:ascii="Times New Roman" w:hAnsi="Times New Roman" w:cs="Times New Roman"/>
         </w:rPr>
         <w:lastRenderedPageBreak/>
-        <w:t>of profit, and consequently a reduced amount of surplus-value is transformed into total profit. Indeed, disrupting the production of surplus value and the rate of profit expected by the imperialists bourgeoisies in ongoing militarist competition for the expansion of their mining accumulation circuits by means of imperialist wars or imperialists interventions oriented to establish its relations of production on the “national-economies” in which the mining precious “raw” materials are situated as in Los Andes or Palestine.</w:t>
+        <w:t>imperialists bourgeoisies in ongoing militarist competition for the expansion of their mining accumulation circuits by means of imperialist wars or imperialists interventions oriented to establish its relations of production on the “national-economies” in which the mining precious “raw” materials are situated as in Los Andes or Palestine.</w:t>
       </w:r>
     </w:p>
     <w:p>
@@ -883,14 +862,14 @@
         <w:rPr>
           <w:rFonts w:ascii="Times New Roman" w:hAnsi="Times New Roman" w:cs="Times New Roman"/>
         </w:rPr>
-        <w:t xml:space="preserve">. In short, it must be understood that Bolívar Echevarría should have ideologically omitted the work of the Peruvian anthropologist Luis E. Valcárcel, so as not to force an approximation to the work of José Carlos Mariátegui, who found an indigenous revolutionary subject already in motion when they were </w:t>
+        <w:t xml:space="preserve">. In short, it must be understood that Bolívar Echevarría should have ideologically omitted the work of the Peruvian anthropologist Luis E. Valcárcel, so as not to force an approximation to the work of José Carlos Mariátegui, who found an indigenous revolutionary subject already in motion when they were going to work on its politicization at the beginning of the twentieth century. Fortunately, the </w:t>
       </w:r>
       <w:r>
         <w:rPr>
           <w:rFonts w:ascii="Times New Roman" w:hAnsi="Times New Roman" w:cs="Times New Roman"/>
         </w:rPr>
         <w:lastRenderedPageBreak/>
-        <w:t xml:space="preserve">going to work on its politicization at the beginning of the twentieth century. Fortunately, the work of Alberto Flores Galindo ([1985]2010) did justice to this problem by tracing the myth of the </w:t>
+        <w:t xml:space="preserve">work of Alberto Flores Galindo ([1985]2010) did justice to this problem by tracing the myth of the </w:t>
       </w:r>
       <w:proofErr w:type="spellStart"/>
       <w:r>

--- a/obsidian-history-vault-master/03 writing/documents/Drafts/JWSR/Resubmission_aug2024/resubmission_JWSR_August19_2024.docx
+++ b/obsidian-history-vault-master/03 writing/documents/Drafts/JWSR/Resubmission_aug2024/resubmission_JWSR_August19_2024.docx
@@ -359,21 +359,19 @@
         <w:rPr>
           <w:rFonts w:ascii="Times New Roman" w:hAnsi="Times New Roman" w:cs="Times New Roman"/>
         </w:rPr>
-        <w:t xml:space="preserve">The effects of the antisystemic resistance of the antimining movement in Los Andes express the advance of the development of the class struggle in the identity formation of historical challengers in absolute contradiction (Lenin 1914; Anderson and Hudis 2007) to the reproduction of the </w:t>
-      </w:r>
-      <w:proofErr w:type="gramStart"/>
-      <w:r>
-        <w:rPr>
-          <w:rFonts w:ascii="Times New Roman" w:hAnsi="Times New Roman" w:cs="Times New Roman"/>
-        </w:rPr>
-        <w:t>imperialists</w:t>
-      </w:r>
-      <w:proofErr w:type="gramEnd"/>
-      <w:r>
-        <w:rPr>
-          <w:rFonts w:ascii="Times New Roman" w:hAnsi="Times New Roman" w:cs="Times New Roman"/>
-        </w:rPr>
-        <w:t xml:space="preserve"> bourgeoisies finance capital through the mining circuit of accumulation.</w:t>
+        <w:t xml:space="preserve">The antisystemic </w:t>
+      </w:r>
+      <w:r>
+        <w:rPr>
+          <w:rFonts w:ascii="Times New Roman" w:hAnsi="Times New Roman" w:cs="Times New Roman"/>
+        </w:rPr>
+        <w:t>effects of the</w:t>
+      </w:r>
+      <w:r>
+        <w:rPr>
+          <w:rFonts w:ascii="Times New Roman" w:hAnsi="Times New Roman" w:cs="Times New Roman"/>
+        </w:rPr>
+        <w:t xml:space="preserve"> antimining movement in Los Andes express the advance of the development of the class struggle in the identity formation of historical challengers in absolute contradiction (Lenin 1914; Anderson and Hudis 2007) to the reproduction of the imperialists bourgeoisies finance capital through the mining circuit of accumulation.</w:t>
       </w:r>
       <w:r>
         <w:rPr>

--- a/obsidian-history-vault-master/03 writing/documents/Drafts/JWSR/Resubmission_aug2024/resubmission_JWSR_August19_2024.docx
+++ b/obsidian-history-vault-master/03 writing/documents/Drafts/JWSR/Resubmission_aug2024/resubmission_JWSR_August19_2024.docx
@@ -371,7 +371,34 @@
         <w:rPr>
           <w:rFonts w:ascii="Times New Roman" w:hAnsi="Times New Roman" w:cs="Times New Roman"/>
         </w:rPr>
-        <w:t xml:space="preserve"> antimining movement in Los Andes express the advance of the development of the class struggle in the identity formation of historical challengers in absolute contradiction (Lenin 1914; Anderson and Hudis 2007) to the reproduction of the imperialists bourgeoisies finance capital through the mining circuit of accumulation.</w:t>
+        <w:t xml:space="preserve"> antimining movement in Los Andes express the advance of the development of the class struggle in the identity formation of historical challengers in absolute contradiction</w:t>
+      </w:r>
+      <w:r>
+        <w:rPr>
+          <w:rStyle w:val="Refdenotaalpie"/>
+          <w:rFonts w:ascii="Times New Roman" w:hAnsi="Times New Roman" w:cs="Times New Roman"/>
+        </w:rPr>
+        <w:footnoteReference w:id="1"/>
+      </w:r>
+      <w:r>
+        <w:rPr>
+          <w:rFonts w:ascii="Times New Roman" w:hAnsi="Times New Roman" w:cs="Times New Roman"/>
+        </w:rPr>
+        <w:t xml:space="preserve"> to the reproduction of the </w:t>
+      </w:r>
+      <w:proofErr w:type="gramStart"/>
+      <w:r>
+        <w:rPr>
+          <w:rFonts w:ascii="Times New Roman" w:hAnsi="Times New Roman" w:cs="Times New Roman"/>
+        </w:rPr>
+        <w:t>imperialists</w:t>
+      </w:r>
+      <w:proofErr w:type="gramEnd"/>
+      <w:r>
+        <w:rPr>
+          <w:rFonts w:ascii="Times New Roman" w:hAnsi="Times New Roman" w:cs="Times New Roman"/>
+        </w:rPr>
+        <w:t xml:space="preserve"> bourgeoisies finance capital through the mining circuit of accumulation.</w:t>
       </w:r>
       <w:r>
         <w:rPr>
@@ -390,7 +417,7 @@
           <w:rStyle w:val="Refdenotaalpie"/>
           <w:rFonts w:ascii="Times New Roman" w:hAnsi="Times New Roman" w:cs="Times New Roman"/>
         </w:rPr>
-        <w:footnoteReference w:id="1"/>
+        <w:footnoteReference w:id="2"/>
       </w:r>
       <w:r>
         <w:rPr>
@@ -504,7 +531,7 @@
           <w:rStyle w:val="Refdenotaalpie"/>
           <w:rFonts w:ascii="Times New Roman" w:hAnsi="Times New Roman" w:cs="Times New Roman"/>
         </w:rPr>
-        <w:footnoteReference w:id="2"/>
+        <w:footnoteReference w:id="3"/>
       </w:r>
       <w:r>
         <w:rPr>
@@ -562,7 +589,7 @@
           <w:rStyle w:val="Refdenotaalpie"/>
           <w:rFonts w:ascii="Times New Roman" w:hAnsi="Times New Roman" w:cs="Times New Roman"/>
         </w:rPr>
-        <w:footnoteReference w:id="3"/>
+        <w:footnoteReference w:id="4"/>
       </w:r>
       <w:r>
         <w:rPr>
@@ -737,7 +764,7 @@
           <w:rStyle w:val="Refdenotaalpie"/>
           <w:rFonts w:ascii="Times New Roman" w:hAnsi="Times New Roman" w:cs="Times New Roman"/>
         </w:rPr>
-        <w:footnoteReference w:id="4"/>
+        <w:footnoteReference w:id="5"/>
       </w:r>
       <w:r>
         <w:rPr>
@@ -901,7 +928,7 @@
           <w:rStyle w:val="Refdenotaalpie"/>
           <w:rFonts w:ascii="Times New Roman" w:hAnsi="Times New Roman" w:cs="Times New Roman"/>
         </w:rPr>
-        <w:footnoteReference w:id="5"/>
+        <w:footnoteReference w:id="6"/>
       </w:r>
       <w:r>
         <w:rPr>
@@ -1149,7 +1176,7 @@
           <w:rStyle w:val="Refdenotaalpie"/>
           <w:rFonts w:ascii="Times New Roman" w:hAnsi="Times New Roman" w:cs="Times New Roman"/>
         </w:rPr>
-        <w:footnoteReference w:id="6"/>
+        <w:footnoteReference w:id="7"/>
       </w:r>
       <w:r>
         <w:rPr>
@@ -1235,7 +1262,7 @@
           <w:rStyle w:val="Refdenotaalpie"/>
           <w:rFonts w:ascii="Times New Roman" w:hAnsi="Times New Roman" w:cs="Times New Roman"/>
         </w:rPr>
-        <w:footnoteReference w:id="7"/>
+        <w:footnoteReference w:id="8"/>
       </w:r>
     </w:p>
     <w:p>
@@ -1507,7 +1534,7 @@
           <w:rFonts w:ascii="Times New Roman" w:hAnsi="Times New Roman" w:cs="Times New Roman"/>
           <w:lang w:eastAsia="es-PE"/>
         </w:rPr>
-        <w:footnoteReference w:id="8"/>
+        <w:footnoteReference w:id="9"/>
       </w:r>
       <w:r>
         <w:rPr>
@@ -1623,7 +1650,7 @@
           <w:rFonts w:ascii="Times New Roman" w:hAnsi="Times New Roman" w:cs="Times New Roman"/>
           <w:lang w:eastAsia="es-PE"/>
         </w:rPr>
-        <w:footnoteReference w:id="9"/>
+        <w:footnoteReference w:id="10"/>
       </w:r>
       <w:r>
         <w:rPr>
@@ -1685,7 +1712,7 @@
           <w:rFonts w:ascii="Times New Roman" w:hAnsi="Times New Roman" w:cs="Times New Roman"/>
           <w:lang w:eastAsia="es-PE"/>
         </w:rPr>
-        <w:footnoteReference w:id="10"/>
+        <w:footnoteReference w:id="11"/>
       </w:r>
       <w:r>
         <w:rPr>
@@ -5142,7 +5169,7 @@
           <w:rFonts w:ascii="Times New Roman" w:hAnsi="Times New Roman" w:cs="Times New Roman"/>
           <w:lang w:eastAsia="es-PE"/>
         </w:rPr>
-        <w:footnoteReference w:id="11"/>
+        <w:footnoteReference w:id="12"/>
       </w:r>
     </w:p>
     <w:p>
@@ -5181,7 +5208,7 @@
           <w:rFonts w:ascii="Times New Roman" w:hAnsi="Times New Roman" w:cs="Times New Roman"/>
           <w:lang w:eastAsia="es-PE"/>
         </w:rPr>
-        <w:footnoteReference w:id="12"/>
+        <w:footnoteReference w:id="13"/>
       </w:r>
       <w:r>
         <w:rPr>
@@ -5783,26 +5810,25 @@
     <w:p>
       <w:pPr>
         <w:spacing w:line="240" w:lineRule="auto"/>
-        <w:ind w:hanging="480"/>
-        <w:rPr>
-          <w:rFonts w:ascii="Times New Roman" w:eastAsia="Times New Roman" w:hAnsi="Times New Roman" w:cs="Times New Roman"/>
-          <w:kern w:val="0"/>
-          <w:sz w:val="24"/>
-          <w:szCs w:val="24"/>
-          <w:lang w:eastAsia="es-PE"/>
-          <w14:ligatures w14:val="none"/>
-        </w:rPr>
-      </w:pPr>
-      <w:r>
-        <w:rPr>
-          <w:rFonts w:ascii="Times New Roman" w:eastAsia="Times New Roman" w:hAnsi="Times New Roman" w:cs="Times New Roman"/>
-          <w:kern w:val="0"/>
-          <w:sz w:val="24"/>
-          <w:szCs w:val="24"/>
-          <w:lang w:eastAsia="es-PE"/>
-          <w14:ligatures w14:val="none"/>
-        </w:rPr>
-        <w:t xml:space="preserve">Abu-Lughod, Janet L. 1991. </w:t>
+        <w:rPr>
+          <w:rFonts w:ascii="Times New Roman" w:eastAsia="Times New Roman" w:hAnsi="Times New Roman" w:cs="Times New Roman"/>
+          <w:kern w:val="0"/>
+          <w:sz w:val="24"/>
+          <w:szCs w:val="24"/>
+          <w:lang w:val="es-PE" w:eastAsia="es-PE"/>
+          <w14:ligatures w14:val="none"/>
+        </w:rPr>
+      </w:pPr>
+      <w:r>
+        <w:rPr>
+          <w:rFonts w:ascii="Times New Roman" w:eastAsia="Times New Roman" w:hAnsi="Times New Roman" w:cs="Times New Roman"/>
+          <w:kern w:val="0"/>
+          <w:sz w:val="24"/>
+          <w:szCs w:val="24"/>
+          <w:lang w:eastAsia="es-PE"/>
+          <w14:ligatures w14:val="none"/>
+        </w:rPr>
+        <w:t xml:space="preserve">Abu-Lughod, Janet L. 1991, </w:t>
       </w:r>
       <w:r>
         <w:rPr>
@@ -5826,32 +5852,55 @@
           <w:lang w:eastAsia="es-PE"/>
           <w14:ligatures w14:val="none"/>
         </w:rPr>
-        <w:t>. 1. publ., paperback. New York: Oxford Univ. Press.</w:t>
+        <w:t xml:space="preserve">, 1. publ., paperback., New York: Oxford Univ. </w:t>
+      </w:r>
+      <w:proofErr w:type="spellStart"/>
+      <w:r>
+        <w:rPr>
+          <w:rFonts w:ascii="Times New Roman" w:eastAsia="Times New Roman" w:hAnsi="Times New Roman" w:cs="Times New Roman"/>
+          <w:kern w:val="0"/>
+          <w:sz w:val="24"/>
+          <w:szCs w:val="24"/>
+          <w:lang w:val="es-PE" w:eastAsia="es-PE"/>
+          <w14:ligatures w14:val="none"/>
+        </w:rPr>
+        <w:t>Press</w:t>
+      </w:r>
+      <w:proofErr w:type="spellEnd"/>
+      <w:r>
+        <w:rPr>
+          <w:rFonts w:ascii="Times New Roman" w:eastAsia="Times New Roman" w:hAnsi="Times New Roman" w:cs="Times New Roman"/>
+          <w:kern w:val="0"/>
+          <w:sz w:val="24"/>
+          <w:szCs w:val="24"/>
+          <w:lang w:val="es-PE" w:eastAsia="es-PE"/>
+          <w14:ligatures w14:val="none"/>
+        </w:rPr>
+        <w:t>.</w:t>
       </w:r>
     </w:p>
     <w:p>
       <w:pPr>
         <w:spacing w:line="240" w:lineRule="auto"/>
-        <w:ind w:hanging="480"/>
-        <w:rPr>
-          <w:rFonts w:ascii="Times New Roman" w:eastAsia="Times New Roman" w:hAnsi="Times New Roman" w:cs="Times New Roman"/>
-          <w:kern w:val="0"/>
-          <w:sz w:val="24"/>
-          <w:szCs w:val="24"/>
-          <w:lang w:eastAsia="es-PE"/>
-          <w14:ligatures w14:val="none"/>
-        </w:rPr>
-      </w:pPr>
-      <w:r>
-        <w:rPr>
-          <w:rFonts w:ascii="Times New Roman" w:eastAsia="Times New Roman" w:hAnsi="Times New Roman" w:cs="Times New Roman"/>
-          <w:kern w:val="0"/>
-          <w:sz w:val="24"/>
-          <w:szCs w:val="24"/>
-          <w:lang w:eastAsia="es-PE"/>
-          <w14:ligatures w14:val="none"/>
-        </w:rPr>
-        <w:t xml:space="preserve">Anderson, Kevin B., and Peter Hudis. 2007. “Dialectic.” in </w:t>
+        <w:rPr>
+          <w:rFonts w:ascii="Times New Roman" w:eastAsia="Times New Roman" w:hAnsi="Times New Roman" w:cs="Times New Roman"/>
+          <w:kern w:val="0"/>
+          <w:sz w:val="24"/>
+          <w:szCs w:val="24"/>
+          <w:lang w:eastAsia="es-PE"/>
+          <w14:ligatures w14:val="none"/>
+        </w:rPr>
+      </w:pPr>
+      <w:r>
+        <w:rPr>
+          <w:rFonts w:ascii="Times New Roman" w:eastAsia="Times New Roman" w:hAnsi="Times New Roman" w:cs="Times New Roman"/>
+          <w:kern w:val="0"/>
+          <w:sz w:val="24"/>
+          <w:szCs w:val="24"/>
+          <w:lang w:eastAsia="es-PE"/>
+          <w14:ligatures w14:val="none"/>
+        </w:rPr>
+        <w:t xml:space="preserve">Anderson, Kevin B. and Peter Hudis 2007, ‘Dialectic’, in </w:t>
       </w:r>
       <w:r>
         <w:rPr>
@@ -5875,32 +5924,31 @@
           <w:lang w:eastAsia="es-PE"/>
           <w14:ligatures w14:val="none"/>
         </w:rPr>
-        <w:t>, edited by G. Ritzer. Wiley.</w:t>
+        <w:t>, edited by George Ritzer, 1st ed., Wiley.</w:t>
       </w:r>
     </w:p>
     <w:p>
       <w:pPr>
         <w:spacing w:line="240" w:lineRule="auto"/>
-        <w:ind w:hanging="480"/>
-        <w:rPr>
-          <w:rFonts w:ascii="Times New Roman" w:eastAsia="Times New Roman" w:hAnsi="Times New Roman" w:cs="Times New Roman"/>
-          <w:kern w:val="0"/>
-          <w:sz w:val="24"/>
-          <w:szCs w:val="24"/>
-          <w:lang w:eastAsia="es-PE"/>
-          <w14:ligatures w14:val="none"/>
-        </w:rPr>
-      </w:pPr>
-      <w:r>
-        <w:rPr>
-          <w:rFonts w:ascii="Times New Roman" w:eastAsia="Times New Roman" w:hAnsi="Times New Roman" w:cs="Times New Roman"/>
-          <w:kern w:val="0"/>
-          <w:sz w:val="24"/>
-          <w:szCs w:val="24"/>
-          <w:lang w:eastAsia="es-PE"/>
-          <w14:ligatures w14:val="none"/>
-        </w:rPr>
-        <w:t xml:space="preserve">Arboleda, Martín. 2020. </w:t>
+        <w:rPr>
+          <w:rFonts w:ascii="Times New Roman" w:eastAsia="Times New Roman" w:hAnsi="Times New Roman" w:cs="Times New Roman"/>
+          <w:kern w:val="0"/>
+          <w:sz w:val="24"/>
+          <w:szCs w:val="24"/>
+          <w:lang w:eastAsia="es-PE"/>
+          <w14:ligatures w14:val="none"/>
+        </w:rPr>
+      </w:pPr>
+      <w:r>
+        <w:rPr>
+          <w:rFonts w:ascii="Times New Roman" w:eastAsia="Times New Roman" w:hAnsi="Times New Roman" w:cs="Times New Roman"/>
+          <w:kern w:val="0"/>
+          <w:sz w:val="24"/>
+          <w:szCs w:val="24"/>
+          <w:lang w:eastAsia="es-PE"/>
+          <w14:ligatures w14:val="none"/>
+        </w:rPr>
+        <w:t xml:space="preserve">Arboleda, Martín 2020, </w:t>
       </w:r>
       <w:r>
         <w:rPr>
@@ -5924,32 +5972,31 @@
           <w:lang w:eastAsia="es-PE"/>
           <w14:ligatures w14:val="none"/>
         </w:rPr>
-        <w:t>. Brooklyn: Verso Books.</w:t>
+        <w:t>, Brooklyn: Verso Books.</w:t>
       </w:r>
     </w:p>
     <w:p>
       <w:pPr>
         <w:spacing w:line="240" w:lineRule="auto"/>
-        <w:ind w:hanging="480"/>
-        <w:rPr>
-          <w:rFonts w:ascii="Times New Roman" w:eastAsia="Times New Roman" w:hAnsi="Times New Roman" w:cs="Times New Roman"/>
-          <w:kern w:val="0"/>
-          <w:sz w:val="24"/>
-          <w:szCs w:val="24"/>
-          <w:lang w:eastAsia="es-PE"/>
-          <w14:ligatures w14:val="none"/>
-        </w:rPr>
-      </w:pPr>
-      <w:r>
-        <w:rPr>
-          <w:rFonts w:ascii="Times New Roman" w:eastAsia="Times New Roman" w:hAnsi="Times New Roman" w:cs="Times New Roman"/>
-          <w:kern w:val="0"/>
-          <w:sz w:val="24"/>
-          <w:szCs w:val="24"/>
-          <w:lang w:eastAsia="es-PE"/>
-          <w14:ligatures w14:val="none"/>
-        </w:rPr>
-        <w:t xml:space="preserve">Arrighi, Giovanni. 1994. </w:t>
+        <w:rPr>
+          <w:rFonts w:ascii="Times New Roman" w:eastAsia="Times New Roman" w:hAnsi="Times New Roman" w:cs="Times New Roman"/>
+          <w:kern w:val="0"/>
+          <w:sz w:val="24"/>
+          <w:szCs w:val="24"/>
+          <w:lang w:eastAsia="es-PE"/>
+          <w14:ligatures w14:val="none"/>
+        </w:rPr>
+      </w:pPr>
+      <w:r>
+        <w:rPr>
+          <w:rFonts w:ascii="Times New Roman" w:eastAsia="Times New Roman" w:hAnsi="Times New Roman" w:cs="Times New Roman"/>
+          <w:kern w:val="0"/>
+          <w:sz w:val="24"/>
+          <w:szCs w:val="24"/>
+          <w:lang w:eastAsia="es-PE"/>
+          <w14:ligatures w14:val="none"/>
+        </w:rPr>
+        <w:t xml:space="preserve">Arrighi, Giovanni 1994, </w:t>
       </w:r>
       <w:r>
         <w:rPr>
@@ -5973,7 +6020,7 @@
           <w:lang w:eastAsia="es-PE"/>
           <w14:ligatures w14:val="none"/>
         </w:rPr>
-        <w:t xml:space="preserve">. </w:t>
+        <w:t xml:space="preserve">, </w:t>
       </w:r>
       <w:proofErr w:type="gramStart"/>
       <w:r>
@@ -6003,26 +6050,25 @@
     <w:p>
       <w:pPr>
         <w:spacing w:line="240" w:lineRule="auto"/>
-        <w:ind w:hanging="480"/>
-        <w:rPr>
-          <w:rFonts w:ascii="Times New Roman" w:eastAsia="Times New Roman" w:hAnsi="Times New Roman" w:cs="Times New Roman"/>
-          <w:kern w:val="0"/>
-          <w:sz w:val="24"/>
-          <w:szCs w:val="24"/>
-          <w:lang w:eastAsia="es-PE"/>
-          <w14:ligatures w14:val="none"/>
-        </w:rPr>
-      </w:pPr>
-      <w:r>
-        <w:rPr>
-          <w:rFonts w:ascii="Times New Roman" w:eastAsia="Times New Roman" w:hAnsi="Times New Roman" w:cs="Times New Roman"/>
-          <w:kern w:val="0"/>
-          <w:sz w:val="24"/>
-          <w:szCs w:val="24"/>
-          <w:lang w:eastAsia="es-PE"/>
-          <w14:ligatures w14:val="none"/>
-        </w:rPr>
-        <w:t xml:space="preserve">Arrighi, Giovanni, Terence K. Hopkins, and Immanuel Maurice Wallerstein. 1989. </w:t>
+        <w:rPr>
+          <w:rFonts w:ascii="Times New Roman" w:eastAsia="Times New Roman" w:hAnsi="Times New Roman" w:cs="Times New Roman"/>
+          <w:kern w:val="0"/>
+          <w:sz w:val="24"/>
+          <w:szCs w:val="24"/>
+          <w:lang w:eastAsia="es-PE"/>
+          <w14:ligatures w14:val="none"/>
+        </w:rPr>
+      </w:pPr>
+      <w:r>
+        <w:rPr>
+          <w:rFonts w:ascii="Times New Roman" w:eastAsia="Times New Roman" w:hAnsi="Times New Roman" w:cs="Times New Roman"/>
+          <w:kern w:val="0"/>
+          <w:sz w:val="24"/>
+          <w:szCs w:val="24"/>
+          <w:lang w:eastAsia="es-PE"/>
+          <w14:ligatures w14:val="none"/>
+        </w:rPr>
+        <w:t xml:space="preserve">Arrighi, Giovanni, Terence K. Hopkins, and Immanuel Maurice Wallerstein 1989, </w:t>
       </w:r>
       <w:r>
         <w:rPr>
@@ -6046,7 +6092,7 @@
           <w:lang w:eastAsia="es-PE"/>
           <w14:ligatures w14:val="none"/>
         </w:rPr>
-        <w:t xml:space="preserve">. </w:t>
+        <w:t xml:space="preserve">, </w:t>
       </w:r>
       <w:proofErr w:type="gramStart"/>
       <w:r>
@@ -6076,26 +6122,25 @@
     <w:p>
       <w:pPr>
         <w:spacing w:line="240" w:lineRule="auto"/>
-        <w:ind w:hanging="480"/>
-        <w:rPr>
-          <w:rFonts w:ascii="Times New Roman" w:eastAsia="Times New Roman" w:hAnsi="Times New Roman" w:cs="Times New Roman"/>
-          <w:kern w:val="0"/>
-          <w:sz w:val="24"/>
-          <w:szCs w:val="24"/>
-          <w:lang w:eastAsia="es-PE"/>
-          <w14:ligatures w14:val="none"/>
-        </w:rPr>
-      </w:pPr>
-      <w:r>
-        <w:rPr>
-          <w:rFonts w:ascii="Times New Roman" w:eastAsia="Times New Roman" w:hAnsi="Times New Roman" w:cs="Times New Roman"/>
-          <w:kern w:val="0"/>
-          <w:sz w:val="24"/>
-          <w:szCs w:val="24"/>
-          <w:lang w:eastAsia="es-PE"/>
-          <w14:ligatures w14:val="none"/>
-        </w:rPr>
-        <w:t xml:space="preserve">Arrighi, Giovanni, and Beverly J. Silver, eds. 1999. </w:t>
+        <w:rPr>
+          <w:rFonts w:ascii="Times New Roman" w:eastAsia="Times New Roman" w:hAnsi="Times New Roman" w:cs="Times New Roman"/>
+          <w:kern w:val="0"/>
+          <w:sz w:val="24"/>
+          <w:szCs w:val="24"/>
+          <w:lang w:eastAsia="es-PE"/>
+          <w14:ligatures w14:val="none"/>
+        </w:rPr>
+      </w:pPr>
+      <w:r>
+        <w:rPr>
+          <w:rFonts w:ascii="Times New Roman" w:eastAsia="Times New Roman" w:hAnsi="Times New Roman" w:cs="Times New Roman"/>
+          <w:kern w:val="0"/>
+          <w:sz w:val="24"/>
+          <w:szCs w:val="24"/>
+          <w:lang w:eastAsia="es-PE"/>
+          <w14:ligatures w14:val="none"/>
+        </w:rPr>
+        <w:t xml:space="preserve">Arrighi, Giovanni, and Beverly J. Silver, eds. 1999, </w:t>
       </w:r>
       <w:r>
         <w:rPr>
@@ -6110,41 +6155,53 @@
         </w:rPr>
         <w:t>Chaos and Governance in the Modern World System</w:t>
       </w:r>
-      <w:r>
-        <w:rPr>
-          <w:rFonts w:ascii="Times New Roman" w:eastAsia="Times New Roman" w:hAnsi="Times New Roman" w:cs="Times New Roman"/>
-          <w:kern w:val="0"/>
-          <w:sz w:val="24"/>
-          <w:szCs w:val="24"/>
-          <w:lang w:eastAsia="es-PE"/>
-          <w14:ligatures w14:val="none"/>
-        </w:rPr>
-        <w:t>. Minneapolis: University of Minnesota Press.</w:t>
+      <w:proofErr w:type="gramStart"/>
+      <w:r>
+        <w:rPr>
+          <w:rFonts w:ascii="Times New Roman" w:eastAsia="Times New Roman" w:hAnsi="Times New Roman" w:cs="Times New Roman"/>
+          <w:kern w:val="0"/>
+          <w:sz w:val="24"/>
+          <w:szCs w:val="24"/>
+          <w:lang w:eastAsia="es-PE"/>
+          <w14:ligatures w14:val="none"/>
+        </w:rPr>
+        <w:t>, .</w:t>
+      </w:r>
+      <w:proofErr w:type="gramEnd"/>
+      <w:r>
+        <w:rPr>
+          <w:rFonts w:ascii="Times New Roman" w:eastAsia="Times New Roman" w:hAnsi="Times New Roman" w:cs="Times New Roman"/>
+          <w:kern w:val="0"/>
+          <w:sz w:val="24"/>
+          <w:szCs w:val="24"/>
+          <w:lang w:eastAsia="es-PE"/>
+          <w14:ligatures w14:val="none"/>
+        </w:rPr>
+        <w:t xml:space="preserve"> Contradictions of modernity 10, Minneapolis: University of Minnesota Press.</w:t>
       </w:r>
     </w:p>
     <w:p>
       <w:pPr>
         <w:spacing w:line="240" w:lineRule="auto"/>
-        <w:ind w:hanging="480"/>
-        <w:rPr>
-          <w:rFonts w:ascii="Times New Roman" w:eastAsia="Times New Roman" w:hAnsi="Times New Roman" w:cs="Times New Roman"/>
-          <w:kern w:val="0"/>
-          <w:sz w:val="24"/>
-          <w:szCs w:val="24"/>
-          <w:lang w:eastAsia="es-PE"/>
-          <w14:ligatures w14:val="none"/>
-        </w:rPr>
-      </w:pPr>
-      <w:r>
-        <w:rPr>
-          <w:rFonts w:ascii="Times New Roman" w:eastAsia="Times New Roman" w:hAnsi="Times New Roman" w:cs="Times New Roman"/>
-          <w:kern w:val="0"/>
-          <w:sz w:val="24"/>
-          <w:szCs w:val="24"/>
-          <w:lang w:eastAsia="es-PE"/>
-          <w14:ligatures w14:val="none"/>
-        </w:rPr>
-        <w:t xml:space="preserve">Bukharin, Nikolai. 1966. </w:t>
+        <w:rPr>
+          <w:rFonts w:ascii="Times New Roman" w:eastAsia="Times New Roman" w:hAnsi="Times New Roman" w:cs="Times New Roman"/>
+          <w:kern w:val="0"/>
+          <w:sz w:val="24"/>
+          <w:szCs w:val="24"/>
+          <w:lang w:eastAsia="es-PE"/>
+          <w14:ligatures w14:val="none"/>
+        </w:rPr>
+      </w:pPr>
+      <w:r>
+        <w:rPr>
+          <w:rFonts w:ascii="Times New Roman" w:eastAsia="Times New Roman" w:hAnsi="Times New Roman" w:cs="Times New Roman"/>
+          <w:kern w:val="0"/>
+          <w:sz w:val="24"/>
+          <w:szCs w:val="24"/>
+          <w:lang w:eastAsia="es-PE"/>
+          <w14:ligatures w14:val="none"/>
+        </w:rPr>
+        <w:t xml:space="preserve">Bukharin, Nikolai 1966, </w:t>
       </w:r>
       <w:r>
         <w:rPr>
@@ -6168,7 +6225,7 @@
           <w:lang w:eastAsia="es-PE"/>
           <w14:ligatures w14:val="none"/>
         </w:rPr>
-        <w:t>. 1</w:t>
+        <w:t>, 1</w:t>
       </w:r>
       <w:proofErr w:type="gramStart"/>
       <w:r>
@@ -6192,13 +6249,12 @@
           <w:lang w:eastAsia="es-PE"/>
           <w14:ligatures w14:val="none"/>
         </w:rPr>
-        <w:t xml:space="preserve"> ed. New York: Howard Fertig.</w:t>
+        <w:t xml:space="preserve"> ed., New York: Howard Fertig.</w:t>
       </w:r>
     </w:p>
     <w:p>
       <w:pPr>
         <w:spacing w:line="240" w:lineRule="auto"/>
-        <w:ind w:hanging="480"/>
         <w:rPr>
           <w:rFonts w:ascii="Times New Roman" w:eastAsia="Times New Roman" w:hAnsi="Times New Roman" w:cs="Times New Roman"/>
           <w:kern w:val="0"/>
@@ -6265,7 +6321,7 @@
           <w:lang w:eastAsia="es-PE"/>
           <w14:ligatures w14:val="none"/>
         </w:rPr>
-        <w:t xml:space="preserve"> Liu, Dina López, María A. Armienta, Luiz R. G. Guilherme, Alina Gomez Cuevas, Lorena Cornejo, Luis </w:t>
+        <w:t xml:space="preserve"> Liu, Dina López, María A. Armienta, Luiz R.G. Guilherme, Alina Gomez Cuevas, Lorena Cornejo, Luis </w:t>
       </w:r>
       <w:proofErr w:type="spellStart"/>
       <w:r>
@@ -6313,7 +6369,7 @@
           <w:lang w:eastAsia="es-PE"/>
           <w14:ligatures w14:val="none"/>
         </w:rPr>
-        <w:t xml:space="preserve">. 2011. “One Century of Arsenic Exposure in Latin America: A Review of History and Occurrence from 14 Countries.” </w:t>
+        <w:t xml:space="preserve"> 2011, ‘One century of arsenic exposure in Latin America: A review of history and occurrence from 14 countries’, </w:t>
       </w:r>
       <w:r>
         <w:rPr>
@@ -6337,63 +6393,22 @@
           <w:lang w:eastAsia="es-PE"/>
           <w14:ligatures w14:val="none"/>
         </w:rPr>
-        <w:t xml:space="preserve"> 429:2–35. </w:t>
-      </w:r>
-      <w:proofErr w:type="spellStart"/>
-      <w:r>
-        <w:rPr>
-          <w:rFonts w:ascii="Times New Roman" w:eastAsia="Times New Roman" w:hAnsi="Times New Roman" w:cs="Times New Roman"/>
-          <w:kern w:val="0"/>
-          <w:sz w:val="24"/>
-          <w:szCs w:val="24"/>
-          <w:lang w:eastAsia="es-PE"/>
-          <w14:ligatures w14:val="none"/>
-        </w:rPr>
-        <w:t>doi</w:t>
-      </w:r>
-      <w:proofErr w:type="spellEnd"/>
-      <w:r>
-        <w:rPr>
-          <w:rFonts w:ascii="Times New Roman" w:eastAsia="Times New Roman" w:hAnsi="Times New Roman" w:cs="Times New Roman"/>
-          <w:kern w:val="0"/>
-          <w:sz w:val="24"/>
-          <w:szCs w:val="24"/>
-          <w:lang w:eastAsia="es-PE"/>
-          <w14:ligatures w14:val="none"/>
-        </w:rPr>
-        <w:t xml:space="preserve">: </w:t>
-      </w:r>
-      <w:hyperlink r:id="rId17" w:history="1">
-        <w:r>
-          <w:rPr>
-            <w:rFonts w:ascii="Times New Roman" w:eastAsia="Times New Roman" w:hAnsi="Times New Roman" w:cs="Times New Roman"/>
-            <w:color w:val="0000FF"/>
-            <w:kern w:val="0"/>
-            <w:sz w:val="24"/>
-            <w:szCs w:val="24"/>
-            <w:u w:val="single"/>
-            <w:lang w:eastAsia="es-PE"/>
-            <w14:ligatures w14:val="none"/>
-          </w:rPr>
-          <w:t>10.1016/j.scitotenv.2011.06.024</w:t>
-        </w:r>
-      </w:hyperlink>
-      <w:r>
-        <w:rPr>
-          <w:rFonts w:ascii="Times New Roman" w:eastAsia="Times New Roman" w:hAnsi="Times New Roman" w:cs="Times New Roman"/>
-          <w:kern w:val="0"/>
-          <w:sz w:val="24"/>
-          <w:szCs w:val="24"/>
-          <w:lang w:eastAsia="es-PE"/>
-          <w14:ligatures w14:val="none"/>
-        </w:rPr>
-        <w:t>.</w:t>
+        <w:t>, 429, 2–35.</w:t>
       </w:r>
     </w:p>
     <w:p>
       <w:pPr>
         <w:spacing w:line="240" w:lineRule="auto"/>
-        <w:ind w:hanging="480"/>
+        <w:rPr>
+          <w:rFonts w:ascii="Times New Roman" w:eastAsia="Times New Roman" w:hAnsi="Times New Roman" w:cs="Times New Roman"/>
+          <w:kern w:val="0"/>
+          <w:sz w:val="24"/>
+          <w:szCs w:val="24"/>
+          <w:lang w:eastAsia="es-PE"/>
+          <w14:ligatures w14:val="none"/>
+        </w:rPr>
+      </w:pPr>
+      <w:r>
         <w:rPr>
           <w:rFonts w:ascii="Times New Roman" w:eastAsia="Times New Roman" w:hAnsi="Times New Roman" w:cs="Times New Roman"/>
           <w:kern w:val="0"/>
@@ -6402,28 +6417,7 @@
           <w:lang w:val="es-PE" w:eastAsia="es-PE"/>
           <w14:ligatures w14:val="none"/>
         </w:rPr>
-      </w:pPr>
-      <w:r>
-        <w:rPr>
-          <w:rFonts w:ascii="Times New Roman" w:eastAsia="Times New Roman" w:hAnsi="Times New Roman" w:cs="Times New Roman"/>
-          <w:kern w:val="0"/>
-          <w:sz w:val="24"/>
-          <w:szCs w:val="24"/>
-          <w:lang w:eastAsia="es-PE"/>
-          <w14:ligatures w14:val="none"/>
-        </w:rPr>
-        <w:t xml:space="preserve">Cueva, Agustín. </w:t>
-      </w:r>
-      <w:r>
-        <w:rPr>
-          <w:rFonts w:ascii="Times New Roman" w:eastAsia="Times New Roman" w:hAnsi="Times New Roman" w:cs="Times New Roman"/>
-          <w:kern w:val="0"/>
-          <w:sz w:val="24"/>
-          <w:szCs w:val="24"/>
-          <w:lang w:val="es-PE" w:eastAsia="es-PE"/>
-          <w14:ligatures w14:val="none"/>
-        </w:rPr>
-        <w:t xml:space="preserve">1999. </w:t>
+        <w:t xml:space="preserve">Cueva, Agustín 1999, </w:t>
       </w:r>
       <w:r>
         <w:rPr>
@@ -6447,7 +6441,7 @@
           <w:lang w:val="es-PE" w:eastAsia="es-PE"/>
           <w14:ligatures w14:val="none"/>
         </w:rPr>
-        <w:t xml:space="preserve">. 17. ed. </w:t>
+        <w:t xml:space="preserve">, 17. ed. </w:t>
       </w:r>
       <w:proofErr w:type="spellStart"/>
       <w:r>
@@ -6471,43 +6465,114 @@
           <w:lang w:val="es-PE" w:eastAsia="es-PE"/>
           <w14:ligatures w14:val="none"/>
         </w:rPr>
-        <w:t>. México, D.F: Siglo Veintiuno Ed.</w:t>
+        <w:t>.</w:t>
+      </w:r>
+      <w:proofErr w:type="gramStart"/>
+      <w:r>
+        <w:rPr>
+          <w:rFonts w:ascii="Times New Roman" w:eastAsia="Times New Roman" w:hAnsi="Times New Roman" w:cs="Times New Roman"/>
+          <w:kern w:val="0"/>
+          <w:sz w:val="24"/>
+          <w:szCs w:val="24"/>
+          <w:lang w:val="es-PE" w:eastAsia="es-PE"/>
+          <w14:ligatures w14:val="none"/>
+        </w:rPr>
+        <w:t>, .</w:t>
+      </w:r>
+      <w:proofErr w:type="gramEnd"/>
+      <w:r>
+        <w:rPr>
+          <w:rFonts w:ascii="Times New Roman" w:eastAsia="Times New Roman" w:hAnsi="Times New Roman" w:cs="Times New Roman"/>
+          <w:kern w:val="0"/>
+          <w:sz w:val="24"/>
+          <w:szCs w:val="24"/>
+          <w:lang w:val="es-PE" w:eastAsia="es-PE"/>
+          <w14:ligatures w14:val="none"/>
+        </w:rPr>
+        <w:t xml:space="preserve"> </w:t>
+      </w:r>
+      <w:r>
+        <w:rPr>
+          <w:rFonts w:ascii="Times New Roman" w:eastAsia="Times New Roman" w:hAnsi="Times New Roman" w:cs="Times New Roman"/>
+          <w:kern w:val="0"/>
+          <w:sz w:val="24"/>
+          <w:szCs w:val="24"/>
+          <w:lang w:eastAsia="es-PE"/>
+          <w14:ligatures w14:val="none"/>
+        </w:rPr>
+        <w:t xml:space="preserve">Historia, México, D.F: </w:t>
+      </w:r>
+      <w:proofErr w:type="spellStart"/>
+      <w:r>
+        <w:rPr>
+          <w:rFonts w:ascii="Times New Roman" w:eastAsia="Times New Roman" w:hAnsi="Times New Roman" w:cs="Times New Roman"/>
+          <w:kern w:val="0"/>
+          <w:sz w:val="24"/>
+          <w:szCs w:val="24"/>
+          <w:lang w:eastAsia="es-PE"/>
+          <w14:ligatures w14:val="none"/>
+        </w:rPr>
+        <w:t>Siglo</w:t>
+      </w:r>
+      <w:proofErr w:type="spellEnd"/>
+      <w:r>
+        <w:rPr>
+          <w:rFonts w:ascii="Times New Roman" w:eastAsia="Times New Roman" w:hAnsi="Times New Roman" w:cs="Times New Roman"/>
+          <w:kern w:val="0"/>
+          <w:sz w:val="24"/>
+          <w:szCs w:val="24"/>
+          <w:lang w:eastAsia="es-PE"/>
+          <w14:ligatures w14:val="none"/>
+        </w:rPr>
+        <w:t xml:space="preserve"> </w:t>
+      </w:r>
+      <w:proofErr w:type="spellStart"/>
+      <w:r>
+        <w:rPr>
+          <w:rFonts w:ascii="Times New Roman" w:eastAsia="Times New Roman" w:hAnsi="Times New Roman" w:cs="Times New Roman"/>
+          <w:kern w:val="0"/>
+          <w:sz w:val="24"/>
+          <w:szCs w:val="24"/>
+          <w:lang w:eastAsia="es-PE"/>
+          <w14:ligatures w14:val="none"/>
+        </w:rPr>
+        <w:t>Veintiuno</w:t>
+      </w:r>
+      <w:proofErr w:type="spellEnd"/>
+      <w:r>
+        <w:rPr>
+          <w:rFonts w:ascii="Times New Roman" w:eastAsia="Times New Roman" w:hAnsi="Times New Roman" w:cs="Times New Roman"/>
+          <w:kern w:val="0"/>
+          <w:sz w:val="24"/>
+          <w:szCs w:val="24"/>
+          <w:lang w:eastAsia="es-PE"/>
+          <w14:ligatures w14:val="none"/>
+        </w:rPr>
+        <w:t xml:space="preserve"> Ed.</w:t>
       </w:r>
     </w:p>
     <w:p>
       <w:pPr>
         <w:spacing w:line="240" w:lineRule="auto"/>
-        <w:ind w:hanging="480"/>
-        <w:rPr>
-          <w:rFonts w:ascii="Times New Roman" w:eastAsia="Times New Roman" w:hAnsi="Times New Roman" w:cs="Times New Roman"/>
-          <w:kern w:val="0"/>
-          <w:sz w:val="24"/>
-          <w:szCs w:val="24"/>
-          <w:lang w:eastAsia="es-PE"/>
-          <w14:ligatures w14:val="none"/>
-        </w:rPr>
-      </w:pPr>
-      <w:r>
-        <w:rPr>
-          <w:rFonts w:ascii="Times New Roman" w:eastAsia="Times New Roman" w:hAnsi="Times New Roman" w:cs="Times New Roman"/>
-          <w:kern w:val="0"/>
-          <w:sz w:val="24"/>
-          <w:szCs w:val="24"/>
-          <w:lang w:val="es-PE" w:eastAsia="es-PE"/>
-          <w14:ligatures w14:val="none"/>
-        </w:rPr>
-        <w:t xml:space="preserve">De La Cadena, Marisol. </w:t>
-      </w:r>
-      <w:r>
-        <w:rPr>
-          <w:rFonts w:ascii="Times New Roman" w:eastAsia="Times New Roman" w:hAnsi="Times New Roman" w:cs="Times New Roman"/>
-          <w:kern w:val="0"/>
-          <w:sz w:val="24"/>
-          <w:szCs w:val="24"/>
-          <w:lang w:eastAsia="es-PE"/>
-          <w14:ligatures w14:val="none"/>
-        </w:rPr>
-        <w:t xml:space="preserve">2005. “The Production of Other Knowledges and Its Tensions: From </w:t>
+        <w:rPr>
+          <w:rFonts w:ascii="Times New Roman" w:eastAsia="Times New Roman" w:hAnsi="Times New Roman" w:cs="Times New Roman"/>
+          <w:kern w:val="0"/>
+          <w:sz w:val="24"/>
+          <w:szCs w:val="24"/>
+          <w:lang w:eastAsia="es-PE"/>
+          <w14:ligatures w14:val="none"/>
+        </w:rPr>
+      </w:pPr>
+      <w:r>
+        <w:rPr>
+          <w:rFonts w:ascii="Times New Roman" w:eastAsia="Times New Roman" w:hAnsi="Times New Roman" w:cs="Times New Roman"/>
+          <w:kern w:val="0"/>
+          <w:sz w:val="24"/>
+          <w:szCs w:val="24"/>
+          <w:lang w:eastAsia="es-PE"/>
+          <w14:ligatures w14:val="none"/>
+        </w:rPr>
+        <w:t xml:space="preserve">De La Cadena, Marisol 2005, ‘The production of other knowledges and its tensions: From </w:t>
       </w:r>
       <w:proofErr w:type="spellStart"/>
       <w:r>
@@ -6555,7 +6620,7 @@
           <w:lang w:eastAsia="es-PE"/>
           <w14:ligatures w14:val="none"/>
         </w:rPr>
-        <w:t xml:space="preserve">?” </w:t>
+        <w:t xml:space="preserve">?’, </w:t>
       </w:r>
       <w:r>
         <w:rPr>
@@ -6579,32 +6644,31 @@
           <w:lang w:eastAsia="es-PE"/>
           <w14:ligatures w14:val="none"/>
         </w:rPr>
-        <w:t xml:space="preserve"> (1):13–33.</w:t>
+        <w:t>, (1), 13–33.</w:t>
       </w:r>
     </w:p>
     <w:p>
       <w:pPr>
         <w:spacing w:line="240" w:lineRule="auto"/>
-        <w:ind w:hanging="480"/>
-        <w:rPr>
-          <w:rFonts w:ascii="Times New Roman" w:eastAsia="Times New Roman" w:hAnsi="Times New Roman" w:cs="Times New Roman"/>
-          <w:kern w:val="0"/>
-          <w:sz w:val="24"/>
-          <w:szCs w:val="24"/>
-          <w:lang w:eastAsia="es-PE"/>
-          <w14:ligatures w14:val="none"/>
-        </w:rPr>
-      </w:pPr>
-      <w:r>
-        <w:rPr>
-          <w:rFonts w:ascii="Times New Roman" w:eastAsia="Times New Roman" w:hAnsi="Times New Roman" w:cs="Times New Roman"/>
-          <w:kern w:val="0"/>
-          <w:sz w:val="24"/>
-          <w:szCs w:val="24"/>
-          <w:lang w:eastAsia="es-PE"/>
-          <w14:ligatures w14:val="none"/>
-        </w:rPr>
-        <w:t xml:space="preserve">De La Cadena, Marisol. 2010. “Indigenous Cosmopolitics in the Andes: Conceptual Reflections beyond ‘Politics.’” </w:t>
+        <w:rPr>
+          <w:rFonts w:ascii="Times New Roman" w:eastAsia="Times New Roman" w:hAnsi="Times New Roman" w:cs="Times New Roman"/>
+          <w:kern w:val="0"/>
+          <w:sz w:val="24"/>
+          <w:szCs w:val="24"/>
+          <w:lang w:eastAsia="es-PE"/>
+          <w14:ligatures w14:val="none"/>
+        </w:rPr>
+      </w:pPr>
+      <w:r>
+        <w:rPr>
+          <w:rFonts w:ascii="Times New Roman" w:eastAsia="Times New Roman" w:hAnsi="Times New Roman" w:cs="Times New Roman"/>
+          <w:kern w:val="0"/>
+          <w:sz w:val="24"/>
+          <w:szCs w:val="24"/>
+          <w:lang w:eastAsia="es-PE"/>
+          <w14:ligatures w14:val="none"/>
+        </w:rPr>
+        <w:t xml:space="preserve">——— 2010, ‘Indigenous Cosmopolitics in the Andes: Conceptual Reflections beyond “Politics”’, </w:t>
       </w:r>
       <w:r>
         <w:rPr>
@@ -6628,97 +6692,31 @@
           <w:lang w:eastAsia="es-PE"/>
           <w14:ligatures w14:val="none"/>
         </w:rPr>
-        <w:t xml:space="preserve"> 25(2):334–70. </w:t>
-      </w:r>
-      <w:proofErr w:type="spellStart"/>
-      <w:r>
-        <w:rPr>
-          <w:rFonts w:ascii="Times New Roman" w:eastAsia="Times New Roman" w:hAnsi="Times New Roman" w:cs="Times New Roman"/>
-          <w:kern w:val="0"/>
-          <w:sz w:val="24"/>
-          <w:szCs w:val="24"/>
-          <w:lang w:eastAsia="es-PE"/>
-          <w14:ligatures w14:val="none"/>
-        </w:rPr>
-        <w:t>doi</w:t>
-      </w:r>
-      <w:proofErr w:type="spellEnd"/>
-      <w:r>
-        <w:rPr>
-          <w:rFonts w:ascii="Times New Roman" w:eastAsia="Times New Roman" w:hAnsi="Times New Roman" w:cs="Times New Roman"/>
-          <w:kern w:val="0"/>
-          <w:sz w:val="24"/>
-          <w:szCs w:val="24"/>
-          <w:lang w:eastAsia="es-PE"/>
-          <w14:ligatures w14:val="none"/>
-        </w:rPr>
-        <w:t xml:space="preserve">: </w:t>
-      </w:r>
-      <w:hyperlink r:id="rId18" w:history="1">
-        <w:r>
-          <w:rPr>
-            <w:rFonts w:ascii="Times New Roman" w:eastAsia="Times New Roman" w:hAnsi="Times New Roman" w:cs="Times New Roman"/>
-            <w:color w:val="0000FF"/>
-            <w:kern w:val="0"/>
-            <w:sz w:val="24"/>
-            <w:szCs w:val="24"/>
-            <w:u w:val="single"/>
-            <w:lang w:eastAsia="es-PE"/>
-            <w14:ligatures w14:val="none"/>
-          </w:rPr>
-          <w:t>10.1111/j.1548-1360.</w:t>
-        </w:r>
-        <w:proofErr w:type="gramStart"/>
-        <w:r>
-          <w:rPr>
-            <w:rFonts w:ascii="Times New Roman" w:eastAsia="Times New Roman" w:hAnsi="Times New Roman" w:cs="Times New Roman"/>
-            <w:color w:val="0000FF"/>
-            <w:kern w:val="0"/>
-            <w:sz w:val="24"/>
-            <w:szCs w:val="24"/>
-            <w:u w:val="single"/>
-            <w:lang w:eastAsia="es-PE"/>
-            <w14:ligatures w14:val="none"/>
-          </w:rPr>
-          <w:t>2010.01061.x</w:t>
-        </w:r>
-        <w:proofErr w:type="gramEnd"/>
-      </w:hyperlink>
-      <w:r>
-        <w:rPr>
-          <w:rFonts w:ascii="Times New Roman" w:eastAsia="Times New Roman" w:hAnsi="Times New Roman" w:cs="Times New Roman"/>
-          <w:kern w:val="0"/>
-          <w:sz w:val="24"/>
-          <w:szCs w:val="24"/>
-          <w:lang w:eastAsia="es-PE"/>
-          <w14:ligatures w14:val="none"/>
-        </w:rPr>
-        <w:t>.</w:t>
+        <w:t>, 25(2), 334–70.</w:t>
       </w:r>
     </w:p>
     <w:p>
       <w:pPr>
         <w:spacing w:line="240" w:lineRule="auto"/>
-        <w:ind w:hanging="480"/>
-        <w:rPr>
-          <w:rFonts w:ascii="Times New Roman" w:eastAsia="Times New Roman" w:hAnsi="Times New Roman" w:cs="Times New Roman"/>
-          <w:kern w:val="0"/>
-          <w:sz w:val="24"/>
-          <w:szCs w:val="24"/>
-          <w:lang w:eastAsia="es-PE"/>
-          <w14:ligatures w14:val="none"/>
-        </w:rPr>
-      </w:pPr>
-      <w:r>
-        <w:rPr>
-          <w:rFonts w:ascii="Times New Roman" w:eastAsia="Times New Roman" w:hAnsi="Times New Roman" w:cs="Times New Roman"/>
-          <w:kern w:val="0"/>
-          <w:sz w:val="24"/>
-          <w:szCs w:val="24"/>
-          <w:lang w:eastAsia="es-PE"/>
-          <w14:ligatures w14:val="none"/>
-        </w:rPr>
-        <w:t xml:space="preserve">Flores Galindo, Alberto. 2010. </w:t>
+        <w:rPr>
+          <w:rFonts w:ascii="Times New Roman" w:eastAsia="Times New Roman" w:hAnsi="Times New Roman" w:cs="Times New Roman"/>
+          <w:kern w:val="0"/>
+          <w:sz w:val="24"/>
+          <w:szCs w:val="24"/>
+          <w:lang w:eastAsia="es-PE"/>
+          <w14:ligatures w14:val="none"/>
+        </w:rPr>
+      </w:pPr>
+      <w:r>
+        <w:rPr>
+          <w:rFonts w:ascii="Times New Roman" w:eastAsia="Times New Roman" w:hAnsi="Times New Roman" w:cs="Times New Roman"/>
+          <w:kern w:val="0"/>
+          <w:sz w:val="24"/>
+          <w:szCs w:val="24"/>
+          <w:lang w:eastAsia="es-PE"/>
+          <w14:ligatures w14:val="none"/>
+        </w:rPr>
+        <w:t xml:space="preserve">Flores Galindo, Alberto. 2010, </w:t>
       </w:r>
       <w:r>
         <w:rPr>
@@ -6770,13 +6768,82 @@
           <w:lang w:eastAsia="es-PE"/>
           <w14:ligatures w14:val="none"/>
         </w:rPr>
-        <w:t>. edited by C. Aguirre, C. F. Walker, and Willie. Hiatt. New York: Cambridge University Press.</w:t>
+        <w:t xml:space="preserve">, Ed. </w:t>
+      </w:r>
+      <w:r>
+        <w:rPr>
+          <w:rFonts w:ascii="Times New Roman" w:eastAsia="Times New Roman" w:hAnsi="Times New Roman" w:cs="Times New Roman"/>
+          <w:kern w:val="0"/>
+          <w:sz w:val="24"/>
+          <w:szCs w:val="24"/>
+          <w:lang w:val="es-PE" w:eastAsia="es-PE"/>
+          <w14:ligatures w14:val="none"/>
+        </w:rPr>
+        <w:t xml:space="preserve">Carlos Aguirre, Charles F. Walker, and </w:t>
+      </w:r>
+      <w:proofErr w:type="spellStart"/>
+      <w:r>
+        <w:rPr>
+          <w:rFonts w:ascii="Times New Roman" w:eastAsia="Times New Roman" w:hAnsi="Times New Roman" w:cs="Times New Roman"/>
+          <w:kern w:val="0"/>
+          <w:sz w:val="24"/>
+          <w:szCs w:val="24"/>
+          <w:lang w:val="es-PE" w:eastAsia="es-PE"/>
+          <w14:ligatures w14:val="none"/>
+        </w:rPr>
+        <w:t>Willie</w:t>
+      </w:r>
+      <w:proofErr w:type="spellEnd"/>
+      <w:r>
+        <w:rPr>
+          <w:rFonts w:ascii="Times New Roman" w:eastAsia="Times New Roman" w:hAnsi="Times New Roman" w:cs="Times New Roman"/>
+          <w:kern w:val="0"/>
+          <w:sz w:val="24"/>
+          <w:szCs w:val="24"/>
+          <w:lang w:val="es-PE" w:eastAsia="es-PE"/>
+          <w14:ligatures w14:val="none"/>
+        </w:rPr>
+        <w:t xml:space="preserve">. </w:t>
+      </w:r>
+      <w:r>
+        <w:rPr>
+          <w:rFonts w:ascii="Times New Roman" w:eastAsia="Times New Roman" w:hAnsi="Times New Roman" w:cs="Times New Roman"/>
+          <w:kern w:val="0"/>
+          <w:sz w:val="24"/>
+          <w:szCs w:val="24"/>
+          <w:lang w:eastAsia="es-PE"/>
+          <w14:ligatures w14:val="none"/>
+        </w:rPr>
+        <w:t>Hiatt</w:t>
+      </w:r>
+      <w:proofErr w:type="gramStart"/>
+      <w:r>
+        <w:rPr>
+          <w:rFonts w:ascii="Times New Roman" w:eastAsia="Times New Roman" w:hAnsi="Times New Roman" w:cs="Times New Roman"/>
+          <w:kern w:val="0"/>
+          <w:sz w:val="24"/>
+          <w:szCs w:val="24"/>
+          <w:lang w:eastAsia="es-PE"/>
+          <w14:ligatures w14:val="none"/>
+        </w:rPr>
+        <w:t>, .</w:t>
+      </w:r>
+      <w:proofErr w:type="gramEnd"/>
+      <w:r>
+        <w:rPr>
+          <w:rFonts w:ascii="Times New Roman" w:eastAsia="Times New Roman" w:hAnsi="Times New Roman" w:cs="Times New Roman"/>
+          <w:kern w:val="0"/>
+          <w:sz w:val="24"/>
+          <w:szCs w:val="24"/>
+          <w:lang w:eastAsia="es-PE"/>
+          <w14:ligatures w14:val="none"/>
+        </w:rPr>
+        <w:t xml:space="preserve"> New approaches to the Americas., New York: Cambridge University Press.</w:t>
       </w:r>
     </w:p>
     <w:p>
       <w:pPr>
         <w:spacing w:line="240" w:lineRule="auto"/>
-        <w:ind w:hanging="480"/>
         <w:rPr>
           <w:rFonts w:ascii="Times New Roman" w:eastAsia="Times New Roman" w:hAnsi="Times New Roman" w:cs="Times New Roman"/>
           <w:kern w:val="0"/>
@@ -6792,21 +6859,10 @@
           <w:kern w:val="0"/>
           <w:sz w:val="24"/>
           <w:szCs w:val="24"/>
-          <w:lang w:eastAsia="es-PE"/>
-          <w14:ligatures w14:val="none"/>
-        </w:rPr>
-        <w:t xml:space="preserve">Iza, Leónidas, Andrés Tapia, and Andrés Madrid. </w:t>
-      </w:r>
-      <w:r>
-        <w:rPr>
-          <w:rFonts w:ascii="Times New Roman" w:eastAsia="Times New Roman" w:hAnsi="Times New Roman" w:cs="Times New Roman"/>
-          <w:kern w:val="0"/>
-          <w:sz w:val="24"/>
-          <w:szCs w:val="24"/>
           <w:lang w:val="es-PE" w:eastAsia="es-PE"/>
           <w14:ligatures w14:val="none"/>
         </w:rPr>
-        <w:t xml:space="preserve">2020. </w:t>
+        <w:t xml:space="preserve">Iza, Leónidas, Andrés Tapia, and Andrés Madrid 2020, </w:t>
       </w:r>
       <w:r>
         <w:rPr>
@@ -6830,7 +6886,7 @@
           <w:lang w:val="es-PE" w:eastAsia="es-PE"/>
           <w14:ligatures w14:val="none"/>
         </w:rPr>
-        <w:t xml:space="preserve">. 1. ed. Quito: Red </w:t>
+        <w:t xml:space="preserve">, 1. ed., Quito: Red </w:t>
       </w:r>
       <w:proofErr w:type="spellStart"/>
       <w:r>
@@ -6860,17 +6916,6 @@
     <w:p>
       <w:pPr>
         <w:spacing w:line="240" w:lineRule="auto"/>
-        <w:ind w:hanging="480"/>
-        <w:rPr>
-          <w:rFonts w:ascii="Times New Roman" w:eastAsia="Times New Roman" w:hAnsi="Times New Roman" w:cs="Times New Roman"/>
-          <w:kern w:val="0"/>
-          <w:sz w:val="24"/>
-          <w:szCs w:val="24"/>
-          <w:lang w:eastAsia="es-PE"/>
-          <w14:ligatures w14:val="none"/>
-        </w:rPr>
-      </w:pPr>
-      <w:r>
         <w:rPr>
           <w:rFonts w:ascii="Times New Roman" w:eastAsia="Times New Roman" w:hAnsi="Times New Roman" w:cs="Times New Roman"/>
           <w:kern w:val="0"/>
@@ -6879,9 +6924,7 @@
           <w:lang w:val="es-PE" w:eastAsia="es-PE"/>
           <w14:ligatures w14:val="none"/>
         </w:rPr>
-        <w:t xml:space="preserve">Jiménez, Sol Pérez. 2020. “Grupo México: Epítome de La Deshumanización y La Barbarie Del </w:t>
-      </w:r>
-      <w:proofErr w:type="spellStart"/>
+      </w:pPr>
       <w:r>
         <w:rPr>
           <w:rFonts w:ascii="Times New Roman" w:eastAsia="Times New Roman" w:hAnsi="Times New Roman" w:cs="Times New Roman"/>
@@ -6891,21 +6934,8 @@
           <w:lang w:val="es-PE" w:eastAsia="es-PE"/>
           <w14:ligatures w14:val="none"/>
         </w:rPr>
-        <w:t>Extractivismo</w:t>
-      </w:r>
-      <w:proofErr w:type="spellEnd"/>
-      <w:r>
-        <w:rPr>
-          <w:rFonts w:ascii="Times New Roman" w:eastAsia="Times New Roman" w:hAnsi="Times New Roman" w:cs="Times New Roman"/>
-          <w:kern w:val="0"/>
-          <w:sz w:val="24"/>
-          <w:szCs w:val="24"/>
-          <w:lang w:val="es-PE" w:eastAsia="es-PE"/>
-          <w14:ligatures w14:val="none"/>
-        </w:rPr>
-        <w:t xml:space="preserve">.” </w:t>
-      </w:r>
-      <w:proofErr w:type="spellStart"/>
+        <w:t xml:space="preserve">Jiménez, Sol Pérez 2020, ‘Grupo México: Epítome de la deshumanización y la barbarie del extractivismo’, </w:t>
+      </w:r>
       <w:r>
         <w:rPr>
           <w:rFonts w:ascii="Times New Roman" w:eastAsia="Times New Roman" w:hAnsi="Times New Roman" w:cs="Times New Roman"/>
@@ -6914,12 +6944,46 @@
           <w:kern w:val="0"/>
           <w:sz w:val="24"/>
           <w:szCs w:val="24"/>
-          <w:lang w:eastAsia="es-PE"/>
-          <w14:ligatures w14:val="none"/>
-        </w:rPr>
-        <w:t>Ecología</w:t>
-      </w:r>
-      <w:proofErr w:type="spellEnd"/>
+          <w:lang w:val="es-PE" w:eastAsia="es-PE"/>
+          <w14:ligatures w14:val="none"/>
+        </w:rPr>
+        <w:t>Ecología Política</w:t>
+      </w:r>
+      <w:r>
+        <w:rPr>
+          <w:rFonts w:ascii="Times New Roman" w:eastAsia="Times New Roman" w:hAnsi="Times New Roman" w:cs="Times New Roman"/>
+          <w:kern w:val="0"/>
+          <w:sz w:val="24"/>
+          <w:szCs w:val="24"/>
+          <w:lang w:val="es-PE" w:eastAsia="es-PE"/>
+          <w14:ligatures w14:val="none"/>
+        </w:rPr>
+        <w:t>, (60), 24–32.</w:t>
+      </w:r>
+    </w:p>
+    <w:p>
+      <w:pPr>
+        <w:spacing w:line="240" w:lineRule="auto"/>
+        <w:rPr>
+          <w:rFonts w:ascii="Times New Roman" w:eastAsia="Times New Roman" w:hAnsi="Times New Roman" w:cs="Times New Roman"/>
+          <w:kern w:val="0"/>
+          <w:sz w:val="24"/>
+          <w:szCs w:val="24"/>
+          <w:lang w:eastAsia="es-PE"/>
+          <w14:ligatures w14:val="none"/>
+        </w:rPr>
+      </w:pPr>
+      <w:r>
+        <w:rPr>
+          <w:rFonts w:ascii="Times New Roman" w:eastAsia="Times New Roman" w:hAnsi="Times New Roman" w:cs="Times New Roman"/>
+          <w:kern w:val="0"/>
+          <w:sz w:val="24"/>
+          <w:szCs w:val="24"/>
+          <w:lang w:eastAsia="es-PE"/>
+          <w14:ligatures w14:val="none"/>
+        </w:rPr>
+        <w:t xml:space="preserve">Lenin, V. I. 1914, ‘Conspectus of Hegel’s book The Science of Logic’, in </w:t>
+      </w:r>
       <w:r>
         <w:rPr>
           <w:rFonts w:ascii="Times New Roman" w:eastAsia="Times New Roman" w:hAnsi="Times New Roman" w:cs="Times New Roman"/>
@@ -6931,67 +6995,42 @@
           <w:lang w:eastAsia="es-PE"/>
           <w14:ligatures w14:val="none"/>
         </w:rPr>
-        <w:t xml:space="preserve"> Política</w:t>
-      </w:r>
-      <w:r>
-        <w:rPr>
-          <w:rFonts w:ascii="Times New Roman" w:eastAsia="Times New Roman" w:hAnsi="Times New Roman" w:cs="Times New Roman"/>
-          <w:kern w:val="0"/>
-          <w:sz w:val="24"/>
-          <w:szCs w:val="24"/>
-          <w:lang w:eastAsia="es-PE"/>
-          <w14:ligatures w14:val="none"/>
-        </w:rPr>
-        <w:t xml:space="preserve"> (60):24–32.</w:t>
+        <w:t>V. I. Lenin Collected Works. Philosophical Notebooks</w:t>
+      </w:r>
+      <w:r>
+        <w:rPr>
+          <w:rFonts w:ascii="Times New Roman" w:eastAsia="Times New Roman" w:hAnsi="Times New Roman" w:cs="Times New Roman"/>
+          <w:kern w:val="0"/>
+          <w:sz w:val="24"/>
+          <w:szCs w:val="24"/>
+          <w:lang w:eastAsia="es-PE"/>
+          <w14:ligatures w14:val="none"/>
+        </w:rPr>
+        <w:t>, Moscow: Progress Publishers.</w:t>
       </w:r>
     </w:p>
     <w:p>
       <w:pPr>
         <w:spacing w:line="240" w:lineRule="auto"/>
-        <w:ind w:hanging="480"/>
-        <w:rPr>
-          <w:rFonts w:ascii="Times New Roman" w:eastAsia="Times New Roman" w:hAnsi="Times New Roman" w:cs="Times New Roman"/>
-          <w:kern w:val="0"/>
-          <w:sz w:val="24"/>
-          <w:szCs w:val="24"/>
-          <w:lang w:eastAsia="es-PE"/>
-          <w14:ligatures w14:val="none"/>
-        </w:rPr>
-      </w:pPr>
-      <w:r>
-        <w:rPr>
-          <w:rFonts w:ascii="Times New Roman" w:eastAsia="Times New Roman" w:hAnsi="Times New Roman" w:cs="Times New Roman"/>
-          <w:kern w:val="0"/>
-          <w:sz w:val="24"/>
-          <w:szCs w:val="24"/>
-          <w:lang w:eastAsia="es-PE"/>
-          <w14:ligatures w14:val="none"/>
-        </w:rPr>
-        <w:t xml:space="preserve">Lenin, V. I. 1914. “Conspectus of Hegel’s Book </w:t>
-      </w:r>
-      <w:proofErr w:type="gramStart"/>
-      <w:r>
-        <w:rPr>
-          <w:rFonts w:ascii="Times New Roman" w:eastAsia="Times New Roman" w:hAnsi="Times New Roman" w:cs="Times New Roman"/>
-          <w:kern w:val="0"/>
-          <w:sz w:val="24"/>
-          <w:szCs w:val="24"/>
-          <w:lang w:eastAsia="es-PE"/>
-          <w14:ligatures w14:val="none"/>
-        </w:rPr>
-        <w:t>The</w:t>
-      </w:r>
-      <w:proofErr w:type="gramEnd"/>
-      <w:r>
-        <w:rPr>
-          <w:rFonts w:ascii="Times New Roman" w:eastAsia="Times New Roman" w:hAnsi="Times New Roman" w:cs="Times New Roman"/>
-          <w:kern w:val="0"/>
-          <w:sz w:val="24"/>
-          <w:szCs w:val="24"/>
-          <w:lang w:eastAsia="es-PE"/>
-          <w14:ligatures w14:val="none"/>
-        </w:rPr>
-        <w:t xml:space="preserve"> Science of Logic.” Pp. 85–241 in </w:t>
+        <w:rPr>
+          <w:rFonts w:ascii="Times New Roman" w:eastAsia="Times New Roman" w:hAnsi="Times New Roman" w:cs="Times New Roman"/>
+          <w:kern w:val="0"/>
+          <w:sz w:val="24"/>
+          <w:szCs w:val="24"/>
+          <w:lang w:eastAsia="es-PE"/>
+          <w14:ligatures w14:val="none"/>
+        </w:rPr>
+      </w:pPr>
+      <w:r>
+        <w:rPr>
+          <w:rFonts w:ascii="Times New Roman" w:eastAsia="Times New Roman" w:hAnsi="Times New Roman" w:cs="Times New Roman"/>
+          <w:kern w:val="0"/>
+          <w:sz w:val="24"/>
+          <w:szCs w:val="24"/>
+          <w:lang w:eastAsia="es-PE"/>
+          <w14:ligatures w14:val="none"/>
+        </w:rPr>
+        <w:t xml:space="preserve">——— 1964, ‘Imperialism, the highest stage of capitalism. A popular outline’, in </w:t>
       </w:r>
       <w:r>
         <w:rPr>
@@ -7004,30 +7043,29 @@
           <w:lang w:eastAsia="es-PE"/>
           <w14:ligatures w14:val="none"/>
         </w:rPr>
-        <w:t>V. I. Lenin Collected Works. Philosophical Notebooks</w:t>
-      </w:r>
-      <w:r>
-        <w:rPr>
-          <w:rFonts w:ascii="Times New Roman" w:eastAsia="Times New Roman" w:hAnsi="Times New Roman" w:cs="Times New Roman"/>
-          <w:kern w:val="0"/>
-          <w:sz w:val="24"/>
-          <w:szCs w:val="24"/>
-          <w:lang w:eastAsia="es-PE"/>
-          <w14:ligatures w14:val="none"/>
-        </w:rPr>
-        <w:t>. Vol. 38. Moscow: Progress Publishers.</w:t>
+        <w:t>V. I. Lenin Collected Works. December 1915 - July 1916</w:t>
+      </w:r>
+      <w:r>
+        <w:rPr>
+          <w:rFonts w:ascii="Times New Roman" w:eastAsia="Times New Roman" w:hAnsi="Times New Roman" w:cs="Times New Roman"/>
+          <w:kern w:val="0"/>
+          <w:sz w:val="24"/>
+          <w:szCs w:val="24"/>
+          <w:lang w:eastAsia="es-PE"/>
+          <w14:ligatures w14:val="none"/>
+        </w:rPr>
+        <w:t>, Moscow: Progress Publishers.</w:t>
       </w:r>
     </w:p>
     <w:p>
       <w:pPr>
         <w:spacing w:line="240" w:lineRule="auto"/>
-        <w:ind w:hanging="480"/>
-        <w:rPr>
-          <w:rFonts w:ascii="Times New Roman" w:eastAsia="Times New Roman" w:hAnsi="Times New Roman" w:cs="Times New Roman"/>
-          <w:kern w:val="0"/>
-          <w:sz w:val="24"/>
-          <w:szCs w:val="24"/>
-          <w:lang w:eastAsia="es-PE"/>
+        <w:rPr>
+          <w:rFonts w:ascii="Times New Roman" w:eastAsia="Times New Roman" w:hAnsi="Times New Roman" w:cs="Times New Roman"/>
+          <w:kern w:val="0"/>
+          <w:sz w:val="24"/>
+          <w:szCs w:val="24"/>
+          <w:lang w:val="es-PE" w:eastAsia="es-PE"/>
           <w14:ligatures w14:val="none"/>
         </w:rPr>
       </w:pPr>
@@ -7041,7 +7079,7 @@
           <w14:ligatures w14:val="none"/>
         </w:rPr>
         <w:lastRenderedPageBreak/>
-        <w:t xml:space="preserve">Lenin, V. I. 1964. “Imperialism, the Highest Stage of Capitalism. A Popular Outline.” Pp. 185–304 in </w:t>
+        <w:t xml:space="preserve">Luxemburg, Rosa 2015, ‘The complete works of Rosa Luxemburg. Volume II, Economic Writings 2’, in </w:t>
       </w:r>
       <w:r>
         <w:rPr>
@@ -7054,43 +7092,101 @@
           <w:lang w:eastAsia="es-PE"/>
           <w14:ligatures w14:val="none"/>
         </w:rPr>
-        <w:t>V. I. Lenin Collected Works. December 1915 - July 1916</w:t>
-      </w:r>
-      <w:r>
-        <w:rPr>
-          <w:rFonts w:ascii="Times New Roman" w:eastAsia="Times New Roman" w:hAnsi="Times New Roman" w:cs="Times New Roman"/>
-          <w:kern w:val="0"/>
-          <w:sz w:val="24"/>
-          <w:szCs w:val="24"/>
-          <w:lang w:eastAsia="es-PE"/>
-          <w14:ligatures w14:val="none"/>
-        </w:rPr>
-        <w:t>. Vol. 22. Moscow: Progress Publishers.</w:t>
+        <w:t>The Accumulation of Capital: A Contribution to the Economic Theory of Imperialism</w:t>
+      </w:r>
+      <w:r>
+        <w:rPr>
+          <w:rFonts w:ascii="Times New Roman" w:eastAsia="Times New Roman" w:hAnsi="Times New Roman" w:cs="Times New Roman"/>
+          <w:kern w:val="0"/>
+          <w:sz w:val="24"/>
+          <w:szCs w:val="24"/>
+          <w:lang w:eastAsia="es-PE"/>
+          <w14:ligatures w14:val="none"/>
+        </w:rPr>
+        <w:t xml:space="preserve">, edited by Peter Hudis and Paul le Blanc, trans. </w:t>
+      </w:r>
+      <w:r>
+        <w:rPr>
+          <w:rFonts w:ascii="Times New Roman" w:eastAsia="Times New Roman" w:hAnsi="Times New Roman" w:cs="Times New Roman"/>
+          <w:kern w:val="0"/>
+          <w:sz w:val="24"/>
+          <w:szCs w:val="24"/>
+          <w:lang w:val="es-PE" w:eastAsia="es-PE"/>
+          <w14:ligatures w14:val="none"/>
+        </w:rPr>
+        <w:t>Nicholas Gray and George Shriver, London: Verso.</w:t>
       </w:r>
     </w:p>
     <w:p>
       <w:pPr>
         <w:spacing w:line="240" w:lineRule="auto"/>
-        <w:ind w:hanging="480"/>
-        <w:rPr>
-          <w:rFonts w:ascii="Times New Roman" w:eastAsia="Times New Roman" w:hAnsi="Times New Roman" w:cs="Times New Roman"/>
-          <w:kern w:val="0"/>
-          <w:sz w:val="24"/>
-          <w:szCs w:val="24"/>
-          <w:lang w:eastAsia="es-PE"/>
-          <w14:ligatures w14:val="none"/>
-        </w:rPr>
-      </w:pPr>
-      <w:r>
-        <w:rPr>
-          <w:rFonts w:ascii="Times New Roman" w:eastAsia="Times New Roman" w:hAnsi="Times New Roman" w:cs="Times New Roman"/>
-          <w:kern w:val="0"/>
-          <w:sz w:val="24"/>
-          <w:szCs w:val="24"/>
-          <w:lang w:eastAsia="es-PE"/>
-          <w14:ligatures w14:val="none"/>
-        </w:rPr>
-        <w:t xml:space="preserve">Luxemburg, Rosa. 2015. “The Complete Works of Rosa Luxemburg. Volume II, Economic Writings 2.” in </w:t>
+        <w:rPr>
+          <w:rFonts w:ascii="Times New Roman" w:eastAsia="Times New Roman" w:hAnsi="Times New Roman" w:cs="Times New Roman"/>
+          <w:kern w:val="0"/>
+          <w:sz w:val="24"/>
+          <w:szCs w:val="24"/>
+          <w:lang w:eastAsia="es-PE"/>
+          <w14:ligatures w14:val="none"/>
+        </w:rPr>
+      </w:pPr>
+      <w:r>
+        <w:rPr>
+          <w:rFonts w:ascii="Times New Roman" w:eastAsia="Times New Roman" w:hAnsi="Times New Roman" w:cs="Times New Roman"/>
+          <w:kern w:val="0"/>
+          <w:sz w:val="24"/>
+          <w:szCs w:val="24"/>
+          <w:lang w:eastAsia="es-PE"/>
+          <w14:ligatures w14:val="none"/>
+        </w:rPr>
+        <w:t xml:space="preserve">Mao, </w:t>
+      </w:r>
+      <w:proofErr w:type="spellStart"/>
+      <w:r>
+        <w:rPr>
+          <w:rFonts w:ascii="Times New Roman" w:eastAsia="Times New Roman" w:hAnsi="Times New Roman" w:cs="Times New Roman"/>
+          <w:kern w:val="0"/>
+          <w:sz w:val="24"/>
+          <w:szCs w:val="24"/>
+          <w:lang w:eastAsia="es-PE"/>
+          <w14:ligatures w14:val="none"/>
+        </w:rPr>
+        <w:t>Tse</w:t>
+      </w:r>
+      <w:proofErr w:type="spellEnd"/>
+      <w:r>
+        <w:rPr>
+          <w:rFonts w:ascii="Times New Roman" w:eastAsia="Times New Roman" w:hAnsi="Times New Roman" w:cs="Times New Roman"/>
+          <w:kern w:val="0"/>
+          <w:sz w:val="24"/>
+          <w:szCs w:val="24"/>
+          <w:lang w:eastAsia="es-PE"/>
+          <w14:ligatures w14:val="none"/>
+        </w:rPr>
+        <w:t xml:space="preserve">-Tung 1967, ‘The Struggle in the </w:t>
+      </w:r>
+      <w:proofErr w:type="spellStart"/>
+      <w:r>
+        <w:rPr>
+          <w:rFonts w:ascii="Times New Roman" w:eastAsia="Times New Roman" w:hAnsi="Times New Roman" w:cs="Times New Roman"/>
+          <w:kern w:val="0"/>
+          <w:sz w:val="24"/>
+          <w:szCs w:val="24"/>
+          <w:lang w:eastAsia="es-PE"/>
+          <w14:ligatures w14:val="none"/>
+        </w:rPr>
+        <w:t>Chingkang</w:t>
+      </w:r>
+      <w:proofErr w:type="spellEnd"/>
+      <w:r>
+        <w:rPr>
+          <w:rFonts w:ascii="Times New Roman" w:eastAsia="Times New Roman" w:hAnsi="Times New Roman" w:cs="Times New Roman"/>
+          <w:kern w:val="0"/>
+          <w:sz w:val="24"/>
+          <w:szCs w:val="24"/>
+          <w:lang w:eastAsia="es-PE"/>
+          <w14:ligatures w14:val="none"/>
+        </w:rPr>
+        <w:t xml:space="preserve"> Mountains’, in </w:t>
       </w:r>
       <w:r>
         <w:rPr>
@@ -7103,92 +7199,9 @@
           <w:lang w:eastAsia="es-PE"/>
           <w14:ligatures w14:val="none"/>
         </w:rPr>
-        <w:t>The Accumulation of Capital: A Contribution to the Economic Theory of Imperialism</w:t>
-      </w:r>
-      <w:r>
-        <w:rPr>
-          <w:rFonts w:ascii="Times New Roman" w:eastAsia="Times New Roman" w:hAnsi="Times New Roman" w:cs="Times New Roman"/>
-          <w:kern w:val="0"/>
-          <w:sz w:val="24"/>
-          <w:szCs w:val="24"/>
-          <w:lang w:eastAsia="es-PE"/>
-          <w14:ligatures w14:val="none"/>
-        </w:rPr>
-        <w:t>, edited by P. Hudis and P. le Blanc. London: Verso.</w:t>
-      </w:r>
-    </w:p>
-    <w:p>
-      <w:pPr>
-        <w:spacing w:line="240" w:lineRule="auto"/>
-        <w:ind w:hanging="480"/>
-        <w:rPr>
-          <w:rFonts w:ascii="Times New Roman" w:eastAsia="Times New Roman" w:hAnsi="Times New Roman" w:cs="Times New Roman"/>
-          <w:kern w:val="0"/>
-          <w:sz w:val="24"/>
-          <w:szCs w:val="24"/>
-          <w:lang w:eastAsia="es-PE"/>
-          <w14:ligatures w14:val="none"/>
-        </w:rPr>
-      </w:pPr>
-      <w:r>
-        <w:rPr>
-          <w:rFonts w:ascii="Times New Roman" w:eastAsia="Times New Roman" w:hAnsi="Times New Roman" w:cs="Times New Roman"/>
-          <w:kern w:val="0"/>
-          <w:sz w:val="24"/>
-          <w:szCs w:val="24"/>
-          <w:lang w:eastAsia="es-PE"/>
-          <w14:ligatures w14:val="none"/>
-        </w:rPr>
-        <w:t xml:space="preserve">Mao, </w:t>
-      </w:r>
-      <w:proofErr w:type="spellStart"/>
-      <w:r>
-        <w:rPr>
-          <w:rFonts w:ascii="Times New Roman" w:eastAsia="Times New Roman" w:hAnsi="Times New Roman" w:cs="Times New Roman"/>
-          <w:kern w:val="0"/>
-          <w:sz w:val="24"/>
-          <w:szCs w:val="24"/>
-          <w:lang w:eastAsia="es-PE"/>
-          <w14:ligatures w14:val="none"/>
-        </w:rPr>
-        <w:t>Tse</w:t>
-      </w:r>
-      <w:proofErr w:type="spellEnd"/>
-      <w:r>
-        <w:rPr>
-          <w:rFonts w:ascii="Times New Roman" w:eastAsia="Times New Roman" w:hAnsi="Times New Roman" w:cs="Times New Roman"/>
-          <w:kern w:val="0"/>
-          <w:sz w:val="24"/>
-          <w:szCs w:val="24"/>
-          <w:lang w:eastAsia="es-PE"/>
-          <w14:ligatures w14:val="none"/>
-        </w:rPr>
-        <w:t xml:space="preserve">-Tung. 1967. “The Struggle in the </w:t>
-      </w:r>
-      <w:proofErr w:type="spellStart"/>
-      <w:r>
-        <w:rPr>
-          <w:rFonts w:ascii="Times New Roman" w:eastAsia="Times New Roman" w:hAnsi="Times New Roman" w:cs="Times New Roman"/>
-          <w:kern w:val="0"/>
-          <w:sz w:val="24"/>
-          <w:szCs w:val="24"/>
-          <w:lang w:eastAsia="es-PE"/>
-          <w14:ligatures w14:val="none"/>
-        </w:rPr>
-        <w:t>Chingkang</w:t>
-      </w:r>
-      <w:proofErr w:type="spellEnd"/>
-      <w:r>
-        <w:rPr>
-          <w:rFonts w:ascii="Times New Roman" w:eastAsia="Times New Roman" w:hAnsi="Times New Roman" w:cs="Times New Roman"/>
-          <w:kern w:val="0"/>
-          <w:sz w:val="24"/>
-          <w:szCs w:val="24"/>
-          <w:lang w:eastAsia="es-PE"/>
-          <w14:ligatures w14:val="none"/>
-        </w:rPr>
-        <w:t xml:space="preserve"> Mountains.” Pp. 63–72 in </w:t>
-      </w:r>
+        <w:t xml:space="preserve">Selected works of Mao </w:t>
+      </w:r>
+      <w:proofErr w:type="spellStart"/>
       <w:r>
         <w:rPr>
           <w:rFonts w:ascii="Times New Roman" w:eastAsia="Times New Roman" w:hAnsi="Times New Roman" w:cs="Times New Roman"/>
@@ -7200,9 +7213,9 @@
           <w:lang w:eastAsia="es-PE"/>
           <w14:ligatures w14:val="none"/>
         </w:rPr>
-        <w:t xml:space="preserve">Selected works of Mao </w:t>
-      </w:r>
-      <w:proofErr w:type="spellStart"/>
+        <w:t>Tse</w:t>
+      </w:r>
+      <w:proofErr w:type="spellEnd"/>
       <w:r>
         <w:rPr>
           <w:rFonts w:ascii="Times New Roman" w:eastAsia="Times New Roman" w:hAnsi="Times New Roman" w:cs="Times New Roman"/>
@@ -7214,9 +7227,43 @@
           <w:lang w:eastAsia="es-PE"/>
           <w14:ligatures w14:val="none"/>
         </w:rPr>
-        <w:t>Tse</w:t>
-      </w:r>
-      <w:proofErr w:type="spellEnd"/>
+        <w:t>-tung.</w:t>
+      </w:r>
+      <w:r>
+        <w:rPr>
+          <w:rFonts w:ascii="Times New Roman" w:eastAsia="Times New Roman" w:hAnsi="Times New Roman" w:cs="Times New Roman"/>
+          <w:kern w:val="0"/>
+          <w:sz w:val="24"/>
+          <w:szCs w:val="24"/>
+          <w:lang w:eastAsia="es-PE"/>
+          <w14:ligatures w14:val="none"/>
+        </w:rPr>
+        <w:t>, Peking: Foreign Languages Press.</w:t>
+      </w:r>
+    </w:p>
+    <w:p>
+      <w:pPr>
+        <w:spacing w:line="240" w:lineRule="auto"/>
+        <w:rPr>
+          <w:rFonts w:ascii="Times New Roman" w:eastAsia="Times New Roman" w:hAnsi="Times New Roman" w:cs="Times New Roman"/>
+          <w:kern w:val="0"/>
+          <w:sz w:val="24"/>
+          <w:szCs w:val="24"/>
+          <w:lang w:eastAsia="es-PE"/>
+          <w14:ligatures w14:val="none"/>
+        </w:rPr>
+      </w:pPr>
+      <w:r>
+        <w:rPr>
+          <w:rFonts w:ascii="Times New Roman" w:eastAsia="Times New Roman" w:hAnsi="Times New Roman" w:cs="Times New Roman"/>
+          <w:kern w:val="0"/>
+          <w:sz w:val="24"/>
+          <w:szCs w:val="24"/>
+          <w:lang w:eastAsia="es-PE"/>
+          <w14:ligatures w14:val="none"/>
+        </w:rPr>
+        <w:t xml:space="preserve">Mariátegui, José Carlos 1929, ‘The New Peru.’, </w:t>
+      </w:r>
       <w:r>
         <w:rPr>
           <w:rFonts w:ascii="Times New Roman" w:eastAsia="Times New Roman" w:hAnsi="Times New Roman" w:cs="Times New Roman"/>
@@ -7228,43 +7275,42 @@
           <w:lang w:eastAsia="es-PE"/>
           <w14:ligatures w14:val="none"/>
         </w:rPr>
-        <w:t>-tung.</w:t>
-      </w:r>
-      <w:r>
-        <w:rPr>
-          <w:rFonts w:ascii="Times New Roman" w:eastAsia="Times New Roman" w:hAnsi="Times New Roman" w:cs="Times New Roman"/>
-          <w:kern w:val="0"/>
-          <w:sz w:val="24"/>
-          <w:szCs w:val="24"/>
-          <w:lang w:eastAsia="es-PE"/>
-          <w14:ligatures w14:val="none"/>
-        </w:rPr>
-        <w:t xml:space="preserve"> Peking: Foreign Languages Press.</w:t>
+        <w:t>Nation</w:t>
+      </w:r>
+      <w:r>
+        <w:rPr>
+          <w:rFonts w:ascii="Times New Roman" w:eastAsia="Times New Roman" w:hAnsi="Times New Roman" w:cs="Times New Roman"/>
+          <w:kern w:val="0"/>
+          <w:sz w:val="24"/>
+          <w:szCs w:val="24"/>
+          <w:lang w:eastAsia="es-PE"/>
+          <w14:ligatures w14:val="none"/>
+        </w:rPr>
+        <w:t>, 128(3315), 78–79.</w:t>
       </w:r>
     </w:p>
     <w:p>
       <w:pPr>
         <w:spacing w:line="240" w:lineRule="auto"/>
-        <w:ind w:hanging="480"/>
-        <w:rPr>
-          <w:rFonts w:ascii="Times New Roman" w:eastAsia="Times New Roman" w:hAnsi="Times New Roman" w:cs="Times New Roman"/>
-          <w:kern w:val="0"/>
-          <w:sz w:val="24"/>
-          <w:szCs w:val="24"/>
-          <w:lang w:eastAsia="es-PE"/>
-          <w14:ligatures w14:val="none"/>
-        </w:rPr>
-      </w:pPr>
-      <w:r>
-        <w:rPr>
-          <w:rFonts w:ascii="Times New Roman" w:eastAsia="Times New Roman" w:hAnsi="Times New Roman" w:cs="Times New Roman"/>
-          <w:kern w:val="0"/>
-          <w:sz w:val="24"/>
-          <w:szCs w:val="24"/>
-          <w:lang w:eastAsia="es-PE"/>
-          <w14:ligatures w14:val="none"/>
-        </w:rPr>
-        <w:t xml:space="preserve">Mariátegui, José Carlos. 1929. “The New Peru.” </w:t>
+        <w:rPr>
+          <w:rFonts w:ascii="Times New Roman" w:eastAsia="Times New Roman" w:hAnsi="Times New Roman" w:cs="Times New Roman"/>
+          <w:kern w:val="0"/>
+          <w:sz w:val="24"/>
+          <w:szCs w:val="24"/>
+          <w:lang w:eastAsia="es-PE"/>
+          <w14:ligatures w14:val="none"/>
+        </w:rPr>
+      </w:pPr>
+      <w:r>
+        <w:rPr>
+          <w:rFonts w:ascii="Times New Roman" w:eastAsia="Times New Roman" w:hAnsi="Times New Roman" w:cs="Times New Roman"/>
+          <w:kern w:val="0"/>
+          <w:sz w:val="24"/>
+          <w:szCs w:val="24"/>
+          <w:lang w:eastAsia="es-PE"/>
+          <w14:ligatures w14:val="none"/>
+        </w:rPr>
+        <w:t xml:space="preserve">——— 2011, ‘On the Character of Peruvian Society’, in </w:t>
       </w:r>
       <w:r>
         <w:rPr>
@@ -7277,44 +7323,9 @@
           <w:lang w:eastAsia="es-PE"/>
           <w14:ligatures w14:val="none"/>
         </w:rPr>
-        <w:t>Nation</w:t>
-      </w:r>
-      <w:r>
-        <w:rPr>
-          <w:rFonts w:ascii="Times New Roman" w:eastAsia="Times New Roman" w:hAnsi="Times New Roman" w:cs="Times New Roman"/>
-          <w:kern w:val="0"/>
-          <w:sz w:val="24"/>
-          <w:szCs w:val="24"/>
-          <w:lang w:eastAsia="es-PE"/>
-          <w14:ligatures w14:val="none"/>
-        </w:rPr>
-        <w:t xml:space="preserve"> 128(3315):78–79.</w:t>
-      </w:r>
-    </w:p>
-    <w:p>
-      <w:pPr>
-        <w:spacing w:line="240" w:lineRule="auto"/>
-        <w:ind w:hanging="480"/>
-        <w:rPr>
-          <w:rFonts w:ascii="Times New Roman" w:eastAsia="Times New Roman" w:hAnsi="Times New Roman" w:cs="Times New Roman"/>
-          <w:kern w:val="0"/>
-          <w:sz w:val="24"/>
-          <w:szCs w:val="24"/>
-          <w:lang w:eastAsia="es-PE"/>
-          <w14:ligatures w14:val="none"/>
-        </w:rPr>
-      </w:pPr>
-      <w:r>
-        <w:rPr>
-          <w:rFonts w:ascii="Times New Roman" w:eastAsia="Times New Roman" w:hAnsi="Times New Roman" w:cs="Times New Roman"/>
-          <w:kern w:val="0"/>
-          <w:sz w:val="24"/>
-          <w:szCs w:val="24"/>
-          <w:lang w:eastAsia="es-PE"/>
-          <w14:ligatures w14:val="none"/>
-        </w:rPr>
-        <w:t xml:space="preserve">Mariátegui, José Carlos. 2011. “On the Character of Peruvian Society.” Pp. 243–54 in </w:t>
-      </w:r>
+        <w:t xml:space="preserve">Jos Carlos </w:t>
+      </w:r>
+      <w:proofErr w:type="spellStart"/>
       <w:r>
         <w:rPr>
           <w:rFonts w:ascii="Times New Roman" w:eastAsia="Times New Roman" w:hAnsi="Times New Roman" w:cs="Times New Roman"/>
@@ -7326,9 +7337,9 @@
           <w:lang w:eastAsia="es-PE"/>
           <w14:ligatures w14:val="none"/>
         </w:rPr>
-        <w:t xml:space="preserve">Jos Carlos </w:t>
-      </w:r>
-      <w:proofErr w:type="spellStart"/>
+        <w:t>Maritegui</w:t>
+      </w:r>
+      <w:proofErr w:type="spellEnd"/>
       <w:r>
         <w:rPr>
           <w:rFonts w:ascii="Times New Roman" w:eastAsia="Times New Roman" w:hAnsi="Times New Roman" w:cs="Times New Roman"/>
@@ -7340,9 +7351,43 @@
           <w:lang w:eastAsia="es-PE"/>
           <w14:ligatures w14:val="none"/>
         </w:rPr>
-        <w:t>Maritegui</w:t>
-      </w:r>
-      <w:proofErr w:type="spellEnd"/>
+        <w:t>: An Anthology</w:t>
+      </w:r>
+      <w:r>
+        <w:rPr>
+          <w:rFonts w:ascii="Times New Roman" w:eastAsia="Times New Roman" w:hAnsi="Times New Roman" w:cs="Times New Roman"/>
+          <w:kern w:val="0"/>
+          <w:sz w:val="24"/>
+          <w:szCs w:val="24"/>
+          <w:lang w:eastAsia="es-PE"/>
+          <w14:ligatures w14:val="none"/>
+        </w:rPr>
+        <w:t>, edited by Harry E Vanden and Marc Becker, New York: New York University Press.</w:t>
+      </w:r>
+    </w:p>
+    <w:p>
+      <w:pPr>
+        <w:spacing w:line="240" w:lineRule="auto"/>
+        <w:rPr>
+          <w:rFonts w:ascii="Times New Roman" w:eastAsia="Times New Roman" w:hAnsi="Times New Roman" w:cs="Times New Roman"/>
+          <w:kern w:val="0"/>
+          <w:sz w:val="24"/>
+          <w:szCs w:val="24"/>
+          <w:lang w:eastAsia="es-PE"/>
+          <w14:ligatures w14:val="none"/>
+        </w:rPr>
+      </w:pPr>
+      <w:r>
+        <w:rPr>
+          <w:rFonts w:ascii="Times New Roman" w:eastAsia="Times New Roman" w:hAnsi="Times New Roman" w:cs="Times New Roman"/>
+          <w:kern w:val="0"/>
+          <w:sz w:val="24"/>
+          <w:szCs w:val="24"/>
+          <w:lang w:eastAsia="es-PE"/>
+          <w14:ligatures w14:val="none"/>
+        </w:rPr>
+        <w:t xml:space="preserve">Marx, Karl 1976, </w:t>
+      </w:r>
       <w:r>
         <w:rPr>
           <w:rFonts w:ascii="Times New Roman" w:eastAsia="Times New Roman" w:hAnsi="Times New Roman" w:cs="Times New Roman"/>
@@ -7354,43 +7399,88 @@
           <w:lang w:eastAsia="es-PE"/>
           <w14:ligatures w14:val="none"/>
         </w:rPr>
-        <w:t>: An Anthology</w:t>
-      </w:r>
-      <w:r>
-        <w:rPr>
-          <w:rFonts w:ascii="Times New Roman" w:eastAsia="Times New Roman" w:hAnsi="Times New Roman" w:cs="Times New Roman"/>
-          <w:kern w:val="0"/>
-          <w:sz w:val="24"/>
-          <w:szCs w:val="24"/>
-          <w:lang w:eastAsia="es-PE"/>
-          <w14:ligatures w14:val="none"/>
-        </w:rPr>
-        <w:t>, edited by H. E. Vanden and M. Becker. New York: New York University Press.</w:t>
+        <w:t>Capital. A Critique of Political Economy</w:t>
+      </w:r>
+      <w:r>
+        <w:rPr>
+          <w:rFonts w:ascii="Times New Roman" w:eastAsia="Times New Roman" w:hAnsi="Times New Roman" w:cs="Times New Roman"/>
+          <w:kern w:val="0"/>
+          <w:sz w:val="24"/>
+          <w:szCs w:val="24"/>
+          <w:lang w:eastAsia="es-PE"/>
+          <w14:ligatures w14:val="none"/>
+        </w:rPr>
+        <w:t xml:space="preserve">, Trans. </w:t>
+      </w:r>
+      <w:r>
+        <w:rPr>
+          <w:rFonts w:ascii="Times New Roman" w:eastAsia="Times New Roman" w:hAnsi="Times New Roman" w:cs="Times New Roman"/>
+          <w:kern w:val="0"/>
+          <w:sz w:val="24"/>
+          <w:szCs w:val="24"/>
+          <w:lang w:val="es-PE" w:eastAsia="es-PE"/>
+          <w14:ligatures w14:val="none"/>
+        </w:rPr>
+        <w:t xml:space="preserve">Ben </w:t>
+      </w:r>
+      <w:proofErr w:type="spellStart"/>
+      <w:r>
+        <w:rPr>
+          <w:rFonts w:ascii="Times New Roman" w:eastAsia="Times New Roman" w:hAnsi="Times New Roman" w:cs="Times New Roman"/>
+          <w:kern w:val="0"/>
+          <w:sz w:val="24"/>
+          <w:szCs w:val="24"/>
+          <w:lang w:val="es-PE" w:eastAsia="es-PE"/>
+          <w14:ligatures w14:val="none"/>
+        </w:rPr>
+        <w:t>Fowkes</w:t>
+      </w:r>
+      <w:proofErr w:type="spellEnd"/>
+      <w:r>
+        <w:rPr>
+          <w:rFonts w:ascii="Times New Roman" w:eastAsia="Times New Roman" w:hAnsi="Times New Roman" w:cs="Times New Roman"/>
+          <w:kern w:val="0"/>
+          <w:sz w:val="24"/>
+          <w:szCs w:val="24"/>
+          <w:lang w:val="es-PE" w:eastAsia="es-PE"/>
+          <w14:ligatures w14:val="none"/>
+        </w:rPr>
+        <w:t xml:space="preserve">, Vol. 1. </w:t>
+      </w:r>
+      <w:r>
+        <w:rPr>
+          <w:rFonts w:ascii="Times New Roman" w:eastAsia="Times New Roman" w:hAnsi="Times New Roman" w:cs="Times New Roman"/>
+          <w:kern w:val="0"/>
+          <w:sz w:val="24"/>
+          <w:szCs w:val="24"/>
+          <w:lang w:eastAsia="es-PE"/>
+          <w14:ligatures w14:val="none"/>
+        </w:rPr>
+        <w:t>3 vols., New York: Penguin Books.</w:t>
       </w:r>
     </w:p>
     <w:p>
       <w:pPr>
         <w:spacing w:line="240" w:lineRule="auto"/>
-        <w:ind w:hanging="480"/>
-        <w:rPr>
-          <w:rFonts w:ascii="Times New Roman" w:eastAsia="Times New Roman" w:hAnsi="Times New Roman" w:cs="Times New Roman"/>
-          <w:kern w:val="0"/>
-          <w:sz w:val="24"/>
-          <w:szCs w:val="24"/>
-          <w:lang w:eastAsia="es-PE"/>
-          <w14:ligatures w14:val="none"/>
-        </w:rPr>
-      </w:pPr>
-      <w:r>
-        <w:rPr>
-          <w:rFonts w:ascii="Times New Roman" w:eastAsia="Times New Roman" w:hAnsi="Times New Roman" w:cs="Times New Roman"/>
-          <w:kern w:val="0"/>
-          <w:sz w:val="24"/>
-          <w:szCs w:val="24"/>
-          <w:lang w:eastAsia="es-PE"/>
-          <w14:ligatures w14:val="none"/>
-        </w:rPr>
-        <w:t xml:space="preserve">Marx, Karl. 1976. </w:t>
+        <w:rPr>
+          <w:rFonts w:ascii="Times New Roman" w:eastAsia="Times New Roman" w:hAnsi="Times New Roman" w:cs="Times New Roman"/>
+          <w:kern w:val="0"/>
+          <w:sz w:val="24"/>
+          <w:szCs w:val="24"/>
+          <w:lang w:eastAsia="es-PE"/>
+          <w14:ligatures w14:val="none"/>
+        </w:rPr>
+      </w:pPr>
+      <w:r>
+        <w:rPr>
+          <w:rFonts w:ascii="Times New Roman" w:eastAsia="Times New Roman" w:hAnsi="Times New Roman" w:cs="Times New Roman"/>
+          <w:kern w:val="0"/>
+          <w:sz w:val="24"/>
+          <w:szCs w:val="24"/>
+          <w:lang w:eastAsia="es-PE"/>
+          <w14:ligatures w14:val="none"/>
+        </w:rPr>
+        <w:t xml:space="preserve">——— 1988, ‘12. Letter from Marx to Engels in Manchester. 30 April 1868’, in </w:t>
       </w:r>
       <w:r>
         <w:rPr>
@@ -7403,44 +7493,9 @@
           <w:lang w:eastAsia="es-PE"/>
           <w14:ligatures w14:val="none"/>
         </w:rPr>
-        <w:t>Capital. A Critique of Political Economy</w:t>
-      </w:r>
-      <w:r>
-        <w:rPr>
-          <w:rFonts w:ascii="Times New Roman" w:eastAsia="Times New Roman" w:hAnsi="Times New Roman" w:cs="Times New Roman"/>
-          <w:kern w:val="0"/>
-          <w:sz w:val="24"/>
-          <w:szCs w:val="24"/>
-          <w:lang w:eastAsia="es-PE"/>
-          <w14:ligatures w14:val="none"/>
-        </w:rPr>
-        <w:t>. Vol. 1. New York: Penguin Books.</w:t>
-      </w:r>
-    </w:p>
-    <w:p>
-      <w:pPr>
-        <w:spacing w:line="240" w:lineRule="auto"/>
-        <w:ind w:hanging="480"/>
-        <w:rPr>
-          <w:rFonts w:ascii="Times New Roman" w:eastAsia="Times New Roman" w:hAnsi="Times New Roman" w:cs="Times New Roman"/>
-          <w:kern w:val="0"/>
-          <w:sz w:val="24"/>
-          <w:szCs w:val="24"/>
-          <w:lang w:eastAsia="es-PE"/>
-          <w14:ligatures w14:val="none"/>
-        </w:rPr>
-      </w:pPr>
-      <w:r>
-        <w:rPr>
-          <w:rFonts w:ascii="Times New Roman" w:eastAsia="Times New Roman" w:hAnsi="Times New Roman" w:cs="Times New Roman"/>
-          <w:kern w:val="0"/>
-          <w:sz w:val="24"/>
-          <w:szCs w:val="24"/>
-          <w:lang w:eastAsia="es-PE"/>
-          <w14:ligatures w14:val="none"/>
-        </w:rPr>
-        <w:t xml:space="preserve">Marx, Karl. 1988. “12. Letter from Marx to Engels in Manchester. 30 April 1868.” Pp. 20–26 in </w:t>
-      </w:r>
+        <w:t xml:space="preserve">Karl Marx, Frederick </w:t>
+      </w:r>
+      <w:proofErr w:type="gramStart"/>
       <w:r>
         <w:rPr>
           <w:rFonts w:ascii="Times New Roman" w:eastAsia="Times New Roman" w:hAnsi="Times New Roman" w:cs="Times New Roman"/>
@@ -7452,9 +7507,9 @@
           <w:lang w:eastAsia="es-PE"/>
           <w14:ligatures w14:val="none"/>
         </w:rPr>
-        <w:t xml:space="preserve">Karl Marx, Frederick </w:t>
-      </w:r>
-      <w:proofErr w:type="gramStart"/>
+        <w:t>Engels :</w:t>
+      </w:r>
+      <w:proofErr w:type="gramEnd"/>
       <w:r>
         <w:rPr>
           <w:rFonts w:ascii="Times New Roman" w:eastAsia="Times New Roman" w:hAnsi="Times New Roman" w:cs="Times New Roman"/>
@@ -7466,9 +7521,67 @@
           <w:lang w:eastAsia="es-PE"/>
           <w14:ligatures w14:val="none"/>
         </w:rPr>
-        <w:t>Engels :</w:t>
-      </w:r>
-      <w:proofErr w:type="gramEnd"/>
+        <w:t xml:space="preserve"> Collected Works</w:t>
+      </w:r>
+      <w:r>
+        <w:rPr>
+          <w:rFonts w:ascii="Times New Roman" w:eastAsia="Times New Roman" w:hAnsi="Times New Roman" w:cs="Times New Roman"/>
+          <w:kern w:val="0"/>
+          <w:sz w:val="24"/>
+          <w:szCs w:val="24"/>
+          <w:lang w:eastAsia="es-PE"/>
+          <w14:ligatures w14:val="none"/>
+        </w:rPr>
+        <w:t xml:space="preserve">, by </w:t>
+      </w:r>
+      <w:proofErr w:type="spellStart"/>
+      <w:r>
+        <w:rPr>
+          <w:rFonts w:ascii="Times New Roman" w:eastAsia="Times New Roman" w:hAnsi="Times New Roman" w:cs="Times New Roman"/>
+          <w:kern w:val="0"/>
+          <w:sz w:val="24"/>
+          <w:szCs w:val="24"/>
+          <w:lang w:eastAsia="es-PE"/>
+          <w14:ligatures w14:val="none"/>
+        </w:rPr>
+        <w:t>by</w:t>
+      </w:r>
+      <w:proofErr w:type="spellEnd"/>
+      <w:r>
+        <w:rPr>
+          <w:rFonts w:ascii="Times New Roman" w:eastAsia="Times New Roman" w:hAnsi="Times New Roman" w:cs="Times New Roman"/>
+          <w:kern w:val="0"/>
+          <w:sz w:val="24"/>
+          <w:szCs w:val="24"/>
+          <w:lang w:eastAsia="es-PE"/>
+          <w14:ligatures w14:val="none"/>
+        </w:rPr>
+        <w:t xml:space="preserve"> Karl Marx and Friedrich Engels, New York: International Publishers.</w:t>
+      </w:r>
+    </w:p>
+    <w:p>
+      <w:pPr>
+        <w:spacing w:line="240" w:lineRule="auto"/>
+        <w:rPr>
+          <w:rFonts w:ascii="Times New Roman" w:eastAsia="Times New Roman" w:hAnsi="Times New Roman" w:cs="Times New Roman"/>
+          <w:kern w:val="0"/>
+          <w:sz w:val="24"/>
+          <w:szCs w:val="24"/>
+          <w:lang w:val="es-PE" w:eastAsia="es-PE"/>
+          <w14:ligatures w14:val="none"/>
+        </w:rPr>
+      </w:pPr>
+      <w:r>
+        <w:rPr>
+          <w:rFonts w:ascii="Times New Roman" w:eastAsia="Times New Roman" w:hAnsi="Times New Roman" w:cs="Times New Roman"/>
+          <w:kern w:val="0"/>
+          <w:sz w:val="24"/>
+          <w:szCs w:val="24"/>
+          <w:lang w:eastAsia="es-PE"/>
+          <w14:ligatures w14:val="none"/>
+        </w:rPr>
+        <w:t xml:space="preserve">——— 2016, </w:t>
+      </w:r>
       <w:r>
         <w:rPr>
           <w:rFonts w:ascii="Times New Roman" w:eastAsia="Times New Roman" w:hAnsi="Times New Roman" w:cs="Times New Roman"/>
@@ -7480,24 +7593,167 @@
           <w:lang w:eastAsia="es-PE"/>
           <w14:ligatures w14:val="none"/>
         </w:rPr>
-        <w:t xml:space="preserve"> Collected Works</w:t>
-      </w:r>
-      <w:r>
-        <w:rPr>
-          <w:rFonts w:ascii="Times New Roman" w:eastAsia="Times New Roman" w:hAnsi="Times New Roman" w:cs="Times New Roman"/>
-          <w:kern w:val="0"/>
-          <w:sz w:val="24"/>
-          <w:szCs w:val="24"/>
-          <w:lang w:eastAsia="es-PE"/>
-          <w14:ligatures w14:val="none"/>
-        </w:rPr>
-        <w:t>. Vol. 43: Marx and Engels Letters; 1868–1870. New York: International Publishers.</w:t>
+        <w:t>Marx’s Economic Manuscript of 1864-1865</w:t>
+      </w:r>
+      <w:r>
+        <w:rPr>
+          <w:rFonts w:ascii="Times New Roman" w:eastAsia="Times New Roman" w:hAnsi="Times New Roman" w:cs="Times New Roman"/>
+          <w:kern w:val="0"/>
+          <w:sz w:val="24"/>
+          <w:szCs w:val="24"/>
+          <w:lang w:eastAsia="es-PE"/>
+          <w14:ligatures w14:val="none"/>
+        </w:rPr>
+        <w:t xml:space="preserve">, Ed. </w:t>
+      </w:r>
+      <w:r>
+        <w:rPr>
+          <w:rFonts w:ascii="Times New Roman" w:eastAsia="Times New Roman" w:hAnsi="Times New Roman" w:cs="Times New Roman"/>
+          <w:kern w:val="0"/>
+          <w:sz w:val="24"/>
+          <w:szCs w:val="24"/>
+          <w:lang w:val="es-PE" w:eastAsia="es-PE"/>
+          <w14:ligatures w14:val="none"/>
+        </w:rPr>
+        <w:t xml:space="preserve">Fred Moseley. Trans. Ben </w:t>
+      </w:r>
+      <w:proofErr w:type="spellStart"/>
+      <w:r>
+        <w:rPr>
+          <w:rFonts w:ascii="Times New Roman" w:eastAsia="Times New Roman" w:hAnsi="Times New Roman" w:cs="Times New Roman"/>
+          <w:kern w:val="0"/>
+          <w:sz w:val="24"/>
+          <w:szCs w:val="24"/>
+          <w:lang w:val="es-PE" w:eastAsia="es-PE"/>
+          <w14:ligatures w14:val="none"/>
+        </w:rPr>
+        <w:t>Fowkes</w:t>
+      </w:r>
+      <w:proofErr w:type="spellEnd"/>
+      <w:proofErr w:type="gramStart"/>
+      <w:r>
+        <w:rPr>
+          <w:rFonts w:ascii="Times New Roman" w:eastAsia="Times New Roman" w:hAnsi="Times New Roman" w:cs="Times New Roman"/>
+          <w:kern w:val="0"/>
+          <w:sz w:val="24"/>
+          <w:szCs w:val="24"/>
+          <w:lang w:val="es-PE" w:eastAsia="es-PE"/>
+          <w14:ligatures w14:val="none"/>
+        </w:rPr>
+        <w:t>, .</w:t>
+      </w:r>
+      <w:proofErr w:type="gramEnd"/>
+      <w:r>
+        <w:rPr>
+          <w:rFonts w:ascii="Times New Roman" w:eastAsia="Times New Roman" w:hAnsi="Times New Roman" w:cs="Times New Roman"/>
+          <w:kern w:val="0"/>
+          <w:sz w:val="24"/>
+          <w:szCs w:val="24"/>
+          <w:lang w:val="es-PE" w:eastAsia="es-PE"/>
+          <w14:ligatures w14:val="none"/>
+        </w:rPr>
+        <w:t xml:space="preserve"> </w:t>
+      </w:r>
+      <w:proofErr w:type="spellStart"/>
+      <w:r>
+        <w:rPr>
+          <w:rFonts w:ascii="Times New Roman" w:eastAsia="Times New Roman" w:hAnsi="Times New Roman" w:cs="Times New Roman"/>
+          <w:kern w:val="0"/>
+          <w:sz w:val="24"/>
+          <w:szCs w:val="24"/>
+          <w:lang w:val="es-PE" w:eastAsia="es-PE"/>
+          <w14:ligatures w14:val="none"/>
+        </w:rPr>
+        <w:t>Historical</w:t>
+      </w:r>
+      <w:proofErr w:type="spellEnd"/>
+      <w:r>
+        <w:rPr>
+          <w:rFonts w:ascii="Times New Roman" w:eastAsia="Times New Roman" w:hAnsi="Times New Roman" w:cs="Times New Roman"/>
+          <w:kern w:val="0"/>
+          <w:sz w:val="24"/>
+          <w:szCs w:val="24"/>
+          <w:lang w:val="es-PE" w:eastAsia="es-PE"/>
+          <w14:ligatures w14:val="none"/>
+        </w:rPr>
+        <w:t xml:space="preserve"> </w:t>
+      </w:r>
+      <w:proofErr w:type="spellStart"/>
+      <w:r>
+        <w:rPr>
+          <w:rFonts w:ascii="Times New Roman" w:eastAsia="Times New Roman" w:hAnsi="Times New Roman" w:cs="Times New Roman"/>
+          <w:kern w:val="0"/>
+          <w:sz w:val="24"/>
+          <w:szCs w:val="24"/>
+          <w:lang w:val="es-PE" w:eastAsia="es-PE"/>
+          <w14:ligatures w14:val="none"/>
+        </w:rPr>
+        <w:t>Materialism</w:t>
+      </w:r>
+      <w:proofErr w:type="spellEnd"/>
+      <w:r>
+        <w:rPr>
+          <w:rFonts w:ascii="Times New Roman" w:eastAsia="Times New Roman" w:hAnsi="Times New Roman" w:cs="Times New Roman"/>
+          <w:kern w:val="0"/>
+          <w:sz w:val="24"/>
+          <w:szCs w:val="24"/>
+          <w:lang w:val="es-PE" w:eastAsia="es-PE"/>
+          <w14:ligatures w14:val="none"/>
+        </w:rPr>
+        <w:t xml:space="preserve"> 100, </w:t>
+      </w:r>
+      <w:proofErr w:type="gramStart"/>
+      <w:r>
+        <w:rPr>
+          <w:rFonts w:ascii="Times New Roman" w:eastAsia="Times New Roman" w:hAnsi="Times New Roman" w:cs="Times New Roman"/>
+          <w:kern w:val="0"/>
+          <w:sz w:val="24"/>
+          <w:szCs w:val="24"/>
+          <w:lang w:val="es-PE" w:eastAsia="es-PE"/>
+          <w14:ligatures w14:val="none"/>
+        </w:rPr>
+        <w:t>Leiden ;</w:t>
+      </w:r>
+      <w:proofErr w:type="gramEnd"/>
+      <w:r>
+        <w:rPr>
+          <w:rFonts w:ascii="Times New Roman" w:eastAsia="Times New Roman" w:hAnsi="Times New Roman" w:cs="Times New Roman"/>
+          <w:kern w:val="0"/>
+          <w:sz w:val="24"/>
+          <w:szCs w:val="24"/>
+          <w:lang w:val="es-PE" w:eastAsia="es-PE"/>
+          <w14:ligatures w14:val="none"/>
+        </w:rPr>
+        <w:t xml:space="preserve"> Boston: </w:t>
+      </w:r>
+      <w:proofErr w:type="spellStart"/>
+      <w:r>
+        <w:rPr>
+          <w:rFonts w:ascii="Times New Roman" w:eastAsia="Times New Roman" w:hAnsi="Times New Roman" w:cs="Times New Roman"/>
+          <w:kern w:val="0"/>
+          <w:sz w:val="24"/>
+          <w:szCs w:val="24"/>
+          <w:lang w:val="es-PE" w:eastAsia="es-PE"/>
+          <w14:ligatures w14:val="none"/>
+        </w:rPr>
+        <w:t>Brill</w:t>
+      </w:r>
+      <w:proofErr w:type="spellEnd"/>
+      <w:r>
+        <w:rPr>
+          <w:rFonts w:ascii="Times New Roman" w:eastAsia="Times New Roman" w:hAnsi="Times New Roman" w:cs="Times New Roman"/>
+          <w:kern w:val="0"/>
+          <w:sz w:val="24"/>
+          <w:szCs w:val="24"/>
+          <w:lang w:val="es-PE" w:eastAsia="es-PE"/>
+          <w14:ligatures w14:val="none"/>
+        </w:rPr>
+        <w:t>.</w:t>
       </w:r>
     </w:p>
     <w:p>
       <w:pPr>
         <w:spacing w:line="240" w:lineRule="auto"/>
-        <w:ind w:hanging="480"/>
         <w:rPr>
           <w:rFonts w:ascii="Times New Roman" w:eastAsia="Times New Roman" w:hAnsi="Times New Roman" w:cs="Times New Roman"/>
           <w:kern w:val="0"/>
@@ -7513,10 +7769,130 @@
           <w:kern w:val="0"/>
           <w:sz w:val="24"/>
           <w:szCs w:val="24"/>
-          <w:lang w:eastAsia="es-PE"/>
-          <w14:ligatures w14:val="none"/>
-        </w:rPr>
-        <w:t xml:space="preserve">Marx, Karl. 2016. </w:t>
+          <w:lang w:val="es-PE" w:eastAsia="es-PE"/>
+          <w14:ligatures w14:val="none"/>
+        </w:rPr>
+        <w:t xml:space="preserve">Mejía, José Manuel 2021, ‘Cambio de escala en la contienda </w:t>
+      </w:r>
+      <w:proofErr w:type="spellStart"/>
+      <w:r>
+        <w:rPr>
+          <w:rFonts w:ascii="Times New Roman" w:eastAsia="Times New Roman" w:hAnsi="Times New Roman" w:cs="Times New Roman"/>
+          <w:kern w:val="0"/>
+          <w:sz w:val="24"/>
+          <w:szCs w:val="24"/>
+          <w:lang w:val="es-PE" w:eastAsia="es-PE"/>
+          <w14:ligatures w14:val="none"/>
+        </w:rPr>
+        <w:t>anti-minera</w:t>
+      </w:r>
+      <w:proofErr w:type="spellEnd"/>
+      <w:r>
+        <w:rPr>
+          <w:rFonts w:ascii="Times New Roman" w:eastAsia="Times New Roman" w:hAnsi="Times New Roman" w:cs="Times New Roman"/>
+          <w:kern w:val="0"/>
+          <w:sz w:val="24"/>
+          <w:szCs w:val="24"/>
+          <w:lang w:val="es-PE" w:eastAsia="es-PE"/>
+          <w14:ligatures w14:val="none"/>
+        </w:rPr>
+        <w:t xml:space="preserve"> peruana. Construcción de teoría a partir del conflicto por la exploración del cerro </w:t>
+      </w:r>
+      <w:proofErr w:type="spellStart"/>
+      <w:r>
+        <w:rPr>
+          <w:rFonts w:ascii="Times New Roman" w:eastAsia="Times New Roman" w:hAnsi="Times New Roman" w:cs="Times New Roman"/>
+          <w:kern w:val="0"/>
+          <w:sz w:val="24"/>
+          <w:szCs w:val="24"/>
+          <w:lang w:val="es-PE" w:eastAsia="es-PE"/>
+          <w14:ligatures w14:val="none"/>
+        </w:rPr>
+        <w:t>Quilish</w:t>
+      </w:r>
+      <w:proofErr w:type="spellEnd"/>
+      <w:r>
+        <w:rPr>
+          <w:rFonts w:ascii="Times New Roman" w:eastAsia="Times New Roman" w:hAnsi="Times New Roman" w:cs="Times New Roman"/>
+          <w:kern w:val="0"/>
+          <w:sz w:val="24"/>
+          <w:szCs w:val="24"/>
+          <w:lang w:val="es-PE" w:eastAsia="es-PE"/>
+          <w14:ligatures w14:val="none"/>
+        </w:rPr>
+        <w:t xml:space="preserve"> en Cajamarca’, Quito: Facultad Latinoamericana de Ciencias Sociales - Sede Ecuador.</w:t>
+      </w:r>
+    </w:p>
+    <w:p>
+      <w:pPr>
+        <w:spacing w:line="240" w:lineRule="auto"/>
+        <w:rPr>
+          <w:rFonts w:ascii="Times New Roman" w:eastAsia="Times New Roman" w:hAnsi="Times New Roman" w:cs="Times New Roman"/>
+          <w:kern w:val="0"/>
+          <w:sz w:val="24"/>
+          <w:szCs w:val="24"/>
+          <w:lang w:val="es-PE" w:eastAsia="es-PE"/>
+          <w14:ligatures w14:val="none"/>
+        </w:rPr>
+      </w:pPr>
+      <w:r>
+        <w:rPr>
+          <w:rFonts w:ascii="Times New Roman" w:eastAsia="Times New Roman" w:hAnsi="Times New Roman" w:cs="Times New Roman"/>
+          <w:kern w:val="0"/>
+          <w:sz w:val="24"/>
+          <w:szCs w:val="24"/>
+          <w:lang w:val="es-PE" w:eastAsia="es-PE"/>
+          <w14:ligatures w14:val="none"/>
+        </w:rPr>
+        <w:t>Mejía Villena, José Manuel 2024, ‘Luchas campesinas contra la expansión de la frontera extractiva: minería imperialista y conflicto de clases en Cajamarca, Perú’, Quito: Universidad Andina Simón Bolívar, Sede Ecuador.</w:t>
+      </w:r>
+    </w:p>
+    <w:p>
+      <w:pPr>
+        <w:spacing w:line="240" w:lineRule="auto"/>
+        <w:rPr>
+          <w:rFonts w:ascii="Times New Roman" w:eastAsia="Times New Roman" w:hAnsi="Times New Roman" w:cs="Times New Roman"/>
+          <w:kern w:val="0"/>
+          <w:sz w:val="24"/>
+          <w:szCs w:val="24"/>
+          <w:lang w:val="es-PE" w:eastAsia="es-PE"/>
+          <w14:ligatures w14:val="none"/>
+        </w:rPr>
+      </w:pPr>
+      <w:r>
+        <w:rPr>
+          <w:rFonts w:ascii="Times New Roman" w:eastAsia="Times New Roman" w:hAnsi="Times New Roman" w:cs="Times New Roman"/>
+          <w:kern w:val="0"/>
+          <w:sz w:val="24"/>
+          <w:szCs w:val="24"/>
+          <w:lang w:val="es-PE" w:eastAsia="es-PE"/>
+          <w14:ligatures w14:val="none"/>
+        </w:rPr>
+        <w:t xml:space="preserve">Melgar </w:t>
+      </w:r>
+      <w:proofErr w:type="spellStart"/>
+      <w:r>
+        <w:rPr>
+          <w:rFonts w:ascii="Times New Roman" w:eastAsia="Times New Roman" w:hAnsi="Times New Roman" w:cs="Times New Roman"/>
+          <w:kern w:val="0"/>
+          <w:sz w:val="24"/>
+          <w:szCs w:val="24"/>
+          <w:lang w:val="es-PE" w:eastAsia="es-PE"/>
+          <w14:ligatures w14:val="none"/>
+        </w:rPr>
+        <w:t>Bao</w:t>
+      </w:r>
+      <w:proofErr w:type="spellEnd"/>
+      <w:r>
+        <w:rPr>
+          <w:rFonts w:ascii="Times New Roman" w:eastAsia="Times New Roman" w:hAnsi="Times New Roman" w:cs="Times New Roman"/>
+          <w:kern w:val="0"/>
+          <w:sz w:val="24"/>
+          <w:szCs w:val="24"/>
+          <w:lang w:val="es-PE" w:eastAsia="es-PE"/>
+          <w14:ligatures w14:val="none"/>
+        </w:rPr>
+        <w:t xml:space="preserve">, Ricardo 2020, ‘Izquierdas y cultura militante en el frente minero: Perú 1928-1930’, </w:t>
       </w:r>
       <w:r>
         <w:rPr>
@@ -7526,192 +7902,10 @@
           <w:kern w:val="0"/>
           <w:sz w:val="24"/>
           <w:szCs w:val="24"/>
-          <w:lang w:eastAsia="es-PE"/>
-          <w14:ligatures w14:val="none"/>
-        </w:rPr>
-        <w:t>Marx’s Economic Manuscript of 1864-1865</w:t>
-      </w:r>
-      <w:r>
-        <w:rPr>
-          <w:rFonts w:ascii="Times New Roman" w:eastAsia="Times New Roman" w:hAnsi="Times New Roman" w:cs="Times New Roman"/>
-          <w:kern w:val="0"/>
-          <w:sz w:val="24"/>
-          <w:szCs w:val="24"/>
-          <w:lang w:eastAsia="es-PE"/>
-          <w14:ligatures w14:val="none"/>
-        </w:rPr>
-        <w:t xml:space="preserve">. edited by F. Moseley. </w:t>
-      </w:r>
-      <w:proofErr w:type="gramStart"/>
-      <w:r>
-        <w:rPr>
-          <w:rFonts w:ascii="Times New Roman" w:eastAsia="Times New Roman" w:hAnsi="Times New Roman" w:cs="Times New Roman"/>
-          <w:kern w:val="0"/>
-          <w:sz w:val="24"/>
-          <w:szCs w:val="24"/>
           <w:lang w:val="es-PE" w:eastAsia="es-PE"/>
           <w14:ligatures w14:val="none"/>
         </w:rPr>
-        <w:t>Leiden ;</w:t>
-      </w:r>
-      <w:proofErr w:type="gramEnd"/>
-      <w:r>
-        <w:rPr>
-          <w:rFonts w:ascii="Times New Roman" w:eastAsia="Times New Roman" w:hAnsi="Times New Roman" w:cs="Times New Roman"/>
-          <w:kern w:val="0"/>
-          <w:sz w:val="24"/>
-          <w:szCs w:val="24"/>
-          <w:lang w:val="es-PE" w:eastAsia="es-PE"/>
-          <w14:ligatures w14:val="none"/>
-        </w:rPr>
-        <w:t xml:space="preserve"> Boston: </w:t>
-      </w:r>
-      <w:proofErr w:type="spellStart"/>
-      <w:r>
-        <w:rPr>
-          <w:rFonts w:ascii="Times New Roman" w:eastAsia="Times New Roman" w:hAnsi="Times New Roman" w:cs="Times New Roman"/>
-          <w:kern w:val="0"/>
-          <w:sz w:val="24"/>
-          <w:szCs w:val="24"/>
-          <w:lang w:val="es-PE" w:eastAsia="es-PE"/>
-          <w14:ligatures w14:val="none"/>
-        </w:rPr>
-        <w:t>Brill</w:t>
-      </w:r>
-      <w:proofErr w:type="spellEnd"/>
-      <w:r>
-        <w:rPr>
-          <w:rFonts w:ascii="Times New Roman" w:eastAsia="Times New Roman" w:hAnsi="Times New Roman" w:cs="Times New Roman"/>
-          <w:kern w:val="0"/>
-          <w:sz w:val="24"/>
-          <w:szCs w:val="24"/>
-          <w:lang w:val="es-PE" w:eastAsia="es-PE"/>
-          <w14:ligatures w14:val="none"/>
-        </w:rPr>
-        <w:t>.</w:t>
-      </w:r>
-    </w:p>
-    <w:p>
-      <w:pPr>
-        <w:spacing w:line="240" w:lineRule="auto"/>
-        <w:ind w:hanging="480"/>
-        <w:rPr>
-          <w:rFonts w:ascii="Times New Roman" w:eastAsia="Times New Roman" w:hAnsi="Times New Roman" w:cs="Times New Roman"/>
-          <w:kern w:val="0"/>
-          <w:sz w:val="24"/>
-          <w:szCs w:val="24"/>
-          <w:lang w:val="es-PE" w:eastAsia="es-PE"/>
-          <w14:ligatures w14:val="none"/>
-        </w:rPr>
-      </w:pPr>
-      <w:r>
-        <w:rPr>
-          <w:rFonts w:ascii="Times New Roman" w:eastAsia="Times New Roman" w:hAnsi="Times New Roman" w:cs="Times New Roman"/>
-          <w:kern w:val="0"/>
-          <w:sz w:val="24"/>
-          <w:szCs w:val="24"/>
-          <w:lang w:val="es-PE" w:eastAsia="es-PE"/>
-          <w14:ligatures w14:val="none"/>
-        </w:rPr>
-        <w:t xml:space="preserve">Mejía, José Manuel. 2021. “Cambio de Escala En La Contienda Anti-Minera Peruana. Construcción de Teoría a Partir Del Conflicto Por La Exploración Del Cerro </w:t>
-      </w:r>
-      <w:proofErr w:type="spellStart"/>
-      <w:r>
-        <w:rPr>
-          <w:rFonts w:ascii="Times New Roman" w:eastAsia="Times New Roman" w:hAnsi="Times New Roman" w:cs="Times New Roman"/>
-          <w:kern w:val="0"/>
-          <w:sz w:val="24"/>
-          <w:szCs w:val="24"/>
-          <w:lang w:val="es-PE" w:eastAsia="es-PE"/>
-          <w14:ligatures w14:val="none"/>
-        </w:rPr>
-        <w:t>Quilish</w:t>
-      </w:r>
-      <w:proofErr w:type="spellEnd"/>
-      <w:r>
-        <w:rPr>
-          <w:rFonts w:ascii="Times New Roman" w:eastAsia="Times New Roman" w:hAnsi="Times New Roman" w:cs="Times New Roman"/>
-          <w:kern w:val="0"/>
-          <w:sz w:val="24"/>
-          <w:szCs w:val="24"/>
-          <w:lang w:val="es-PE" w:eastAsia="es-PE"/>
-          <w14:ligatures w14:val="none"/>
-        </w:rPr>
-        <w:t xml:space="preserve"> En Cajamarca.” Tesis para obtener el título de maestría en Sociología Política, Facultad Latinoamericana de Ciencias Sociales - Sede Ecuador, Quito.</w:t>
-      </w:r>
-    </w:p>
-    <w:p>
-      <w:pPr>
-        <w:spacing w:line="240" w:lineRule="auto"/>
-        <w:ind w:hanging="480"/>
-        <w:rPr>
-          <w:rFonts w:ascii="Times New Roman" w:eastAsia="Times New Roman" w:hAnsi="Times New Roman" w:cs="Times New Roman"/>
-          <w:kern w:val="0"/>
-          <w:sz w:val="24"/>
-          <w:szCs w:val="24"/>
-          <w:lang w:val="es-PE" w:eastAsia="es-PE"/>
-          <w14:ligatures w14:val="none"/>
-        </w:rPr>
-      </w:pPr>
-      <w:r>
-        <w:rPr>
-          <w:rFonts w:ascii="Times New Roman" w:eastAsia="Times New Roman" w:hAnsi="Times New Roman" w:cs="Times New Roman"/>
-          <w:kern w:val="0"/>
-          <w:sz w:val="24"/>
-          <w:szCs w:val="24"/>
-          <w:lang w:val="es-PE" w:eastAsia="es-PE"/>
-          <w14:ligatures w14:val="none"/>
-        </w:rPr>
-        <w:t>Mejía Villena, José Manuel. 2024. “Luchas campesinas contra la expansión de la frontera extractiva: minería imperialista y conflicto de clases en Cajamarca, Perú.” Tesis de Maestría en Estudios Latinoamericanos, Universidad Andina Simón Bolívar, Sede Ecuador, Quito.</w:t>
-      </w:r>
-    </w:p>
-    <w:p>
-      <w:pPr>
-        <w:spacing w:line="240" w:lineRule="auto"/>
-        <w:ind w:hanging="480"/>
-        <w:rPr>
-          <w:rFonts w:ascii="Times New Roman" w:eastAsia="Times New Roman" w:hAnsi="Times New Roman" w:cs="Times New Roman"/>
-          <w:kern w:val="0"/>
-          <w:sz w:val="24"/>
-          <w:szCs w:val="24"/>
-          <w:lang w:eastAsia="es-PE"/>
-          <w14:ligatures w14:val="none"/>
-        </w:rPr>
-      </w:pPr>
-      <w:r>
-        <w:rPr>
-          <w:rFonts w:ascii="Times New Roman" w:eastAsia="Times New Roman" w:hAnsi="Times New Roman" w:cs="Times New Roman"/>
-          <w:kern w:val="0"/>
-          <w:sz w:val="24"/>
-          <w:szCs w:val="24"/>
-          <w:lang w:val="es-PE" w:eastAsia="es-PE"/>
-          <w14:ligatures w14:val="none"/>
-        </w:rPr>
-        <w:t xml:space="preserve">Melgar </w:t>
-      </w:r>
-      <w:proofErr w:type="spellStart"/>
-      <w:r>
-        <w:rPr>
-          <w:rFonts w:ascii="Times New Roman" w:eastAsia="Times New Roman" w:hAnsi="Times New Roman" w:cs="Times New Roman"/>
-          <w:kern w:val="0"/>
-          <w:sz w:val="24"/>
-          <w:szCs w:val="24"/>
-          <w:lang w:val="es-PE" w:eastAsia="es-PE"/>
-          <w14:ligatures w14:val="none"/>
-        </w:rPr>
-        <w:t>Bao</w:t>
-      </w:r>
-      <w:proofErr w:type="spellEnd"/>
-      <w:r>
-        <w:rPr>
-          <w:rFonts w:ascii="Times New Roman" w:eastAsia="Times New Roman" w:hAnsi="Times New Roman" w:cs="Times New Roman"/>
-          <w:kern w:val="0"/>
-          <w:sz w:val="24"/>
-          <w:szCs w:val="24"/>
-          <w:lang w:val="es-PE" w:eastAsia="es-PE"/>
-          <w14:ligatures w14:val="none"/>
-        </w:rPr>
-        <w:t xml:space="preserve">, Ricardo. 2020. “Izquierdas y Cultura Militante En El Frente Minero: Perú 1928-1930.” </w:t>
+        <w:t xml:space="preserve">Avances del </w:t>
       </w:r>
       <w:proofErr w:type="spellStart"/>
       <w:r>
@@ -7722,12 +7916,47 @@
           <w:kern w:val="0"/>
           <w:sz w:val="24"/>
           <w:szCs w:val="24"/>
-          <w:lang w:eastAsia="es-PE"/>
-          <w14:ligatures w14:val="none"/>
-        </w:rPr>
-        <w:t>Avances</w:t>
-      </w:r>
-      <w:proofErr w:type="spellEnd"/>
+          <w:lang w:val="es-PE" w:eastAsia="es-PE"/>
+          <w14:ligatures w14:val="none"/>
+        </w:rPr>
+        <w:t>Cesor</w:t>
+      </w:r>
+      <w:proofErr w:type="spellEnd"/>
+      <w:r>
+        <w:rPr>
+          <w:rFonts w:ascii="Times New Roman" w:eastAsia="Times New Roman" w:hAnsi="Times New Roman" w:cs="Times New Roman"/>
+          <w:kern w:val="0"/>
+          <w:sz w:val="24"/>
+          <w:szCs w:val="24"/>
+          <w:lang w:val="es-PE" w:eastAsia="es-PE"/>
+          <w14:ligatures w14:val="none"/>
+        </w:rPr>
+        <w:t>, 17(22), 127–48.</w:t>
+      </w:r>
+    </w:p>
+    <w:p>
+      <w:pPr>
+        <w:spacing w:line="240" w:lineRule="auto"/>
+        <w:rPr>
+          <w:rFonts w:ascii="Times New Roman" w:eastAsia="Times New Roman" w:hAnsi="Times New Roman" w:cs="Times New Roman"/>
+          <w:kern w:val="0"/>
+          <w:sz w:val="24"/>
+          <w:szCs w:val="24"/>
+          <w:lang w:eastAsia="es-PE"/>
+          <w14:ligatures w14:val="none"/>
+        </w:rPr>
+      </w:pPr>
+      <w:r>
+        <w:rPr>
+          <w:rFonts w:ascii="Times New Roman" w:eastAsia="Times New Roman" w:hAnsi="Times New Roman" w:cs="Times New Roman"/>
+          <w:kern w:val="0"/>
+          <w:sz w:val="24"/>
+          <w:szCs w:val="24"/>
+          <w:lang w:eastAsia="es-PE"/>
+          <w14:ligatures w14:val="none"/>
+        </w:rPr>
+        <w:t xml:space="preserve">Merton, Robert K. 1948, ‘The Self-Fulfilling Prophecy’, </w:t>
+      </w:r>
       <w:r>
         <w:rPr>
           <w:rFonts w:ascii="Times New Roman" w:eastAsia="Times New Roman" w:hAnsi="Times New Roman" w:cs="Times New Roman"/>
@@ -7739,9 +7968,43 @@
           <w:lang w:eastAsia="es-PE"/>
           <w14:ligatures w14:val="none"/>
         </w:rPr>
-        <w:t xml:space="preserve"> Del </w:t>
-      </w:r>
-      <w:proofErr w:type="spellStart"/>
+        <w:t>The Antioch Review</w:t>
+      </w:r>
+      <w:r>
+        <w:rPr>
+          <w:rFonts w:ascii="Times New Roman" w:eastAsia="Times New Roman" w:hAnsi="Times New Roman" w:cs="Times New Roman"/>
+          <w:kern w:val="0"/>
+          <w:sz w:val="24"/>
+          <w:szCs w:val="24"/>
+          <w:lang w:eastAsia="es-PE"/>
+          <w14:ligatures w14:val="none"/>
+        </w:rPr>
+        <w:t>, 8(2), 193–210.</w:t>
+      </w:r>
+    </w:p>
+    <w:p>
+      <w:pPr>
+        <w:spacing w:line="240" w:lineRule="auto"/>
+        <w:rPr>
+          <w:rFonts w:ascii="Times New Roman" w:eastAsia="Times New Roman" w:hAnsi="Times New Roman" w:cs="Times New Roman"/>
+          <w:kern w:val="0"/>
+          <w:sz w:val="24"/>
+          <w:szCs w:val="24"/>
+          <w:lang w:val="es-PE" w:eastAsia="es-PE"/>
+          <w14:ligatures w14:val="none"/>
+        </w:rPr>
+      </w:pPr>
+      <w:r>
+        <w:rPr>
+          <w:rFonts w:ascii="Times New Roman" w:eastAsia="Times New Roman" w:hAnsi="Times New Roman" w:cs="Times New Roman"/>
+          <w:kern w:val="0"/>
+          <w:sz w:val="24"/>
+          <w:szCs w:val="24"/>
+          <w:lang w:val="es-PE" w:eastAsia="es-PE"/>
+          <w14:ligatures w14:val="none"/>
+        </w:rPr>
+        <w:t xml:space="preserve">Montoya, Gustavo, and Homero Quiroz, eds. 2023, </w:t>
+      </w:r>
       <w:r>
         <w:rPr>
           <w:rFonts w:ascii="Times New Roman" w:eastAsia="Times New Roman" w:hAnsi="Times New Roman" w:cs="Times New Roman"/>
@@ -7750,47 +8013,45 @@
           <w:kern w:val="0"/>
           <w:sz w:val="24"/>
           <w:szCs w:val="24"/>
-          <w:lang w:eastAsia="es-PE"/>
-          <w14:ligatures w14:val="none"/>
-        </w:rPr>
-        <w:t>Cesor</w:t>
-      </w:r>
-      <w:proofErr w:type="spellEnd"/>
-      <w:r>
-        <w:rPr>
-          <w:rFonts w:ascii="Times New Roman" w:eastAsia="Times New Roman" w:hAnsi="Times New Roman" w:cs="Times New Roman"/>
-          <w:kern w:val="0"/>
-          <w:sz w:val="24"/>
-          <w:szCs w:val="24"/>
-          <w:lang w:eastAsia="es-PE"/>
-          <w14:ligatures w14:val="none"/>
-        </w:rPr>
-        <w:t xml:space="preserve"> 17(22):127–48.</w:t>
+          <w:lang w:val="es-PE" w:eastAsia="es-PE"/>
+          <w14:ligatures w14:val="none"/>
+        </w:rPr>
+        <w:t>Estallido Popular. Protesta y Masacre En Perú, 2022-2023</w:t>
+      </w:r>
+      <w:r>
+        <w:rPr>
+          <w:rFonts w:ascii="Times New Roman" w:eastAsia="Times New Roman" w:hAnsi="Times New Roman" w:cs="Times New Roman"/>
+          <w:kern w:val="0"/>
+          <w:sz w:val="24"/>
+          <w:szCs w:val="24"/>
+          <w:lang w:val="es-PE" w:eastAsia="es-PE"/>
+          <w14:ligatures w14:val="none"/>
+        </w:rPr>
+        <w:t>, Lima: Estallido Editorial &amp; Editorial Horizonte.</w:t>
       </w:r>
     </w:p>
     <w:p>
       <w:pPr>
         <w:spacing w:line="240" w:lineRule="auto"/>
-        <w:ind w:hanging="480"/>
-        <w:rPr>
-          <w:rFonts w:ascii="Times New Roman" w:eastAsia="Times New Roman" w:hAnsi="Times New Roman" w:cs="Times New Roman"/>
-          <w:kern w:val="0"/>
-          <w:sz w:val="24"/>
-          <w:szCs w:val="24"/>
-          <w:lang w:eastAsia="es-PE"/>
-          <w14:ligatures w14:val="none"/>
-        </w:rPr>
-      </w:pPr>
-      <w:r>
-        <w:rPr>
-          <w:rFonts w:ascii="Times New Roman" w:eastAsia="Times New Roman" w:hAnsi="Times New Roman" w:cs="Times New Roman"/>
-          <w:kern w:val="0"/>
-          <w:sz w:val="24"/>
-          <w:szCs w:val="24"/>
-          <w:lang w:eastAsia="es-PE"/>
-          <w14:ligatures w14:val="none"/>
-        </w:rPr>
-        <w:t xml:space="preserve">Merton, Robert K. 1948. “The Self-Fulfilling Prophecy.” </w:t>
+        <w:rPr>
+          <w:rFonts w:ascii="Times New Roman" w:eastAsia="Times New Roman" w:hAnsi="Times New Roman" w:cs="Times New Roman"/>
+          <w:kern w:val="0"/>
+          <w:sz w:val="24"/>
+          <w:szCs w:val="24"/>
+          <w:lang w:eastAsia="es-PE"/>
+          <w14:ligatures w14:val="none"/>
+        </w:rPr>
+      </w:pPr>
+      <w:r>
+        <w:rPr>
+          <w:rFonts w:ascii="Times New Roman" w:eastAsia="Times New Roman" w:hAnsi="Times New Roman" w:cs="Times New Roman"/>
+          <w:kern w:val="0"/>
+          <w:sz w:val="24"/>
+          <w:szCs w:val="24"/>
+          <w:lang w:eastAsia="es-PE"/>
+          <w14:ligatures w14:val="none"/>
+        </w:rPr>
+        <w:t xml:space="preserve">O’Connor, James 1984, </w:t>
       </w:r>
       <w:r>
         <w:rPr>
@@ -7803,74 +8064,23 @@
           <w:lang w:eastAsia="es-PE"/>
           <w14:ligatures w14:val="none"/>
         </w:rPr>
-        <w:t>The Antioch Review</w:t>
-      </w:r>
-      <w:r>
-        <w:rPr>
-          <w:rFonts w:ascii="Times New Roman" w:eastAsia="Times New Roman" w:hAnsi="Times New Roman" w:cs="Times New Roman"/>
-          <w:kern w:val="0"/>
-          <w:sz w:val="24"/>
-          <w:szCs w:val="24"/>
-          <w:lang w:eastAsia="es-PE"/>
-          <w14:ligatures w14:val="none"/>
-        </w:rPr>
-        <w:t xml:space="preserve"> 8(2):193–210. </w:t>
-      </w:r>
-      <w:proofErr w:type="spellStart"/>
-      <w:r>
-        <w:rPr>
-          <w:rFonts w:ascii="Times New Roman" w:eastAsia="Times New Roman" w:hAnsi="Times New Roman" w:cs="Times New Roman"/>
-          <w:kern w:val="0"/>
-          <w:sz w:val="24"/>
-          <w:szCs w:val="24"/>
-          <w:lang w:eastAsia="es-PE"/>
-          <w14:ligatures w14:val="none"/>
-        </w:rPr>
-        <w:t>doi</w:t>
-      </w:r>
-      <w:proofErr w:type="spellEnd"/>
-      <w:r>
-        <w:rPr>
-          <w:rFonts w:ascii="Times New Roman" w:eastAsia="Times New Roman" w:hAnsi="Times New Roman" w:cs="Times New Roman"/>
-          <w:kern w:val="0"/>
-          <w:sz w:val="24"/>
-          <w:szCs w:val="24"/>
-          <w:lang w:eastAsia="es-PE"/>
-          <w14:ligatures w14:val="none"/>
-        </w:rPr>
-        <w:t xml:space="preserve">: </w:t>
-      </w:r>
-      <w:hyperlink r:id="rId19" w:history="1">
-        <w:r>
-          <w:rPr>
-            <w:rFonts w:ascii="Times New Roman" w:eastAsia="Times New Roman" w:hAnsi="Times New Roman" w:cs="Times New Roman"/>
-            <w:color w:val="0000FF"/>
-            <w:kern w:val="0"/>
-            <w:sz w:val="24"/>
-            <w:szCs w:val="24"/>
-            <w:u w:val="single"/>
-            <w:lang w:eastAsia="es-PE"/>
-            <w14:ligatures w14:val="none"/>
-          </w:rPr>
-          <w:t>10.2307/4609267</w:t>
-        </w:r>
-      </w:hyperlink>
-      <w:r>
-        <w:rPr>
-          <w:rFonts w:ascii="Times New Roman" w:eastAsia="Times New Roman" w:hAnsi="Times New Roman" w:cs="Times New Roman"/>
-          <w:kern w:val="0"/>
-          <w:sz w:val="24"/>
-          <w:szCs w:val="24"/>
-          <w:lang w:eastAsia="es-PE"/>
-          <w14:ligatures w14:val="none"/>
-        </w:rPr>
-        <w:t>.</w:t>
+        <w:t>Accumulation Crisis</w:t>
+      </w:r>
+      <w:r>
+        <w:rPr>
+          <w:rFonts w:ascii="Times New Roman" w:eastAsia="Times New Roman" w:hAnsi="Times New Roman" w:cs="Times New Roman"/>
+          <w:kern w:val="0"/>
+          <w:sz w:val="24"/>
+          <w:szCs w:val="24"/>
+          <w:lang w:eastAsia="es-PE"/>
+          <w14:ligatures w14:val="none"/>
+        </w:rPr>
+        <w:t>, New York: B. Blackwell.</w:t>
       </w:r>
     </w:p>
     <w:p>
       <w:pPr>
         <w:spacing w:line="240" w:lineRule="auto"/>
-        <w:ind w:hanging="480"/>
         <w:rPr>
           <w:rFonts w:ascii="Times New Roman" w:eastAsia="Times New Roman" w:hAnsi="Times New Roman" w:cs="Times New Roman"/>
           <w:kern w:val="0"/>
@@ -7886,10 +8096,34 @@
           <w:kern w:val="0"/>
           <w:sz w:val="24"/>
           <w:szCs w:val="24"/>
-          <w:lang w:eastAsia="es-PE"/>
-          <w14:ligatures w14:val="none"/>
-        </w:rPr>
-        <w:t xml:space="preserve">Montoya, Gustavo, and Homero Quiroz, eds. 2023. </w:t>
+          <w:lang w:val="es-PE" w:eastAsia="es-PE"/>
+          <w14:ligatures w14:val="none"/>
+        </w:rPr>
+        <w:t xml:space="preserve">Ortiz </w:t>
+      </w:r>
+      <w:proofErr w:type="spellStart"/>
+      <w:r>
+        <w:rPr>
+          <w:rFonts w:ascii="Times New Roman" w:eastAsia="Times New Roman" w:hAnsi="Times New Roman" w:cs="Times New Roman"/>
+          <w:kern w:val="0"/>
+          <w:sz w:val="24"/>
+          <w:szCs w:val="24"/>
+          <w:lang w:val="es-PE" w:eastAsia="es-PE"/>
+          <w14:ligatures w14:val="none"/>
+        </w:rPr>
+        <w:t>Rescanière</w:t>
+      </w:r>
+      <w:proofErr w:type="spellEnd"/>
+      <w:r>
+        <w:rPr>
+          <w:rFonts w:ascii="Times New Roman" w:eastAsia="Times New Roman" w:hAnsi="Times New Roman" w:cs="Times New Roman"/>
+          <w:kern w:val="0"/>
+          <w:sz w:val="24"/>
+          <w:szCs w:val="24"/>
+          <w:lang w:val="es-PE" w:eastAsia="es-PE"/>
+          <w14:ligatures w14:val="none"/>
+        </w:rPr>
+        <w:t xml:space="preserve">, Alejandro 1975, ‘El orden secoya o el árbol del universo’, </w:t>
       </w:r>
       <w:r>
         <w:rPr>
@@ -7902,7 +8136,7 @@
           <w:lang w:val="es-PE" w:eastAsia="es-PE"/>
           <w14:ligatures w14:val="none"/>
         </w:rPr>
-        <w:t>Estallido Popular. Protesta y Masacre En Perú, 2022-2023</w:t>
+        <w:t>Textual</w:t>
       </w:r>
       <w:r>
         <w:rPr>
@@ -7913,13 +8147,12 @@
           <w:lang w:val="es-PE" w:eastAsia="es-PE"/>
           <w14:ligatures w14:val="none"/>
         </w:rPr>
-        <w:t>. Lima: Estallido Editorial &amp; Editorial Horizonte.</w:t>
+        <w:t>, (10), 50–60.</w:t>
       </w:r>
     </w:p>
     <w:p>
       <w:pPr>
         <w:spacing w:line="240" w:lineRule="auto"/>
-        <w:ind w:hanging="480"/>
         <w:rPr>
           <w:rFonts w:ascii="Times New Roman" w:eastAsia="Times New Roman" w:hAnsi="Times New Roman" w:cs="Times New Roman"/>
           <w:kern w:val="0"/>
@@ -7938,9 +8171,8 @@
           <w:lang w:val="es-PE" w:eastAsia="es-PE"/>
           <w14:ligatures w14:val="none"/>
         </w:rPr>
-        <w:t xml:space="preserve">O’Connor, James. 1984. </w:t>
-      </w:r>
-      <w:proofErr w:type="spellStart"/>
+        <w:t xml:space="preserve">Pérez Mundaca, José 2012, </w:t>
+      </w:r>
       <w:r>
         <w:rPr>
           <w:rFonts w:ascii="Times New Roman" w:eastAsia="Times New Roman" w:hAnsi="Times New Roman" w:cs="Times New Roman"/>
@@ -7952,9 +8184,43 @@
           <w:lang w:val="es-PE" w:eastAsia="es-PE"/>
           <w14:ligatures w14:val="none"/>
         </w:rPr>
-        <w:t>Accumulation</w:t>
-      </w:r>
-      <w:proofErr w:type="spellEnd"/>
+        <w:t>Conflicto Minero En El Perú. Caso Yanacocha (Cambios y Permanencias)</w:t>
+      </w:r>
+      <w:r>
+        <w:rPr>
+          <w:rFonts w:ascii="Times New Roman" w:eastAsia="Times New Roman" w:hAnsi="Times New Roman" w:cs="Times New Roman"/>
+          <w:kern w:val="0"/>
+          <w:sz w:val="24"/>
+          <w:szCs w:val="24"/>
+          <w:lang w:val="es-PE" w:eastAsia="es-PE"/>
+          <w14:ligatures w14:val="none"/>
+        </w:rPr>
+        <w:t>, Cajamarca: Universidad Nacional de Cajamarca.</w:t>
+      </w:r>
+    </w:p>
+    <w:p>
+      <w:pPr>
+        <w:spacing w:line="240" w:lineRule="auto"/>
+        <w:rPr>
+          <w:rFonts w:ascii="Times New Roman" w:eastAsia="Times New Roman" w:hAnsi="Times New Roman" w:cs="Times New Roman"/>
+          <w:kern w:val="0"/>
+          <w:sz w:val="24"/>
+          <w:szCs w:val="24"/>
+          <w:lang w:val="es-PE" w:eastAsia="es-PE"/>
+          <w14:ligatures w14:val="none"/>
+        </w:rPr>
+      </w:pPr>
+      <w:r>
+        <w:rPr>
+          <w:rFonts w:ascii="Times New Roman" w:eastAsia="Times New Roman" w:hAnsi="Times New Roman" w:cs="Times New Roman"/>
+          <w:kern w:val="0"/>
+          <w:sz w:val="24"/>
+          <w:szCs w:val="24"/>
+          <w:lang w:val="es-PE" w:eastAsia="es-PE"/>
+          <w14:ligatures w14:val="none"/>
+        </w:rPr>
+        <w:t xml:space="preserve">Quijano, Aníbal 1980, ‘Lo cholo y el conflicto cultural en el Perú’, in </w:t>
+      </w:r>
       <w:r>
         <w:rPr>
           <w:rFonts w:ascii="Times New Roman" w:eastAsia="Times New Roman" w:hAnsi="Times New Roman" w:cs="Times New Roman"/>
@@ -7966,7 +8232,7 @@
           <w:lang w:val="es-PE" w:eastAsia="es-PE"/>
           <w14:ligatures w14:val="none"/>
         </w:rPr>
-        <w:t xml:space="preserve"> Crisis</w:t>
+        <w:t>Dominación y cultura. Lo cholo y el conflicto cultural en el Perú</w:t>
       </w:r>
       <w:r>
         <w:rPr>
@@ -7977,13 +8243,12 @@
           <w:lang w:val="es-PE" w:eastAsia="es-PE"/>
           <w14:ligatures w14:val="none"/>
         </w:rPr>
-        <w:t>. New York: B. Blackwell.</w:t>
+        <w:t>, Lima: Mosca Azul Editores.</w:t>
       </w:r>
     </w:p>
     <w:p>
       <w:pPr>
         <w:spacing w:line="240" w:lineRule="auto"/>
-        <w:ind w:hanging="480"/>
         <w:rPr>
           <w:rFonts w:ascii="Times New Roman" w:eastAsia="Times New Roman" w:hAnsi="Times New Roman" w:cs="Times New Roman"/>
           <w:kern w:val="0"/>
@@ -8002,31 +8267,7 @@
           <w:lang w:val="es-PE" w:eastAsia="es-PE"/>
           <w14:ligatures w14:val="none"/>
         </w:rPr>
-        <w:t xml:space="preserve">Ortiz </w:t>
-      </w:r>
-      <w:proofErr w:type="spellStart"/>
-      <w:r>
-        <w:rPr>
-          <w:rFonts w:ascii="Times New Roman" w:eastAsia="Times New Roman" w:hAnsi="Times New Roman" w:cs="Times New Roman"/>
-          <w:kern w:val="0"/>
-          <w:sz w:val="24"/>
-          <w:szCs w:val="24"/>
-          <w:lang w:val="es-PE" w:eastAsia="es-PE"/>
-          <w14:ligatures w14:val="none"/>
-        </w:rPr>
-        <w:t>Rescanière</w:t>
-      </w:r>
-      <w:proofErr w:type="spellEnd"/>
-      <w:r>
-        <w:rPr>
-          <w:rFonts w:ascii="Times New Roman" w:eastAsia="Times New Roman" w:hAnsi="Times New Roman" w:cs="Times New Roman"/>
-          <w:kern w:val="0"/>
-          <w:sz w:val="24"/>
-          <w:szCs w:val="24"/>
-          <w:lang w:val="es-PE" w:eastAsia="es-PE"/>
-          <w14:ligatures w14:val="none"/>
-        </w:rPr>
-        <w:t xml:space="preserve">, Alejandro. 1975. “El Orden Secoya o El Árbol Del Universo.” </w:t>
+        <w:t xml:space="preserve">——— 1988, ‘Imperialismo, clases sociales y estado en el Perú: 1985-1930’, in </w:t>
       </w:r>
       <w:r>
         <w:rPr>
@@ -8039,7 +8280,7 @@
           <w:lang w:val="es-PE" w:eastAsia="es-PE"/>
           <w14:ligatures w14:val="none"/>
         </w:rPr>
-        <w:t>Textual</w:t>
+        <w:t>Clases sociales y crisis política en América Latina: Seminario de Oaxaca</w:t>
       </w:r>
       <w:r>
         <w:rPr>
@@ -8050,32 +8291,80 @@
           <w:lang w:val="es-PE" w:eastAsia="es-PE"/>
           <w14:ligatures w14:val="none"/>
         </w:rPr>
-        <w:t xml:space="preserve"> (10):50–60.</w:t>
+        <w:t xml:space="preserve">, </w:t>
+      </w:r>
+      <w:proofErr w:type="spellStart"/>
+      <w:r>
+        <w:rPr>
+          <w:rFonts w:ascii="Times New Roman" w:eastAsia="Times New Roman" w:hAnsi="Times New Roman" w:cs="Times New Roman"/>
+          <w:kern w:val="0"/>
+          <w:sz w:val="24"/>
+          <w:szCs w:val="24"/>
+          <w:lang w:val="es-PE" w:eastAsia="es-PE"/>
+          <w14:ligatures w14:val="none"/>
+        </w:rPr>
+        <w:t>edited</w:t>
+      </w:r>
+      <w:proofErr w:type="spellEnd"/>
+      <w:r>
+        <w:rPr>
+          <w:rFonts w:ascii="Times New Roman" w:eastAsia="Times New Roman" w:hAnsi="Times New Roman" w:cs="Times New Roman"/>
+          <w:kern w:val="0"/>
+          <w:sz w:val="24"/>
+          <w:szCs w:val="24"/>
+          <w:lang w:val="es-PE" w:eastAsia="es-PE"/>
+          <w14:ligatures w14:val="none"/>
+        </w:rPr>
+        <w:t xml:space="preserve"> </w:t>
+      </w:r>
+      <w:proofErr w:type="spellStart"/>
+      <w:r>
+        <w:rPr>
+          <w:rFonts w:ascii="Times New Roman" w:eastAsia="Times New Roman" w:hAnsi="Times New Roman" w:cs="Times New Roman"/>
+          <w:kern w:val="0"/>
+          <w:sz w:val="24"/>
+          <w:szCs w:val="24"/>
+          <w:lang w:val="es-PE" w:eastAsia="es-PE"/>
+          <w14:ligatures w14:val="none"/>
+        </w:rPr>
+        <w:t>by</w:t>
+      </w:r>
+      <w:proofErr w:type="spellEnd"/>
+      <w:r>
+        <w:rPr>
+          <w:rFonts w:ascii="Times New Roman" w:eastAsia="Times New Roman" w:hAnsi="Times New Roman" w:cs="Times New Roman"/>
+          <w:kern w:val="0"/>
+          <w:sz w:val="24"/>
+          <w:szCs w:val="24"/>
+          <w:lang w:val="es-PE" w:eastAsia="es-PE"/>
+          <w14:ligatures w14:val="none"/>
+        </w:rPr>
+        <w:t xml:space="preserve"> Raúl Benítez Zenteno, Quinta., México, MX: Siglo Veintiuno.</w:t>
       </w:r>
     </w:p>
     <w:p>
       <w:pPr>
         <w:spacing w:line="240" w:lineRule="auto"/>
-        <w:ind w:hanging="480"/>
-        <w:rPr>
-          <w:rFonts w:ascii="Times New Roman" w:eastAsia="Times New Roman" w:hAnsi="Times New Roman" w:cs="Times New Roman"/>
-          <w:kern w:val="0"/>
-          <w:sz w:val="24"/>
-          <w:szCs w:val="24"/>
-          <w:lang w:val="es-PE" w:eastAsia="es-PE"/>
-          <w14:ligatures w14:val="none"/>
-        </w:rPr>
-      </w:pPr>
-      <w:r>
-        <w:rPr>
-          <w:rFonts w:ascii="Times New Roman" w:eastAsia="Times New Roman" w:hAnsi="Times New Roman" w:cs="Times New Roman"/>
-          <w:kern w:val="0"/>
-          <w:sz w:val="24"/>
-          <w:szCs w:val="24"/>
-          <w:lang w:val="es-PE" w:eastAsia="es-PE"/>
-          <w14:ligatures w14:val="none"/>
-        </w:rPr>
-        <w:t xml:space="preserve">Pérez Mundaca, José. 2012. </w:t>
+        <w:rPr>
+          <w:rFonts w:ascii="Times New Roman" w:eastAsia="Times New Roman" w:hAnsi="Times New Roman" w:cs="Times New Roman"/>
+          <w:kern w:val="0"/>
+          <w:sz w:val="24"/>
+          <w:szCs w:val="24"/>
+          <w:lang w:eastAsia="es-PE"/>
+          <w14:ligatures w14:val="none"/>
+        </w:rPr>
+      </w:pPr>
+      <w:r>
+        <w:rPr>
+          <w:rFonts w:ascii="Times New Roman" w:eastAsia="Times New Roman" w:hAnsi="Times New Roman" w:cs="Times New Roman"/>
+          <w:kern w:val="0"/>
+          <w:sz w:val="24"/>
+          <w:szCs w:val="24"/>
+          <w:lang w:eastAsia="es-PE"/>
+          <w14:ligatures w14:val="none"/>
+        </w:rPr>
+        <w:lastRenderedPageBreak/>
+        <w:t xml:space="preserve">——— 2007, ‘COLONIALITY AND MODERNITY/RATIONALITY’, </w:t>
       </w:r>
       <w:r>
         <w:rPr>
@@ -8085,46 +8374,45 @@
           <w:kern w:val="0"/>
           <w:sz w:val="24"/>
           <w:szCs w:val="24"/>
-          <w:lang w:val="es-PE" w:eastAsia="es-PE"/>
-          <w14:ligatures w14:val="none"/>
-        </w:rPr>
-        <w:t>Conflicto Minero En El Perú. Caso Yanacocha (Cambios y Permanencias)</w:t>
-      </w:r>
-      <w:r>
-        <w:rPr>
-          <w:rFonts w:ascii="Times New Roman" w:eastAsia="Times New Roman" w:hAnsi="Times New Roman" w:cs="Times New Roman"/>
-          <w:kern w:val="0"/>
-          <w:sz w:val="24"/>
-          <w:szCs w:val="24"/>
-          <w:lang w:val="es-PE" w:eastAsia="es-PE"/>
-          <w14:ligatures w14:val="none"/>
-        </w:rPr>
-        <w:t>. Cajamarca: Universidad Nacional de Cajamarca.</w:t>
+          <w:lang w:eastAsia="es-PE"/>
+          <w14:ligatures w14:val="none"/>
+        </w:rPr>
+        <w:t>Cultural studies (London, England)</w:t>
+      </w:r>
+      <w:r>
+        <w:rPr>
+          <w:rFonts w:ascii="Times New Roman" w:eastAsia="Times New Roman" w:hAnsi="Times New Roman" w:cs="Times New Roman"/>
+          <w:kern w:val="0"/>
+          <w:sz w:val="24"/>
+          <w:szCs w:val="24"/>
+          <w:lang w:eastAsia="es-PE"/>
+          <w14:ligatures w14:val="none"/>
+        </w:rPr>
+        <w:t>, 21(2–3), 168–78.</w:t>
       </w:r>
     </w:p>
     <w:p>
       <w:pPr>
         <w:spacing w:line="240" w:lineRule="auto"/>
-        <w:ind w:hanging="480"/>
-        <w:rPr>
-          <w:rFonts w:ascii="Times New Roman" w:eastAsia="Times New Roman" w:hAnsi="Times New Roman" w:cs="Times New Roman"/>
-          <w:kern w:val="0"/>
-          <w:sz w:val="24"/>
-          <w:szCs w:val="24"/>
-          <w:lang w:val="es-PE" w:eastAsia="es-PE"/>
-          <w14:ligatures w14:val="none"/>
-        </w:rPr>
-      </w:pPr>
-      <w:r>
-        <w:rPr>
-          <w:rFonts w:ascii="Times New Roman" w:eastAsia="Times New Roman" w:hAnsi="Times New Roman" w:cs="Times New Roman"/>
-          <w:kern w:val="0"/>
-          <w:sz w:val="24"/>
-          <w:szCs w:val="24"/>
-          <w:lang w:val="es-PE" w:eastAsia="es-PE"/>
-          <w14:ligatures w14:val="none"/>
-        </w:rPr>
-        <w:t xml:space="preserve">Quijano, Aníbal. 1980. “Lo Cholo y El Conflicto Cultural En El Perú.” Pp. 47–119 in </w:t>
+        <w:rPr>
+          <w:rFonts w:ascii="Times New Roman" w:eastAsia="Times New Roman" w:hAnsi="Times New Roman" w:cs="Times New Roman"/>
+          <w:kern w:val="0"/>
+          <w:sz w:val="24"/>
+          <w:szCs w:val="24"/>
+          <w:lang w:eastAsia="es-PE"/>
+          <w14:ligatures w14:val="none"/>
+        </w:rPr>
+      </w:pPr>
+      <w:r>
+        <w:rPr>
+          <w:rFonts w:ascii="Times New Roman" w:eastAsia="Times New Roman" w:hAnsi="Times New Roman" w:cs="Times New Roman"/>
+          <w:kern w:val="0"/>
+          <w:sz w:val="24"/>
+          <w:szCs w:val="24"/>
+          <w:lang w:eastAsia="es-PE"/>
+          <w14:ligatures w14:val="none"/>
+        </w:rPr>
+        <w:t xml:space="preserve">——— 2024, </w:t>
       </w:r>
       <w:r>
         <w:rPr>
@@ -8134,47 +8422,69 @@
           <w:kern w:val="0"/>
           <w:sz w:val="24"/>
           <w:szCs w:val="24"/>
-          <w:lang w:val="es-PE" w:eastAsia="es-PE"/>
-          <w14:ligatures w14:val="none"/>
-        </w:rPr>
-        <w:t>Dominación y cultura. Lo cholo y el conflicto cultural en el Perú</w:t>
-      </w:r>
-      <w:r>
-        <w:rPr>
-          <w:rFonts w:ascii="Times New Roman" w:eastAsia="Times New Roman" w:hAnsi="Times New Roman" w:cs="Times New Roman"/>
-          <w:kern w:val="0"/>
-          <w:sz w:val="24"/>
-          <w:szCs w:val="24"/>
-          <w:lang w:val="es-PE" w:eastAsia="es-PE"/>
-          <w14:ligatures w14:val="none"/>
-        </w:rPr>
-        <w:t>. Lima: Mosca Azul Editores.</w:t>
+          <w:lang w:eastAsia="es-PE"/>
+          <w14:ligatures w14:val="none"/>
+        </w:rPr>
+        <w:t>Aníbal Quijano: Foundational Essays on the Coloniality of Power</w:t>
+      </w:r>
+      <w:r>
+        <w:rPr>
+          <w:rFonts w:ascii="Times New Roman" w:eastAsia="Times New Roman" w:hAnsi="Times New Roman" w:cs="Times New Roman"/>
+          <w:kern w:val="0"/>
+          <w:sz w:val="24"/>
+          <w:szCs w:val="24"/>
+          <w:lang w:eastAsia="es-PE"/>
+          <w14:ligatures w14:val="none"/>
+        </w:rPr>
+        <w:t>, Durham: Duke University Press.</w:t>
       </w:r>
     </w:p>
     <w:p>
       <w:pPr>
         <w:spacing w:line="240" w:lineRule="auto"/>
-        <w:ind w:hanging="480"/>
-        <w:rPr>
-          <w:rFonts w:ascii="Times New Roman" w:eastAsia="Times New Roman" w:hAnsi="Times New Roman" w:cs="Times New Roman"/>
-          <w:kern w:val="0"/>
-          <w:sz w:val="24"/>
-          <w:szCs w:val="24"/>
-          <w:lang w:eastAsia="es-PE"/>
-          <w14:ligatures w14:val="none"/>
-        </w:rPr>
-      </w:pPr>
-      <w:r>
-        <w:rPr>
-          <w:rFonts w:ascii="Times New Roman" w:eastAsia="Times New Roman" w:hAnsi="Times New Roman" w:cs="Times New Roman"/>
-          <w:kern w:val="0"/>
-          <w:sz w:val="24"/>
-          <w:szCs w:val="24"/>
-          <w:lang w:val="es-PE" w:eastAsia="es-PE"/>
-          <w14:ligatures w14:val="none"/>
-        </w:rPr>
-        <w:lastRenderedPageBreak/>
-        <w:t xml:space="preserve">Quijano, Aníbal. 1988. “Imperialismo, Clases Sociales y Estado En El Perú: 1985-1930.” Pp. 113–50 in </w:t>
+        <w:rPr>
+          <w:rFonts w:ascii="Times New Roman" w:eastAsia="Times New Roman" w:hAnsi="Times New Roman" w:cs="Times New Roman"/>
+          <w:kern w:val="0"/>
+          <w:sz w:val="24"/>
+          <w:szCs w:val="24"/>
+          <w:lang w:eastAsia="es-PE"/>
+          <w14:ligatures w14:val="none"/>
+        </w:rPr>
+      </w:pPr>
+      <w:r>
+        <w:rPr>
+          <w:rFonts w:ascii="Times New Roman" w:eastAsia="Times New Roman" w:hAnsi="Times New Roman" w:cs="Times New Roman"/>
+          <w:kern w:val="0"/>
+          <w:sz w:val="24"/>
+          <w:szCs w:val="24"/>
+          <w:lang w:eastAsia="es-PE"/>
+          <w14:ligatures w14:val="none"/>
+        </w:rPr>
+        <w:t>Quijano, Aníbal and Immanuel Maurice Wallerstein 1992, ‘</w:t>
+      </w:r>
+      <w:proofErr w:type="spellStart"/>
+      <w:r>
+        <w:rPr>
+          <w:rFonts w:ascii="Times New Roman" w:eastAsia="Times New Roman" w:hAnsi="Times New Roman" w:cs="Times New Roman"/>
+          <w:kern w:val="0"/>
+          <w:sz w:val="24"/>
+          <w:szCs w:val="24"/>
+          <w:lang w:eastAsia="es-PE"/>
+          <w14:ligatures w14:val="none"/>
+        </w:rPr>
+        <w:t>Americanity</w:t>
+      </w:r>
+      <w:proofErr w:type="spellEnd"/>
+      <w:r>
+        <w:rPr>
+          <w:rFonts w:ascii="Times New Roman" w:eastAsia="Times New Roman" w:hAnsi="Times New Roman" w:cs="Times New Roman"/>
+          <w:kern w:val="0"/>
+          <w:sz w:val="24"/>
+          <w:szCs w:val="24"/>
+          <w:lang w:eastAsia="es-PE"/>
+          <w14:ligatures w14:val="none"/>
+        </w:rPr>
+        <w:t xml:space="preserve"> as a concept; or, The Americas in the modern world-system’, </w:t>
       </w:r>
       <w:r>
         <w:rPr>
@@ -8184,153 +8494,69 @@
           <w:kern w:val="0"/>
           <w:sz w:val="24"/>
           <w:szCs w:val="24"/>
-          <w:lang w:val="es-PE" w:eastAsia="es-PE"/>
-          <w14:ligatures w14:val="none"/>
-        </w:rPr>
-        <w:t>Clases sociales y crisis política en América Latina: Seminario de Oaxaca</w:t>
-      </w:r>
-      <w:r>
-        <w:rPr>
-          <w:rFonts w:ascii="Times New Roman" w:eastAsia="Times New Roman" w:hAnsi="Times New Roman" w:cs="Times New Roman"/>
-          <w:kern w:val="0"/>
-          <w:sz w:val="24"/>
-          <w:szCs w:val="24"/>
-          <w:lang w:val="es-PE" w:eastAsia="es-PE"/>
+          <w:lang w:eastAsia="es-PE"/>
+          <w14:ligatures w14:val="none"/>
+        </w:rPr>
+        <w:t>International Social Science Journal</w:t>
+      </w:r>
+      <w:r>
+        <w:rPr>
+          <w:rFonts w:ascii="Times New Roman" w:eastAsia="Times New Roman" w:hAnsi="Times New Roman" w:cs="Times New Roman"/>
+          <w:kern w:val="0"/>
+          <w:sz w:val="24"/>
+          <w:szCs w:val="24"/>
+          <w:lang w:eastAsia="es-PE"/>
           <w14:ligatures w14:val="none"/>
         </w:rPr>
         <w:t xml:space="preserve">, </w:t>
       </w:r>
-      <w:proofErr w:type="spellStart"/>
-      <w:r>
-        <w:rPr>
-          <w:rFonts w:ascii="Times New Roman" w:eastAsia="Times New Roman" w:hAnsi="Times New Roman" w:cs="Times New Roman"/>
-          <w:kern w:val="0"/>
-          <w:sz w:val="24"/>
-          <w:szCs w:val="24"/>
-          <w:lang w:val="es-PE" w:eastAsia="es-PE"/>
-          <w14:ligatures w14:val="none"/>
-        </w:rPr>
-        <w:t>edited</w:t>
-      </w:r>
-      <w:proofErr w:type="spellEnd"/>
-      <w:r>
-        <w:rPr>
-          <w:rFonts w:ascii="Times New Roman" w:eastAsia="Times New Roman" w:hAnsi="Times New Roman" w:cs="Times New Roman"/>
-          <w:kern w:val="0"/>
-          <w:sz w:val="24"/>
-          <w:szCs w:val="24"/>
-          <w:lang w:val="es-PE" w:eastAsia="es-PE"/>
-          <w14:ligatures w14:val="none"/>
-        </w:rPr>
-        <w:t xml:space="preserve"> </w:t>
-      </w:r>
-      <w:proofErr w:type="spellStart"/>
-      <w:r>
-        <w:rPr>
-          <w:rFonts w:ascii="Times New Roman" w:eastAsia="Times New Roman" w:hAnsi="Times New Roman" w:cs="Times New Roman"/>
-          <w:kern w:val="0"/>
-          <w:sz w:val="24"/>
-          <w:szCs w:val="24"/>
-          <w:lang w:val="es-PE" w:eastAsia="es-PE"/>
-          <w14:ligatures w14:val="none"/>
-        </w:rPr>
-        <w:t>by</w:t>
-      </w:r>
-      <w:proofErr w:type="spellEnd"/>
-      <w:r>
-        <w:rPr>
-          <w:rFonts w:ascii="Times New Roman" w:eastAsia="Times New Roman" w:hAnsi="Times New Roman" w:cs="Times New Roman"/>
-          <w:kern w:val="0"/>
-          <w:sz w:val="24"/>
-          <w:szCs w:val="24"/>
-          <w:lang w:val="es-PE" w:eastAsia="es-PE"/>
-          <w14:ligatures w14:val="none"/>
-        </w:rPr>
-        <w:t xml:space="preserve"> R. Benítez Zenteno. </w:t>
-      </w:r>
-      <w:r>
-        <w:rPr>
-          <w:rFonts w:ascii="Times New Roman" w:eastAsia="Times New Roman" w:hAnsi="Times New Roman" w:cs="Times New Roman"/>
-          <w:kern w:val="0"/>
-          <w:sz w:val="24"/>
-          <w:szCs w:val="24"/>
-          <w:lang w:eastAsia="es-PE"/>
-          <w14:ligatures w14:val="none"/>
-        </w:rPr>
-        <w:t xml:space="preserve">México, MX: </w:t>
-      </w:r>
-      <w:proofErr w:type="spellStart"/>
-      <w:r>
-        <w:rPr>
-          <w:rFonts w:ascii="Times New Roman" w:eastAsia="Times New Roman" w:hAnsi="Times New Roman" w:cs="Times New Roman"/>
-          <w:kern w:val="0"/>
-          <w:sz w:val="24"/>
-          <w:szCs w:val="24"/>
-          <w:lang w:eastAsia="es-PE"/>
-          <w14:ligatures w14:val="none"/>
-        </w:rPr>
-        <w:t>Siglo</w:t>
-      </w:r>
-      <w:proofErr w:type="spellEnd"/>
-      <w:r>
-        <w:rPr>
-          <w:rFonts w:ascii="Times New Roman" w:eastAsia="Times New Roman" w:hAnsi="Times New Roman" w:cs="Times New Roman"/>
-          <w:kern w:val="0"/>
-          <w:sz w:val="24"/>
-          <w:szCs w:val="24"/>
-          <w:lang w:eastAsia="es-PE"/>
-          <w14:ligatures w14:val="none"/>
-        </w:rPr>
-        <w:t xml:space="preserve"> </w:t>
-      </w:r>
-      <w:proofErr w:type="spellStart"/>
-      <w:r>
-        <w:rPr>
-          <w:rFonts w:ascii="Times New Roman" w:eastAsia="Times New Roman" w:hAnsi="Times New Roman" w:cs="Times New Roman"/>
-          <w:kern w:val="0"/>
-          <w:sz w:val="24"/>
-          <w:szCs w:val="24"/>
-          <w:lang w:eastAsia="es-PE"/>
-          <w14:ligatures w14:val="none"/>
-        </w:rPr>
-        <w:t>Veintiuno</w:t>
-      </w:r>
-      <w:proofErr w:type="spellEnd"/>
-      <w:r>
-        <w:rPr>
-          <w:rFonts w:ascii="Times New Roman" w:eastAsia="Times New Roman" w:hAnsi="Times New Roman" w:cs="Times New Roman"/>
-          <w:kern w:val="0"/>
-          <w:sz w:val="24"/>
-          <w:szCs w:val="24"/>
-          <w:lang w:eastAsia="es-PE"/>
-          <w14:ligatures w14:val="none"/>
-        </w:rPr>
-        <w:t>.</w:t>
+      <w:proofErr w:type="gramStart"/>
+      <w:r>
+        <w:rPr>
+          <w:rFonts w:ascii="Times New Roman" w:eastAsia="Times New Roman" w:hAnsi="Times New Roman" w:cs="Times New Roman"/>
+          <w:kern w:val="0"/>
+          <w:sz w:val="24"/>
+          <w:szCs w:val="24"/>
+          <w:lang w:eastAsia="es-PE"/>
+          <w14:ligatures w14:val="none"/>
+        </w:rPr>
+        <w:t>XLIV(</w:t>
+      </w:r>
+      <w:proofErr w:type="gramEnd"/>
+      <w:r>
+        <w:rPr>
+          <w:rFonts w:ascii="Times New Roman" w:eastAsia="Times New Roman" w:hAnsi="Times New Roman" w:cs="Times New Roman"/>
+          <w:kern w:val="0"/>
+          <w:sz w:val="24"/>
+          <w:szCs w:val="24"/>
+          <w:lang w:eastAsia="es-PE"/>
+          <w14:ligatures w14:val="none"/>
+        </w:rPr>
+        <w:t>4), 549–57.</w:t>
       </w:r>
     </w:p>
     <w:p>
       <w:pPr>
         <w:spacing w:line="240" w:lineRule="auto"/>
-        <w:ind w:hanging="480"/>
-        <w:rPr>
-          <w:rFonts w:ascii="Times New Roman" w:eastAsia="Times New Roman" w:hAnsi="Times New Roman" w:cs="Times New Roman"/>
-          <w:kern w:val="0"/>
-          <w:sz w:val="24"/>
-          <w:szCs w:val="24"/>
-          <w:lang w:eastAsia="es-PE"/>
-          <w14:ligatures w14:val="none"/>
-        </w:rPr>
-      </w:pPr>
-      <w:r>
-        <w:rPr>
-          <w:rFonts w:ascii="Times New Roman" w:eastAsia="Times New Roman" w:hAnsi="Times New Roman" w:cs="Times New Roman"/>
-          <w:kern w:val="0"/>
-          <w:sz w:val="24"/>
-          <w:szCs w:val="24"/>
-          <w:lang w:eastAsia="es-PE"/>
-          <w14:ligatures w14:val="none"/>
-        </w:rPr>
-        <w:t xml:space="preserve">Quijano, Aníbal. 2007. “COLONIALITY AND MODERNITY/RATIONALITY.” </w:t>
+        <w:rPr>
+          <w:rFonts w:ascii="Times New Roman" w:eastAsia="Times New Roman" w:hAnsi="Times New Roman" w:cs="Times New Roman"/>
+          <w:kern w:val="0"/>
+          <w:sz w:val="24"/>
+          <w:szCs w:val="24"/>
+          <w:lang w:eastAsia="es-PE"/>
+          <w14:ligatures w14:val="none"/>
+        </w:rPr>
+      </w:pPr>
+      <w:r>
+        <w:rPr>
+          <w:rFonts w:ascii="Times New Roman" w:eastAsia="Times New Roman" w:hAnsi="Times New Roman" w:cs="Times New Roman"/>
+          <w:kern w:val="0"/>
+          <w:sz w:val="24"/>
+          <w:szCs w:val="24"/>
+          <w:lang w:eastAsia="es-PE"/>
+          <w14:ligatures w14:val="none"/>
+        </w:rPr>
+        <w:t xml:space="preserve">Ross, Michael L. 2003, ‘Oil, Drugs, and Diamonds: The Varying Roles of Natural Resources in Civil War’, </w:t>
       </w:r>
       <w:r>
         <w:rPr>
@@ -8343,93 +8569,90 @@
           <w:lang w:eastAsia="es-PE"/>
           <w14:ligatures w14:val="none"/>
         </w:rPr>
-        <w:t>Cultural Studies (London, England)</w:t>
-      </w:r>
-      <w:r>
-        <w:rPr>
-          <w:rFonts w:ascii="Times New Roman" w:eastAsia="Times New Roman" w:hAnsi="Times New Roman" w:cs="Times New Roman"/>
-          <w:kern w:val="0"/>
-          <w:sz w:val="24"/>
-          <w:szCs w:val="24"/>
-          <w:lang w:eastAsia="es-PE"/>
-          <w14:ligatures w14:val="none"/>
-        </w:rPr>
-        <w:t xml:space="preserve"> 21(2–3):168–78. </w:t>
-      </w:r>
-      <w:proofErr w:type="spellStart"/>
-      <w:r>
-        <w:rPr>
-          <w:rFonts w:ascii="Times New Roman" w:eastAsia="Times New Roman" w:hAnsi="Times New Roman" w:cs="Times New Roman"/>
-          <w:kern w:val="0"/>
-          <w:sz w:val="24"/>
-          <w:szCs w:val="24"/>
-          <w:lang w:eastAsia="es-PE"/>
-          <w14:ligatures w14:val="none"/>
-        </w:rPr>
-        <w:t>doi</w:t>
-      </w:r>
-      <w:proofErr w:type="spellEnd"/>
-      <w:r>
-        <w:rPr>
-          <w:rFonts w:ascii="Times New Roman" w:eastAsia="Times New Roman" w:hAnsi="Times New Roman" w:cs="Times New Roman"/>
-          <w:kern w:val="0"/>
-          <w:sz w:val="24"/>
-          <w:szCs w:val="24"/>
-          <w:lang w:eastAsia="es-PE"/>
-          <w14:ligatures w14:val="none"/>
-        </w:rPr>
-        <w:t xml:space="preserve">: </w:t>
-      </w:r>
-      <w:hyperlink r:id="rId20" w:history="1">
-        <w:r>
-          <w:rPr>
-            <w:rFonts w:ascii="Times New Roman" w:eastAsia="Times New Roman" w:hAnsi="Times New Roman" w:cs="Times New Roman"/>
-            <w:color w:val="0000FF"/>
-            <w:kern w:val="0"/>
-            <w:sz w:val="24"/>
-            <w:szCs w:val="24"/>
-            <w:u w:val="single"/>
-            <w:lang w:eastAsia="es-PE"/>
-            <w14:ligatures w14:val="none"/>
-          </w:rPr>
-          <w:t>10.1080/09502380601164353</w:t>
-        </w:r>
-      </w:hyperlink>
-      <w:r>
-        <w:rPr>
-          <w:rFonts w:ascii="Times New Roman" w:eastAsia="Times New Roman" w:hAnsi="Times New Roman" w:cs="Times New Roman"/>
-          <w:kern w:val="0"/>
-          <w:sz w:val="24"/>
-          <w:szCs w:val="24"/>
-          <w:lang w:eastAsia="es-PE"/>
-          <w14:ligatures w14:val="none"/>
-        </w:rPr>
-        <w:t>.</w:t>
+        <w:t>The political economy of armed conflict: beyond greed and grievance</w:t>
+      </w:r>
+      <w:r>
+        <w:rPr>
+          <w:rFonts w:ascii="Times New Roman" w:eastAsia="Times New Roman" w:hAnsi="Times New Roman" w:cs="Times New Roman"/>
+          <w:kern w:val="0"/>
+          <w:sz w:val="24"/>
+          <w:szCs w:val="24"/>
+          <w:lang w:eastAsia="es-PE"/>
+          <w14:ligatures w14:val="none"/>
+        </w:rPr>
+        <w:t>, Ed. Karen Ballentine and Jake Sherman, 47–70.</w:t>
       </w:r>
     </w:p>
     <w:p>
       <w:pPr>
         <w:spacing w:line="240" w:lineRule="auto"/>
-        <w:ind w:hanging="480"/>
-        <w:rPr>
-          <w:rFonts w:ascii="Times New Roman" w:eastAsia="Times New Roman" w:hAnsi="Times New Roman" w:cs="Times New Roman"/>
-          <w:kern w:val="0"/>
-          <w:sz w:val="24"/>
-          <w:szCs w:val="24"/>
-          <w:lang w:val="es-PE" w:eastAsia="es-PE"/>
-          <w14:ligatures w14:val="none"/>
-        </w:rPr>
-      </w:pPr>
-      <w:r>
-        <w:rPr>
-          <w:rFonts w:ascii="Times New Roman" w:eastAsia="Times New Roman" w:hAnsi="Times New Roman" w:cs="Times New Roman"/>
-          <w:kern w:val="0"/>
-          <w:sz w:val="24"/>
-          <w:szCs w:val="24"/>
-          <w:lang w:eastAsia="es-PE"/>
-          <w14:ligatures w14:val="none"/>
-        </w:rPr>
-        <w:t xml:space="preserve">Quijano, Aníbal. 2024. </w:t>
+        <w:rPr>
+          <w:rFonts w:ascii="Times New Roman" w:eastAsia="Times New Roman" w:hAnsi="Times New Roman" w:cs="Times New Roman"/>
+          <w:kern w:val="0"/>
+          <w:sz w:val="24"/>
+          <w:szCs w:val="24"/>
+          <w:lang w:eastAsia="es-PE"/>
+          <w14:ligatures w14:val="none"/>
+        </w:rPr>
+      </w:pPr>
+      <w:r>
+        <w:rPr>
+          <w:rFonts w:ascii="Times New Roman" w:eastAsia="Times New Roman" w:hAnsi="Times New Roman" w:cs="Times New Roman"/>
+          <w:kern w:val="0"/>
+          <w:sz w:val="24"/>
+          <w:szCs w:val="24"/>
+          <w:lang w:eastAsia="es-PE"/>
+          <w14:ligatures w14:val="none"/>
+        </w:rPr>
+        <w:t xml:space="preserve">SGS Canada 2019, ‘Amended and </w:t>
+      </w:r>
+      <w:proofErr w:type="gramStart"/>
+      <w:r>
+        <w:rPr>
+          <w:rFonts w:ascii="Times New Roman" w:eastAsia="Times New Roman" w:hAnsi="Times New Roman" w:cs="Times New Roman"/>
+          <w:kern w:val="0"/>
+          <w:sz w:val="24"/>
+          <w:szCs w:val="24"/>
+          <w:lang w:eastAsia="es-PE"/>
+          <w14:ligatures w14:val="none"/>
+        </w:rPr>
+        <w:t>restated  n</w:t>
+      </w:r>
+      <w:proofErr w:type="gramEnd"/>
+      <w:r>
+        <w:rPr>
+          <w:rFonts w:ascii="Times New Roman" w:eastAsia="Times New Roman" w:hAnsi="Times New Roman" w:cs="Times New Roman"/>
+          <w:kern w:val="0"/>
+          <w:sz w:val="24"/>
+          <w:szCs w:val="24"/>
+          <w:lang w:eastAsia="es-PE"/>
+          <w14:ligatures w14:val="none"/>
+        </w:rPr>
+        <w:t>° 43-101 preliminary economic assessment  of the La Mina VMS project, Cotopaxi province, Ecuador’, SGS.</w:t>
+      </w:r>
+    </w:p>
+    <w:p>
+      <w:pPr>
+        <w:spacing w:line="240" w:lineRule="auto"/>
+        <w:rPr>
+          <w:rFonts w:ascii="Times New Roman" w:eastAsia="Times New Roman" w:hAnsi="Times New Roman" w:cs="Times New Roman"/>
+          <w:kern w:val="0"/>
+          <w:sz w:val="24"/>
+          <w:szCs w:val="24"/>
+          <w:lang w:eastAsia="es-PE"/>
+          <w14:ligatures w14:val="none"/>
+        </w:rPr>
+      </w:pPr>
+      <w:r>
+        <w:rPr>
+          <w:rFonts w:ascii="Times New Roman" w:eastAsia="Times New Roman" w:hAnsi="Times New Roman" w:cs="Times New Roman"/>
+          <w:kern w:val="0"/>
+          <w:sz w:val="24"/>
+          <w:szCs w:val="24"/>
+          <w:lang w:eastAsia="es-PE"/>
+          <w14:ligatures w14:val="none"/>
+        </w:rPr>
+        <w:t xml:space="preserve">Tilly, Charles and Sidney Tarrow 2015, </w:t>
       </w:r>
       <w:r>
         <w:rPr>
@@ -8442,20 +8665,23 @@
           <w:lang w:eastAsia="es-PE"/>
           <w14:ligatures w14:val="none"/>
         </w:rPr>
-        <w:t>Aníbal Quijano: Foundational Essays on the Coloniality of Power</w:t>
-      </w:r>
-      <w:r>
-        <w:rPr>
-          <w:rFonts w:ascii="Times New Roman" w:eastAsia="Times New Roman" w:hAnsi="Times New Roman" w:cs="Times New Roman"/>
-          <w:kern w:val="0"/>
-          <w:sz w:val="24"/>
-          <w:szCs w:val="24"/>
-          <w:lang w:eastAsia="es-PE"/>
-          <w14:ligatures w14:val="none"/>
-        </w:rPr>
-        <w:t xml:space="preserve">. </w:t>
-      </w:r>
-      <w:r>
+        <w:t>Contentious Politics</w:t>
+      </w:r>
+      <w:r>
+        <w:rPr>
+          <w:rFonts w:ascii="Times New Roman" w:eastAsia="Times New Roman" w:hAnsi="Times New Roman" w:cs="Times New Roman"/>
+          <w:kern w:val="0"/>
+          <w:sz w:val="24"/>
+          <w:szCs w:val="24"/>
+          <w:lang w:eastAsia="es-PE"/>
+          <w14:ligatures w14:val="none"/>
+        </w:rPr>
+        <w:t>, London: Paradigm Publishers.</w:t>
+      </w:r>
+    </w:p>
+    <w:p>
+      <w:pPr>
+        <w:spacing w:line="240" w:lineRule="auto"/>
         <w:rPr>
           <w:rFonts w:ascii="Times New Roman" w:eastAsia="Times New Roman" w:hAnsi="Times New Roman" w:cs="Times New Roman"/>
           <w:kern w:val="0"/>
@@ -8464,9 +8690,7 @@
           <w:lang w:val="es-PE" w:eastAsia="es-PE"/>
           <w14:ligatures w14:val="none"/>
         </w:rPr>
-        <w:t xml:space="preserve">Durham: Duke </w:t>
-      </w:r>
-      <w:proofErr w:type="spellStart"/>
+      </w:pPr>
       <w:r>
         <w:rPr>
           <w:rFonts w:ascii="Times New Roman" w:eastAsia="Times New Roman" w:hAnsi="Times New Roman" w:cs="Times New Roman"/>
@@ -8476,116 +8700,7 @@
           <w:lang w:val="es-PE" w:eastAsia="es-PE"/>
           <w14:ligatures w14:val="none"/>
         </w:rPr>
-        <w:t>University</w:t>
-      </w:r>
-      <w:proofErr w:type="spellEnd"/>
-      <w:r>
-        <w:rPr>
-          <w:rFonts w:ascii="Times New Roman" w:eastAsia="Times New Roman" w:hAnsi="Times New Roman" w:cs="Times New Roman"/>
-          <w:kern w:val="0"/>
-          <w:sz w:val="24"/>
-          <w:szCs w:val="24"/>
-          <w:lang w:val="es-PE" w:eastAsia="es-PE"/>
-          <w14:ligatures w14:val="none"/>
-        </w:rPr>
-        <w:t xml:space="preserve"> </w:t>
-      </w:r>
-      <w:proofErr w:type="spellStart"/>
-      <w:r>
-        <w:rPr>
-          <w:rFonts w:ascii="Times New Roman" w:eastAsia="Times New Roman" w:hAnsi="Times New Roman" w:cs="Times New Roman"/>
-          <w:kern w:val="0"/>
-          <w:sz w:val="24"/>
-          <w:szCs w:val="24"/>
-          <w:lang w:val="es-PE" w:eastAsia="es-PE"/>
-          <w14:ligatures w14:val="none"/>
-        </w:rPr>
-        <w:t>Press</w:t>
-      </w:r>
-      <w:proofErr w:type="spellEnd"/>
-      <w:r>
-        <w:rPr>
-          <w:rFonts w:ascii="Times New Roman" w:eastAsia="Times New Roman" w:hAnsi="Times New Roman" w:cs="Times New Roman"/>
-          <w:kern w:val="0"/>
-          <w:sz w:val="24"/>
-          <w:szCs w:val="24"/>
-          <w:lang w:val="es-PE" w:eastAsia="es-PE"/>
-          <w14:ligatures w14:val="none"/>
-        </w:rPr>
-        <w:t>.</w:t>
-      </w:r>
-    </w:p>
-    <w:p>
-      <w:pPr>
-        <w:spacing w:line="240" w:lineRule="auto"/>
-        <w:ind w:hanging="480"/>
-        <w:rPr>
-          <w:rFonts w:ascii="Times New Roman" w:eastAsia="Times New Roman" w:hAnsi="Times New Roman" w:cs="Times New Roman"/>
-          <w:kern w:val="0"/>
-          <w:sz w:val="24"/>
-          <w:szCs w:val="24"/>
-          <w:lang w:eastAsia="es-PE"/>
-          <w14:ligatures w14:val="none"/>
-        </w:rPr>
-      </w:pPr>
-      <w:r>
-        <w:rPr>
-          <w:rFonts w:ascii="Times New Roman" w:eastAsia="Times New Roman" w:hAnsi="Times New Roman" w:cs="Times New Roman"/>
-          <w:kern w:val="0"/>
-          <w:sz w:val="24"/>
-          <w:szCs w:val="24"/>
-          <w:lang w:eastAsia="es-PE"/>
-          <w14:ligatures w14:val="none"/>
-        </w:rPr>
-        <w:t>Quijano, Aníbal, and Immanuel Maurice Wallerstein. 1992. “</w:t>
-      </w:r>
-      <w:proofErr w:type="spellStart"/>
-      <w:r>
-        <w:rPr>
-          <w:rFonts w:ascii="Times New Roman" w:eastAsia="Times New Roman" w:hAnsi="Times New Roman" w:cs="Times New Roman"/>
-          <w:kern w:val="0"/>
-          <w:sz w:val="24"/>
-          <w:szCs w:val="24"/>
-          <w:lang w:eastAsia="es-PE"/>
-          <w14:ligatures w14:val="none"/>
-        </w:rPr>
-        <w:t>Americanity</w:t>
-      </w:r>
-      <w:proofErr w:type="spellEnd"/>
-      <w:r>
-        <w:rPr>
-          <w:rFonts w:ascii="Times New Roman" w:eastAsia="Times New Roman" w:hAnsi="Times New Roman" w:cs="Times New Roman"/>
-          <w:kern w:val="0"/>
-          <w:sz w:val="24"/>
-          <w:szCs w:val="24"/>
-          <w:lang w:eastAsia="es-PE"/>
-          <w14:ligatures w14:val="none"/>
-        </w:rPr>
-        <w:t xml:space="preserve"> as a Concept; </w:t>
-      </w:r>
-      <w:proofErr w:type="gramStart"/>
-      <w:r>
-        <w:rPr>
-          <w:rFonts w:ascii="Times New Roman" w:eastAsia="Times New Roman" w:hAnsi="Times New Roman" w:cs="Times New Roman"/>
-          <w:kern w:val="0"/>
-          <w:sz w:val="24"/>
-          <w:szCs w:val="24"/>
-          <w:lang w:eastAsia="es-PE"/>
-          <w14:ligatures w14:val="none"/>
-        </w:rPr>
-        <w:t>or,</w:t>
-      </w:r>
-      <w:proofErr w:type="gramEnd"/>
-      <w:r>
-        <w:rPr>
-          <w:rFonts w:ascii="Times New Roman" w:eastAsia="Times New Roman" w:hAnsi="Times New Roman" w:cs="Times New Roman"/>
-          <w:kern w:val="0"/>
-          <w:sz w:val="24"/>
-          <w:szCs w:val="24"/>
-          <w:lang w:eastAsia="es-PE"/>
-          <w14:ligatures w14:val="none"/>
-        </w:rPr>
-        <w:t xml:space="preserve"> The Americas in the Modern World-System.” </w:t>
+        <w:t xml:space="preserve">Valcárcel, Luis Eduardo 1927, </w:t>
       </w:r>
       <w:r>
         <w:rPr>
@@ -8595,21 +8710,10 @@
           <w:kern w:val="0"/>
           <w:sz w:val="24"/>
           <w:szCs w:val="24"/>
-          <w:lang w:eastAsia="es-PE"/>
-          <w14:ligatures w14:val="none"/>
-        </w:rPr>
-        <w:t>International Social Science Journal</w:t>
-      </w:r>
-      <w:r>
-        <w:rPr>
-          <w:rFonts w:ascii="Times New Roman" w:eastAsia="Times New Roman" w:hAnsi="Times New Roman" w:cs="Times New Roman"/>
-          <w:kern w:val="0"/>
-          <w:sz w:val="24"/>
-          <w:szCs w:val="24"/>
-          <w:lang w:eastAsia="es-PE"/>
-          <w14:ligatures w14:val="none"/>
-        </w:rPr>
-        <w:t xml:space="preserve"> </w:t>
+          <w:lang w:val="es-PE" w:eastAsia="es-PE"/>
+          <w14:ligatures w14:val="none"/>
+        </w:rPr>
+        <w:t>Tempestad En Los Andes</w:t>
       </w:r>
       <w:proofErr w:type="gramStart"/>
       <w:r>
@@ -8618,10 +8722,10 @@
           <w:kern w:val="0"/>
           <w:sz w:val="24"/>
           <w:szCs w:val="24"/>
-          <w:lang w:eastAsia="es-PE"/>
-          <w14:ligatures w14:val="none"/>
-        </w:rPr>
-        <w:t>XLIV(</w:t>
+          <w:lang w:val="es-PE" w:eastAsia="es-PE"/>
+          <w14:ligatures w14:val="none"/>
+        </w:rPr>
+        <w:t>, .</w:t>
       </w:r>
       <w:proofErr w:type="gramEnd"/>
       <w:r>
@@ -8630,35 +8734,34 @@
           <w:kern w:val="0"/>
           <w:sz w:val="24"/>
           <w:szCs w:val="24"/>
-          <w:lang w:eastAsia="es-PE"/>
-          <w14:ligatures w14:val="none"/>
-        </w:rPr>
-        <w:t>4):549–57.</w:t>
+          <w:lang w:val="es-PE" w:eastAsia="es-PE"/>
+          <w14:ligatures w14:val="none"/>
+        </w:rPr>
+        <w:t xml:space="preserve"> Biblioteca ‘Amauta’, Lima: Editorial Minerva.</w:t>
       </w:r>
     </w:p>
     <w:p>
       <w:pPr>
         <w:spacing w:line="240" w:lineRule="auto"/>
-        <w:ind w:hanging="480"/>
-        <w:rPr>
-          <w:rFonts w:ascii="Times New Roman" w:eastAsia="Times New Roman" w:hAnsi="Times New Roman" w:cs="Times New Roman"/>
-          <w:kern w:val="0"/>
-          <w:sz w:val="24"/>
-          <w:szCs w:val="24"/>
-          <w:lang w:eastAsia="es-PE"/>
-          <w14:ligatures w14:val="none"/>
-        </w:rPr>
-      </w:pPr>
-      <w:r>
-        <w:rPr>
-          <w:rFonts w:ascii="Times New Roman" w:eastAsia="Times New Roman" w:hAnsi="Times New Roman" w:cs="Times New Roman"/>
-          <w:kern w:val="0"/>
-          <w:sz w:val="24"/>
-          <w:szCs w:val="24"/>
-          <w:lang w:eastAsia="es-PE"/>
-          <w14:ligatures w14:val="none"/>
-        </w:rPr>
-        <w:t xml:space="preserve">Ross, Michael L. 2003. “Oil, Drugs, and Diamonds: The Varying Roles of Natural Resources in Civil War” edited by K. Ballentine and J. Sherman. </w:t>
+        <w:rPr>
+          <w:rFonts w:ascii="Times New Roman" w:eastAsia="Times New Roman" w:hAnsi="Times New Roman" w:cs="Times New Roman"/>
+          <w:kern w:val="0"/>
+          <w:sz w:val="24"/>
+          <w:szCs w:val="24"/>
+          <w:lang w:eastAsia="es-PE"/>
+          <w14:ligatures w14:val="none"/>
+        </w:rPr>
+      </w:pPr>
+      <w:r>
+        <w:rPr>
+          <w:rFonts w:ascii="Times New Roman" w:eastAsia="Times New Roman" w:hAnsi="Times New Roman" w:cs="Times New Roman"/>
+          <w:kern w:val="0"/>
+          <w:sz w:val="24"/>
+          <w:szCs w:val="24"/>
+          <w:lang w:eastAsia="es-PE"/>
+          <w14:ligatures w14:val="none"/>
+        </w:rPr>
+        <w:t xml:space="preserve">Veltmeyer, Henry 2015, ‘The New Geoeconomics of Capital in Latin America’, in </w:t>
       </w:r>
       <w:r>
         <w:rPr>
@@ -8671,92 +8774,42 @@
           <w:lang w:eastAsia="es-PE"/>
           <w14:ligatures w14:val="none"/>
         </w:rPr>
-        <w:t>The Political Economy of Armed Conflict: Beyond Greed and Grievance</w:t>
-      </w:r>
-      <w:r>
-        <w:rPr>
-          <w:rFonts w:ascii="Times New Roman" w:eastAsia="Times New Roman" w:hAnsi="Times New Roman" w:cs="Times New Roman"/>
-          <w:kern w:val="0"/>
-          <w:sz w:val="24"/>
-          <w:szCs w:val="24"/>
-          <w:lang w:eastAsia="es-PE"/>
-          <w14:ligatures w14:val="none"/>
-        </w:rPr>
-        <w:t xml:space="preserve"> 47–70.</w:t>
+        <w:t>Beyond Free Trade</w:t>
+      </w:r>
+      <w:r>
+        <w:rPr>
+          <w:rFonts w:ascii="Times New Roman" w:eastAsia="Times New Roman" w:hAnsi="Times New Roman" w:cs="Times New Roman"/>
+          <w:kern w:val="0"/>
+          <w:sz w:val="24"/>
+          <w:szCs w:val="24"/>
+          <w:lang w:eastAsia="es-PE"/>
+          <w14:ligatures w14:val="none"/>
+        </w:rPr>
+        <w:t>.</w:t>
       </w:r>
     </w:p>
     <w:p>
       <w:pPr>
         <w:spacing w:line="240" w:lineRule="auto"/>
-        <w:ind w:hanging="480"/>
-        <w:rPr>
-          <w:rFonts w:ascii="Times New Roman" w:eastAsia="Times New Roman" w:hAnsi="Times New Roman" w:cs="Times New Roman"/>
-          <w:kern w:val="0"/>
-          <w:sz w:val="24"/>
-          <w:szCs w:val="24"/>
-          <w:lang w:eastAsia="es-PE"/>
-          <w14:ligatures w14:val="none"/>
-        </w:rPr>
-      </w:pPr>
-      <w:r>
-        <w:rPr>
-          <w:rFonts w:ascii="Times New Roman" w:eastAsia="Times New Roman" w:hAnsi="Times New Roman" w:cs="Times New Roman"/>
-          <w:kern w:val="0"/>
-          <w:sz w:val="24"/>
-          <w:szCs w:val="24"/>
-          <w:lang w:eastAsia="es-PE"/>
-          <w14:ligatures w14:val="none"/>
-        </w:rPr>
-        <w:t xml:space="preserve">SGS Canada. 2019. “Amended and </w:t>
-      </w:r>
-      <w:proofErr w:type="gramStart"/>
-      <w:r>
-        <w:rPr>
-          <w:rFonts w:ascii="Times New Roman" w:eastAsia="Times New Roman" w:hAnsi="Times New Roman" w:cs="Times New Roman"/>
-          <w:kern w:val="0"/>
-          <w:sz w:val="24"/>
-          <w:szCs w:val="24"/>
-          <w:lang w:eastAsia="es-PE"/>
-          <w14:ligatures w14:val="none"/>
-        </w:rPr>
-        <w:t>Restated  N</w:t>
-      </w:r>
-      <w:proofErr w:type="gramEnd"/>
-      <w:r>
-        <w:rPr>
-          <w:rFonts w:ascii="Times New Roman" w:eastAsia="Times New Roman" w:hAnsi="Times New Roman" w:cs="Times New Roman"/>
-          <w:kern w:val="0"/>
-          <w:sz w:val="24"/>
-          <w:szCs w:val="24"/>
-          <w:lang w:eastAsia="es-PE"/>
-          <w14:ligatures w14:val="none"/>
-        </w:rPr>
-        <w:t>° 43-101 Preliminary Economic Assessment  of the La Mina VMS Project, Cotopaxi Province, Ecuador.”</w:t>
-      </w:r>
-    </w:p>
-    <w:p>
-      <w:pPr>
-        <w:spacing w:line="240" w:lineRule="auto"/>
-        <w:ind w:hanging="480"/>
-        <w:rPr>
-          <w:rFonts w:ascii="Times New Roman" w:eastAsia="Times New Roman" w:hAnsi="Times New Roman" w:cs="Times New Roman"/>
-          <w:kern w:val="0"/>
-          <w:sz w:val="24"/>
-          <w:szCs w:val="24"/>
-          <w:lang w:eastAsia="es-PE"/>
-          <w14:ligatures w14:val="none"/>
-        </w:rPr>
-      </w:pPr>
-      <w:r>
-        <w:rPr>
-          <w:rFonts w:ascii="Times New Roman" w:eastAsia="Times New Roman" w:hAnsi="Times New Roman" w:cs="Times New Roman"/>
-          <w:kern w:val="0"/>
-          <w:sz w:val="24"/>
-          <w:szCs w:val="24"/>
-          <w:lang w:eastAsia="es-PE"/>
-          <w14:ligatures w14:val="none"/>
-        </w:rPr>
-        <w:t xml:space="preserve">Tilly, Charles, and Sidney Tarrow. 2015. </w:t>
+        <w:rPr>
+          <w:rFonts w:ascii="Times New Roman" w:eastAsia="Times New Roman" w:hAnsi="Times New Roman" w:cs="Times New Roman"/>
+          <w:kern w:val="0"/>
+          <w:sz w:val="24"/>
+          <w:szCs w:val="24"/>
+          <w:lang w:eastAsia="es-PE"/>
+          <w14:ligatures w14:val="none"/>
+        </w:rPr>
+      </w:pPr>
+      <w:r>
+        <w:rPr>
+          <w:rFonts w:ascii="Times New Roman" w:eastAsia="Times New Roman" w:hAnsi="Times New Roman" w:cs="Times New Roman"/>
+          <w:kern w:val="0"/>
+          <w:sz w:val="24"/>
+          <w:szCs w:val="24"/>
+          <w:lang w:eastAsia="es-PE"/>
+          <w14:ligatures w14:val="none"/>
+        </w:rPr>
+        <w:t xml:space="preserve">Wallerstein, Immanuel 2002, ‘New Revolts Against the System’, </w:t>
       </w:r>
       <w:r>
         <w:rPr>
@@ -8769,43 +8822,90 @@
           <w:lang w:eastAsia="es-PE"/>
           <w14:ligatures w14:val="none"/>
         </w:rPr>
-        <w:t>Contentious Politics</w:t>
-      </w:r>
-      <w:r>
-        <w:rPr>
-          <w:rFonts w:ascii="Times New Roman" w:eastAsia="Times New Roman" w:hAnsi="Times New Roman" w:cs="Times New Roman"/>
-          <w:kern w:val="0"/>
-          <w:sz w:val="24"/>
-          <w:szCs w:val="24"/>
-          <w:lang w:eastAsia="es-PE"/>
-          <w14:ligatures w14:val="none"/>
-        </w:rPr>
-        <w:t>. London: Paradigm Publishers.</w:t>
-      </w:r>
-    </w:p>
-    <w:p>
-      <w:pPr>
-        <w:spacing w:line="240" w:lineRule="auto"/>
-        <w:ind w:hanging="480"/>
-        <w:rPr>
-          <w:rFonts w:ascii="Times New Roman" w:eastAsia="Times New Roman" w:hAnsi="Times New Roman" w:cs="Times New Roman"/>
-          <w:kern w:val="0"/>
-          <w:sz w:val="24"/>
-          <w:szCs w:val="24"/>
-          <w:lang w:val="es-PE" w:eastAsia="es-PE"/>
-          <w14:ligatures w14:val="none"/>
-        </w:rPr>
-      </w:pPr>
-      <w:r>
-        <w:rPr>
-          <w:rFonts w:ascii="Times New Roman" w:eastAsia="Times New Roman" w:hAnsi="Times New Roman" w:cs="Times New Roman"/>
-          <w:kern w:val="0"/>
-          <w:sz w:val="24"/>
-          <w:szCs w:val="24"/>
-          <w:lang w:val="es-PE" w:eastAsia="es-PE"/>
-          <w14:ligatures w14:val="none"/>
-        </w:rPr>
-        <w:t xml:space="preserve">Valcárcel, Luis Eduardo. 1927. </w:t>
+        <w:t>New Left Review</w:t>
+      </w:r>
+      <w:r>
+        <w:rPr>
+          <w:rFonts w:ascii="Times New Roman" w:eastAsia="Times New Roman" w:hAnsi="Times New Roman" w:cs="Times New Roman"/>
+          <w:kern w:val="0"/>
+          <w:sz w:val="24"/>
+          <w:szCs w:val="24"/>
+          <w:lang w:eastAsia="es-PE"/>
+          <w14:ligatures w14:val="none"/>
+        </w:rPr>
+        <w:t>, 18, 29–39.</w:t>
+      </w:r>
+    </w:p>
+    <w:p>
+      <w:pPr>
+        <w:spacing w:after="0" w:line="240" w:lineRule="auto"/>
+        <w:rPr>
+          <w:rFonts w:ascii="Times New Roman" w:eastAsia="Times New Roman" w:hAnsi="Times New Roman" w:cs="Times New Roman"/>
+          <w:kern w:val="0"/>
+          <w:sz w:val="24"/>
+          <w:szCs w:val="24"/>
+          <w:lang w:eastAsia="es-PE"/>
+          <w14:ligatures w14:val="none"/>
+        </w:rPr>
+      </w:pPr>
+      <w:r>
+        <w:rPr>
+          <w:rFonts w:ascii="Times New Roman" w:eastAsia="Times New Roman" w:hAnsi="Times New Roman" w:cs="Times New Roman"/>
+          <w:kern w:val="0"/>
+          <w:sz w:val="24"/>
+          <w:szCs w:val="24"/>
+          <w:lang w:eastAsia="es-PE"/>
+          <w14:ligatures w14:val="none"/>
+        </w:rPr>
+        <w:t xml:space="preserve">Walsh, Catherine E., Walter D. </w:t>
+      </w:r>
+      <w:proofErr w:type="spellStart"/>
+      <w:r>
+        <w:rPr>
+          <w:rFonts w:ascii="Times New Roman" w:eastAsia="Times New Roman" w:hAnsi="Times New Roman" w:cs="Times New Roman"/>
+          <w:kern w:val="0"/>
+          <w:sz w:val="24"/>
+          <w:szCs w:val="24"/>
+          <w:lang w:eastAsia="es-PE"/>
+          <w14:ligatures w14:val="none"/>
+        </w:rPr>
+        <w:t>Mignolo</w:t>
+      </w:r>
+      <w:proofErr w:type="spellEnd"/>
+      <w:r>
+        <w:rPr>
+          <w:rFonts w:ascii="Times New Roman" w:eastAsia="Times New Roman" w:hAnsi="Times New Roman" w:cs="Times New Roman"/>
+          <w:kern w:val="0"/>
+          <w:sz w:val="24"/>
+          <w:szCs w:val="24"/>
+          <w:lang w:eastAsia="es-PE"/>
+          <w14:ligatures w14:val="none"/>
+        </w:rPr>
+        <w:t xml:space="preserve">, and Rita </w:t>
+      </w:r>
+      <w:proofErr w:type="spellStart"/>
+      <w:r>
+        <w:rPr>
+          <w:rFonts w:ascii="Times New Roman" w:eastAsia="Times New Roman" w:hAnsi="Times New Roman" w:cs="Times New Roman"/>
+          <w:kern w:val="0"/>
+          <w:sz w:val="24"/>
+          <w:szCs w:val="24"/>
+          <w:lang w:eastAsia="es-PE"/>
+          <w14:ligatures w14:val="none"/>
+        </w:rPr>
+        <w:t>Segato</w:t>
+      </w:r>
+      <w:proofErr w:type="spellEnd"/>
+      <w:r>
+        <w:rPr>
+          <w:rFonts w:ascii="Times New Roman" w:eastAsia="Times New Roman" w:hAnsi="Times New Roman" w:cs="Times New Roman"/>
+          <w:kern w:val="0"/>
+          <w:sz w:val="24"/>
+          <w:szCs w:val="24"/>
+          <w:lang w:eastAsia="es-PE"/>
+          <w14:ligatures w14:val="none"/>
+        </w:rPr>
+        <w:t xml:space="preserve"> 2024, ‘Introduction’, in </w:t>
       </w:r>
       <w:r>
         <w:rPr>
@@ -8815,155 +8915,21 @@
           <w:kern w:val="0"/>
           <w:sz w:val="24"/>
           <w:szCs w:val="24"/>
-          <w:lang w:val="es-PE" w:eastAsia="es-PE"/>
-          <w14:ligatures w14:val="none"/>
-        </w:rPr>
-        <w:t>Tempestad En Los Andes</w:t>
-      </w:r>
-      <w:r>
-        <w:rPr>
-          <w:rFonts w:ascii="Times New Roman" w:eastAsia="Times New Roman" w:hAnsi="Times New Roman" w:cs="Times New Roman"/>
-          <w:kern w:val="0"/>
-          <w:sz w:val="24"/>
-          <w:szCs w:val="24"/>
-          <w:lang w:val="es-PE" w:eastAsia="es-PE"/>
-          <w14:ligatures w14:val="none"/>
-        </w:rPr>
-        <w:t>. Lima: Editorial Minerva.</w:t>
-      </w:r>
-    </w:p>
-    <w:p>
-      <w:pPr>
-        <w:spacing w:line="240" w:lineRule="auto"/>
-        <w:ind w:hanging="480"/>
-        <w:rPr>
-          <w:rFonts w:ascii="Times New Roman" w:eastAsia="Times New Roman" w:hAnsi="Times New Roman" w:cs="Times New Roman"/>
-          <w:kern w:val="0"/>
-          <w:sz w:val="24"/>
-          <w:szCs w:val="24"/>
-          <w:lang w:eastAsia="es-PE"/>
-          <w14:ligatures w14:val="none"/>
-        </w:rPr>
-      </w:pPr>
-      <w:r>
-        <w:rPr>
-          <w:rFonts w:ascii="Times New Roman" w:eastAsia="Times New Roman" w:hAnsi="Times New Roman" w:cs="Times New Roman"/>
-          <w:kern w:val="0"/>
-          <w:sz w:val="24"/>
-          <w:szCs w:val="24"/>
-          <w:lang w:val="es-PE" w:eastAsia="es-PE"/>
-          <w14:ligatures w14:val="none"/>
-        </w:rPr>
-        <w:t xml:space="preserve">Veltmeyer, Henry. </w:t>
-      </w:r>
-      <w:r>
-        <w:rPr>
-          <w:rFonts w:ascii="Times New Roman" w:eastAsia="Times New Roman" w:hAnsi="Times New Roman" w:cs="Times New Roman"/>
-          <w:kern w:val="0"/>
-          <w:sz w:val="24"/>
-          <w:szCs w:val="24"/>
-          <w:lang w:eastAsia="es-PE"/>
-          <w14:ligatures w14:val="none"/>
-        </w:rPr>
-        <w:t xml:space="preserve">2015. “The New Geoeconomics of Capital in Latin America.” in </w:t>
-      </w:r>
-      <w:r>
-        <w:rPr>
-          <w:rFonts w:ascii="Times New Roman" w:eastAsia="Times New Roman" w:hAnsi="Times New Roman" w:cs="Times New Roman"/>
-          <w:i/>
-          <w:iCs/>
-          <w:kern w:val="0"/>
-          <w:sz w:val="24"/>
-          <w:szCs w:val="24"/>
-          <w:lang w:eastAsia="es-PE"/>
-          <w14:ligatures w14:val="none"/>
-        </w:rPr>
-        <w:t>Beyond Free Trade</w:t>
-      </w:r>
-      <w:r>
-        <w:rPr>
-          <w:rFonts w:ascii="Times New Roman" w:eastAsia="Times New Roman" w:hAnsi="Times New Roman" w:cs="Times New Roman"/>
-          <w:kern w:val="0"/>
-          <w:sz w:val="24"/>
-          <w:szCs w:val="24"/>
-          <w:lang w:eastAsia="es-PE"/>
-          <w14:ligatures w14:val="none"/>
-        </w:rPr>
-        <w:t>.</w:t>
-      </w:r>
-    </w:p>
-    <w:p>
-      <w:pPr>
-        <w:spacing w:line="240" w:lineRule="auto"/>
-        <w:ind w:hanging="480"/>
-        <w:rPr>
-          <w:rFonts w:ascii="Times New Roman" w:eastAsia="Times New Roman" w:hAnsi="Times New Roman" w:cs="Times New Roman"/>
-          <w:kern w:val="0"/>
-          <w:sz w:val="24"/>
-          <w:szCs w:val="24"/>
-          <w:lang w:eastAsia="es-PE"/>
-          <w14:ligatures w14:val="none"/>
-        </w:rPr>
-      </w:pPr>
-      <w:r>
-        <w:rPr>
-          <w:rFonts w:ascii="Times New Roman" w:eastAsia="Times New Roman" w:hAnsi="Times New Roman" w:cs="Times New Roman"/>
-          <w:kern w:val="0"/>
-          <w:sz w:val="24"/>
-          <w:szCs w:val="24"/>
-          <w:lang w:eastAsia="es-PE"/>
-          <w14:ligatures w14:val="none"/>
-        </w:rPr>
-        <w:t xml:space="preserve">Wallerstein, Immanuel. 2002. “New Revolts Against the System.” </w:t>
-      </w:r>
-      <w:r>
-        <w:rPr>
-          <w:rFonts w:ascii="Times New Roman" w:eastAsia="Times New Roman" w:hAnsi="Times New Roman" w:cs="Times New Roman"/>
-          <w:i/>
-          <w:iCs/>
-          <w:kern w:val="0"/>
-          <w:sz w:val="24"/>
-          <w:szCs w:val="24"/>
-          <w:lang w:eastAsia="es-PE"/>
-          <w14:ligatures w14:val="none"/>
-        </w:rPr>
-        <w:t>New Left Review</w:t>
-      </w:r>
-      <w:r>
-        <w:rPr>
-          <w:rFonts w:ascii="Times New Roman" w:eastAsia="Times New Roman" w:hAnsi="Times New Roman" w:cs="Times New Roman"/>
-          <w:kern w:val="0"/>
-          <w:sz w:val="24"/>
-          <w:szCs w:val="24"/>
-          <w:lang w:eastAsia="es-PE"/>
-          <w14:ligatures w14:val="none"/>
-        </w:rPr>
-        <w:t xml:space="preserve"> 18:29–39.</w:t>
-      </w:r>
-    </w:p>
-    <w:p>
-      <w:pPr>
-        <w:spacing w:after="0" w:line="240" w:lineRule="auto"/>
-        <w:ind w:hanging="480"/>
-        <w:rPr>
-          <w:rFonts w:ascii="Times New Roman" w:eastAsia="Times New Roman" w:hAnsi="Times New Roman" w:cs="Times New Roman"/>
-          <w:kern w:val="0"/>
-          <w:sz w:val="24"/>
-          <w:szCs w:val="24"/>
-          <w:lang w:val="es-PE" w:eastAsia="es-PE"/>
-          <w14:ligatures w14:val="none"/>
-        </w:rPr>
-      </w:pPr>
-      <w:r>
-        <w:rPr>
-          <w:rFonts w:ascii="Times New Roman" w:eastAsia="Times New Roman" w:hAnsi="Times New Roman" w:cs="Times New Roman"/>
-          <w:kern w:val="0"/>
-          <w:sz w:val="24"/>
-          <w:szCs w:val="24"/>
-          <w:lang w:eastAsia="es-PE"/>
-          <w14:ligatures w14:val="none"/>
-        </w:rPr>
-        <w:t xml:space="preserve">Walsh, Catherine E., Walter D. </w:t>
+          <w:lang w:eastAsia="es-PE"/>
+          <w14:ligatures w14:val="none"/>
+        </w:rPr>
+        <w:t>Aníbal Quijano: Foundational Essays on the Coloniality of Power</w:t>
+      </w:r>
+      <w:r>
+        <w:rPr>
+          <w:rFonts w:ascii="Times New Roman" w:eastAsia="Times New Roman" w:hAnsi="Times New Roman" w:cs="Times New Roman"/>
+          <w:kern w:val="0"/>
+          <w:sz w:val="24"/>
+          <w:szCs w:val="24"/>
+          <w:lang w:eastAsia="es-PE"/>
+          <w14:ligatures w14:val="none"/>
+        </w:rPr>
+        <w:t xml:space="preserve">, edited by Walter D. </w:t>
       </w:r>
       <w:proofErr w:type="spellStart"/>
       <w:r>
@@ -8987,7 +8953,7 @@
           <w:lang w:eastAsia="es-PE"/>
           <w14:ligatures w14:val="none"/>
         </w:rPr>
-        <w:t xml:space="preserve">, and Rita </w:t>
+        <w:t xml:space="preserve">, Rita </w:t>
       </w:r>
       <w:proofErr w:type="spellStart"/>
       <w:r>
@@ -9011,145 +8977,14 @@
           <w:lang w:eastAsia="es-PE"/>
           <w14:ligatures w14:val="none"/>
         </w:rPr>
-        <w:t xml:space="preserve">. 2024. “Introduction.” Pp. 1–31 in </w:t>
-      </w:r>
-      <w:r>
-        <w:rPr>
-          <w:rFonts w:ascii="Times New Roman" w:eastAsia="Times New Roman" w:hAnsi="Times New Roman" w:cs="Times New Roman"/>
-          <w:i/>
-          <w:iCs/>
-          <w:kern w:val="0"/>
-          <w:sz w:val="24"/>
-          <w:szCs w:val="24"/>
-          <w:lang w:eastAsia="es-PE"/>
-          <w14:ligatures w14:val="none"/>
-        </w:rPr>
-        <w:t>Aníbal Quijano: Foundational Essays on the Coloniality of Power</w:t>
-      </w:r>
-      <w:r>
-        <w:rPr>
-          <w:rFonts w:ascii="Times New Roman" w:eastAsia="Times New Roman" w:hAnsi="Times New Roman" w:cs="Times New Roman"/>
-          <w:kern w:val="0"/>
-          <w:sz w:val="24"/>
-          <w:szCs w:val="24"/>
-          <w:lang w:eastAsia="es-PE"/>
-          <w14:ligatures w14:val="none"/>
-        </w:rPr>
-        <w:t xml:space="preserve">, edited by W. D. </w:t>
-      </w:r>
-      <w:proofErr w:type="spellStart"/>
-      <w:r>
-        <w:rPr>
-          <w:rFonts w:ascii="Times New Roman" w:eastAsia="Times New Roman" w:hAnsi="Times New Roman" w:cs="Times New Roman"/>
-          <w:kern w:val="0"/>
-          <w:sz w:val="24"/>
-          <w:szCs w:val="24"/>
-          <w:lang w:eastAsia="es-PE"/>
-          <w14:ligatures w14:val="none"/>
-        </w:rPr>
-        <w:t>Mignolo</w:t>
-      </w:r>
-      <w:proofErr w:type="spellEnd"/>
-      <w:r>
-        <w:rPr>
-          <w:rFonts w:ascii="Times New Roman" w:eastAsia="Times New Roman" w:hAnsi="Times New Roman" w:cs="Times New Roman"/>
-          <w:kern w:val="0"/>
-          <w:sz w:val="24"/>
-          <w:szCs w:val="24"/>
-          <w:lang w:eastAsia="es-PE"/>
-          <w14:ligatures w14:val="none"/>
-        </w:rPr>
-        <w:t xml:space="preserve">, R. </w:t>
-      </w:r>
-      <w:proofErr w:type="spellStart"/>
-      <w:r>
-        <w:rPr>
-          <w:rFonts w:ascii="Times New Roman" w:eastAsia="Times New Roman" w:hAnsi="Times New Roman" w:cs="Times New Roman"/>
-          <w:kern w:val="0"/>
-          <w:sz w:val="24"/>
-          <w:szCs w:val="24"/>
-          <w:lang w:eastAsia="es-PE"/>
-          <w14:ligatures w14:val="none"/>
-        </w:rPr>
-        <w:t>Segato</w:t>
-      </w:r>
-      <w:proofErr w:type="spellEnd"/>
-      <w:r>
-        <w:rPr>
-          <w:rFonts w:ascii="Times New Roman" w:eastAsia="Times New Roman" w:hAnsi="Times New Roman" w:cs="Times New Roman"/>
-          <w:kern w:val="0"/>
-          <w:sz w:val="24"/>
-          <w:szCs w:val="24"/>
-          <w:lang w:eastAsia="es-PE"/>
-          <w14:ligatures w14:val="none"/>
-        </w:rPr>
-        <w:t xml:space="preserve">, and C. E. Walsh. </w:t>
-      </w:r>
-      <w:r>
-        <w:rPr>
-          <w:rFonts w:ascii="Times New Roman" w:eastAsia="Times New Roman" w:hAnsi="Times New Roman" w:cs="Times New Roman"/>
-          <w:kern w:val="0"/>
-          <w:sz w:val="24"/>
-          <w:szCs w:val="24"/>
-          <w:lang w:val="es-PE" w:eastAsia="es-PE"/>
-          <w14:ligatures w14:val="none"/>
-        </w:rPr>
-        <w:t xml:space="preserve">Durham: Duke </w:t>
-      </w:r>
-      <w:proofErr w:type="spellStart"/>
-      <w:r>
-        <w:rPr>
-          <w:rFonts w:ascii="Times New Roman" w:eastAsia="Times New Roman" w:hAnsi="Times New Roman" w:cs="Times New Roman"/>
-          <w:kern w:val="0"/>
-          <w:sz w:val="24"/>
-          <w:szCs w:val="24"/>
-          <w:lang w:val="es-PE" w:eastAsia="es-PE"/>
-          <w14:ligatures w14:val="none"/>
-        </w:rPr>
-        <w:t>University</w:t>
-      </w:r>
-      <w:proofErr w:type="spellEnd"/>
-      <w:r>
-        <w:rPr>
-          <w:rFonts w:ascii="Times New Roman" w:eastAsia="Times New Roman" w:hAnsi="Times New Roman" w:cs="Times New Roman"/>
-          <w:kern w:val="0"/>
-          <w:sz w:val="24"/>
-          <w:szCs w:val="24"/>
-          <w:lang w:val="es-PE" w:eastAsia="es-PE"/>
-          <w14:ligatures w14:val="none"/>
-        </w:rPr>
-        <w:t xml:space="preserve"> </w:t>
-      </w:r>
-      <w:proofErr w:type="spellStart"/>
-      <w:r>
-        <w:rPr>
-          <w:rFonts w:ascii="Times New Roman" w:eastAsia="Times New Roman" w:hAnsi="Times New Roman" w:cs="Times New Roman"/>
-          <w:kern w:val="0"/>
-          <w:sz w:val="24"/>
-          <w:szCs w:val="24"/>
-          <w:lang w:val="es-PE" w:eastAsia="es-PE"/>
-          <w14:ligatures w14:val="none"/>
-        </w:rPr>
-        <w:t>Press</w:t>
-      </w:r>
-      <w:proofErr w:type="spellEnd"/>
-      <w:r>
-        <w:rPr>
-          <w:rFonts w:ascii="Times New Roman" w:eastAsia="Times New Roman" w:hAnsi="Times New Roman" w:cs="Times New Roman"/>
-          <w:kern w:val="0"/>
-          <w:sz w:val="24"/>
-          <w:szCs w:val="24"/>
-          <w:lang w:val="es-PE" w:eastAsia="es-PE"/>
-          <w14:ligatures w14:val="none"/>
-        </w:rPr>
-        <w:t>.</w:t>
-      </w:r>
-    </w:p>
-    <w:p>
-      <w:pPr>
-        <w:rPr>
-          <w:rFonts w:ascii="Times New Roman" w:hAnsi="Times New Roman" w:cs="Times New Roman"/>
-          <w:lang w:val="es-ES" w:eastAsia="es-PE"/>
+        <w:t>, and Catherine E. Walsh, Durham: Duke University Press.</w:t>
+      </w:r>
+    </w:p>
+    <w:p>
+      <w:pPr>
+        <w:rPr>
+          <w:rFonts w:ascii="Times New Roman" w:hAnsi="Times New Roman" w:cs="Times New Roman"/>
+          <w:lang w:eastAsia="es-PE"/>
         </w:rPr>
       </w:pPr>
     </w:p>
@@ -9267,26 +9102,31 @@
         <w:footnoteRef/>
       </w:r>
       <w:r>
-        <w:t xml:space="preserve"> </w:t>
-      </w:r>
-      <w:r>
-        <w:t>{[W]</w:t>
-      </w:r>
-      <w:proofErr w:type="spellStart"/>
-      <w:r>
-        <w:t>orld</w:t>
-      </w:r>
-      <w:proofErr w:type="spellEnd"/>
-      <w:r>
-        <w:t xml:space="preserve"> economy includes all these economic phenomena which, all in all, are based on the relations between human beings engaged in the process of production. By and large, the whole process of world economic life in modern times reduces itself to the production of surplus value and its distribution among the various groups and sub-groups of the bourgeoisie on the basis of an </w:t>
-      </w:r>
-      <w:proofErr w:type="gramStart"/>
-      <w:r>
-        <w:t>ever widening</w:t>
-      </w:r>
-      <w:proofErr w:type="gramEnd"/>
-      <w:r>
-        <w:t xml:space="preserve"> reproduction of the relations between two classes the class of the world proletariat on the one hand and the world bourgeoisie on the other (Bukharin [1929]1966:2627).</w:t>
+        <w:t xml:space="preserve"> See </w:t>
+      </w:r>
+      <w:r>
+        <w:rPr>
+          <w:rFonts w:ascii="Times New Roman" w:hAnsi="Times New Roman" w:cs="Times New Roman"/>
+        </w:rPr>
+        <w:t>Lenin 1914</w:t>
+      </w:r>
+      <w:r>
+        <w:rPr>
+          <w:rFonts w:ascii="Times New Roman" w:hAnsi="Times New Roman" w:cs="Times New Roman"/>
+        </w:rPr>
+        <w:t>, and</w:t>
+      </w:r>
+      <w:r>
+        <w:rPr>
+          <w:rFonts w:ascii="Times New Roman" w:hAnsi="Times New Roman" w:cs="Times New Roman"/>
+        </w:rPr>
+        <w:t xml:space="preserve"> Anderson and Hudis 2007</w:t>
+      </w:r>
+      <w:r>
+        <w:rPr>
+          <w:rFonts w:ascii="Times New Roman" w:hAnsi="Times New Roman" w:cs="Times New Roman"/>
+        </w:rPr>
+        <w:t>.</w:t>
       </w:r>
     </w:p>
   </w:footnote>
@@ -9305,15 +9145,27 @@
         <w:t xml:space="preserve"> </w:t>
       </w:r>
       <w:r>
-        <w:t xml:space="preserve">“Social sites consists of loci in which organized human action occurs; they include individuals, aspects of individuals, organizations, networks, and places” (Tilly </w:t>
-      </w:r>
-      <w:proofErr w:type="gramStart"/>
-      <w:r>
-        <w:t>2002:xi</w:t>
-      </w:r>
-      <w:proofErr w:type="gramEnd"/>
-      <w:r>
-        <w:t>). Arrighi et al. (1989) used the category locales or social locales in the same direction as the category social sites defined by Tilly. We are considering the definition of social sites as a plausible translation of the category social locales from the world-system analysis to which we believe is congruent.</w:t>
+        <w:t>“</w:t>
+      </w:r>
+      <w:r>
+        <w:t>[W]</w:t>
+      </w:r>
+      <w:proofErr w:type="spellStart"/>
+      <w:r>
+        <w:t>orld</w:t>
+      </w:r>
+      <w:proofErr w:type="spellEnd"/>
+      <w:r>
+        <w:t xml:space="preserve"> economy includes all these economic phenomena which, all in all, are based on the relations between human beings engaged in the process of production. </w:t>
+      </w:r>
+      <w:r>
+        <w:t>By and large, the whole process of world economic life in modern times reduces itself to the production of surplus value and its distribution among the various groups and sub-groups of the bourgeoisie on the basis of an ever widening reproduction of the relations between two classes the class of the world proletariat on the one hand and the world bourgeoisie on the other</w:t>
+      </w:r>
+      <w:r>
+        <w:t>”</w:t>
+      </w:r>
+      <w:r>
+        <w:t xml:space="preserve"> (Bukharin [1929]1966:2627).</w:t>
       </w:r>
     </w:p>
   </w:footnote>
@@ -9332,39 +9184,15 @@
         <w:t xml:space="preserve"> </w:t>
       </w:r>
       <w:r>
-        <w:t xml:space="preserve">“The development of </w:t>
+        <w:t xml:space="preserve">“Social sites consists of loci in which organized human action occurs; they include individuals, aspects of individuals, organizations, networks, and places” (Tilly </w:t>
       </w:r>
       <w:proofErr w:type="gramStart"/>
       <w:r>
-        <w:t>joint  stock</w:t>
+        <w:t>2002:xi</w:t>
       </w:r>
       <w:proofErr w:type="gramEnd"/>
       <w:r>
-        <w:t xml:space="preserve"> companies, which made it possible to use the capital of  a considerable number of individual entrepreneurs, and which  radically undermined the principle of individual ownership of  enterprises, created the prerequisites for large monopolistic associations of entrepreneurs. Concentration of capital assumed a new form here, namely, the form of concentration in trusts. Capital accumulation no more increased the capital of individual producers; it turned into a means of increasing the capital of entrepreneurs’ organizations. […] The </w:t>
-      </w:r>
-      <w:proofErr w:type="gramStart"/>
-      <w:r>
-        <w:t>individual  production</w:t>
-      </w:r>
-      <w:proofErr w:type="gramEnd"/>
-      <w:r>
-        <w:t xml:space="preserve"> branches are in various ways knit together into one collective body, organized on a large scale. Finance capital seizes the entire country in an iron grip. “National economy” turns into one </w:t>
-      </w:r>
-      <w:proofErr w:type="gramStart"/>
-      <w:r>
-        <w:t>gigantic combined</w:t>
-      </w:r>
-      <w:proofErr w:type="gramEnd"/>
-      <w:r>
-        <w:t xml:space="preserve"> trust whose partners are the financial groups [banks] and the state. Such formations we call state capitalist trusts" (Bukharin [</w:t>
-      </w:r>
-      <w:proofErr w:type="gramStart"/>
-      <w:r>
-        <w:t>1915]1988:117</w:t>
-      </w:r>
-      <w:proofErr w:type="gramEnd"/>
-      <w:r>
-        <w:t>-118).</w:t>
+        <w:t>). Arrighi et al. (1989) used the category locales or social locales in the same direction as the category social sites defined by Tilly. We are considering the definition of social sites as a plausible translation of the category social locales from the world-system analysis to which we believe is congruent.</w:t>
       </w:r>
     </w:p>
   </w:footnote>
@@ -9383,15 +9211,39 @@
         <w:t xml:space="preserve"> </w:t>
       </w:r>
       <w:r>
-        <w:t xml:space="preserve">Martín Arboleda stated: ““Already in the 1990s, before </w:t>
-      </w:r>
-      <w:proofErr w:type="spellStart"/>
-      <w:r>
-        <w:t>socalled</w:t>
-      </w:r>
-      <w:proofErr w:type="spellEnd"/>
-      <w:r>
-        <w:t xml:space="preserve"> “identity politics” gained prominence in international academic circles, Ecuadorian philosopher Bolívar Echeverría —a renowned theoretician of cultural syncretism and capitalist modernity in Latin America— was already puzzled by the self-defeating cultural essentialisms of emerging variants of Latin American indigenous politics. Pre-Hispanic cultures in the Americas, he argued, were undergirded by profoundly relational cosmologies and hence were unable to perceive the “Other” as independent alterity. The otherness they perceived in the Spanish colonizers was for them a mere variant of the sameness of their own collective self. The European mindset, on the other hand, always construed the cultural other in terms of radical alterity, as absolute negation of their own identity” (Arboleda 2020:210).</w:t>
+        <w:t xml:space="preserve">“The development of </w:t>
+      </w:r>
+      <w:proofErr w:type="gramStart"/>
+      <w:r>
+        <w:t>joint  stock</w:t>
+      </w:r>
+      <w:proofErr w:type="gramEnd"/>
+      <w:r>
+        <w:t xml:space="preserve"> companies, which made it possible to use the capital of  a considerable number of individual entrepreneurs, and which  radically undermined the principle of individual ownership of  enterprises, created the prerequisites for large monopolistic associations of entrepreneurs. Concentration of capital assumed a new form here, namely, the form of concentration in trusts. Capital accumulation no more increased the capital of individual producers; it turned into a means of increasing the capital of entrepreneurs’ organizations. […] The </w:t>
+      </w:r>
+      <w:proofErr w:type="gramStart"/>
+      <w:r>
+        <w:t>individual  production</w:t>
+      </w:r>
+      <w:proofErr w:type="gramEnd"/>
+      <w:r>
+        <w:t xml:space="preserve"> branches are in various ways knit together into one collective body, organized on a large scale. Finance capital seizes the entire country in an iron grip. “National economy” turns into one </w:t>
+      </w:r>
+      <w:proofErr w:type="gramStart"/>
+      <w:r>
+        <w:t>gigantic combined</w:t>
+      </w:r>
+      <w:proofErr w:type="gramEnd"/>
+      <w:r>
+        <w:t xml:space="preserve"> trust whose partners are the financial groups [banks] and the state. Such formations we call state capitalist trusts" (Bukharin [</w:t>
+      </w:r>
+      <w:proofErr w:type="gramStart"/>
+      <w:r>
+        <w:t>1915]1988:117</w:t>
+      </w:r>
+      <w:proofErr w:type="gramEnd"/>
+      <w:r>
+        <w:t>-118).</w:t>
       </w:r>
     </w:p>
   </w:footnote>
@@ -9410,7 +9262,15 @@
         <w:t xml:space="preserve"> </w:t>
       </w:r>
       <w:r>
-        <w:t>The “cholo group" is a social stratum which formation arises from the mass of the servile or semi-servile indigenous peasantry, differentiated by the incorporation of elements of Western-Creole culture. However, at the same time, they sustain, preserve, and recognize their difference and their origins in the indigenous culture and in the social structure of the indigenous peasantry, as the social formation from which we depart (Quijano 1980:63-65).</w:t>
+        <w:t xml:space="preserve">Martín Arboleda stated: ““Already in the 1990s, before </w:t>
+      </w:r>
+      <w:proofErr w:type="spellStart"/>
+      <w:r>
+        <w:t>socalled</w:t>
+      </w:r>
+      <w:proofErr w:type="spellEnd"/>
+      <w:r>
+        <w:t xml:space="preserve"> “identity politics” gained prominence in international academic circles, Ecuadorian philosopher Bolívar Echeverría —a renowned theoretician of cultural syncretism and capitalist modernity in Latin America— was already puzzled by the self-defeating cultural essentialisms of emerging variants of Latin American indigenous politics. Pre-Hispanic cultures in the Americas, he argued, were undergirded by profoundly relational cosmologies and hence were unable to perceive the “Other” as independent alterity. The otherness they perceived in the Spanish colonizers was for them a mere variant of the sameness of their own collective self. The European mindset, on the other hand, always construed the cultural other in terms of radical alterity, as absolute negation of their own identity” (Arboleda 2020:210).</w:t>
       </w:r>
     </w:p>
   </w:footnote>
@@ -9429,7 +9289,7 @@
         <w:t xml:space="preserve"> </w:t>
       </w:r>
       <w:r>
-        <w:t>This concept is widely explained in the next section.</w:t>
+        <w:t>The “cholo group" is a social stratum which formation arises from the mass of the servile or semi-servile indigenous peasantry, differentiated by the incorporation of elements of Western-Creole culture. However, at the same time, they sustain, preserve, and recognize their difference and their origins in the indigenous culture and in the social structure of the indigenous peasantry, as the social formation from which we depart (Quijano 1980:63-65).</w:t>
       </w:r>
     </w:p>
   </w:footnote>
@@ -9448,23 +9308,7 @@
         <w:t xml:space="preserve"> </w:t>
       </w:r>
       <w:r>
-        <w:t xml:space="preserve">The Southern Peru Copper Corporation (SPC) was founded in 1952 by the American Mining and Smelting Company (ASARCO), which at the first decade of the 1900s operated the mining reproduction circuit of the finance capital bearers, as the Phelps Dodge Overseas Capital Company, the Cerro de Pasco Corporation (CPC), and the Newmont Mining Company, which concentrated already by 1901 20 percent of copper </w:t>
-      </w:r>
-      <w:proofErr w:type="spellStart"/>
-      <w:r>
-        <w:t>melting</w:t>
-      </w:r>
-      <w:proofErr w:type="spellEnd"/>
-      <w:r>
-        <w:t xml:space="preserve"> and 15 percent of copper refinement at a </w:t>
-      </w:r>
-      <w:proofErr w:type="spellStart"/>
-      <w:r>
-        <w:t>world¬scale</w:t>
-      </w:r>
-      <w:proofErr w:type="spellEnd"/>
-      <w:r>
-        <w:t xml:space="preserve"> (Pérez-Jiménez, 2020:25). Evidencing the continuum of exclusive monopolistic operation of the U.S. imperialist bourgeoisies centralized formations in Peru during the complete twentieth century.</w:t>
+        <w:t>This concept is widely explained in the next section.</w:t>
       </w:r>
     </w:p>
   </w:footnote>
@@ -9483,80 +9327,23 @@
         <w:t xml:space="preserve"> </w:t>
       </w:r>
       <w:r>
-        <w:rPr>
-          <w:lang w:eastAsia="es-PE"/>
-        </w:rPr>
-        <w:t xml:space="preserve">“A certain quantity of metal that is insignificant </w:t>
-      </w:r>
-      <w:proofErr w:type="gramStart"/>
-      <w:r>
-        <w:rPr>
-          <w:lang w:eastAsia="es-PE"/>
-        </w:rPr>
-        <w:t>in  comparison</w:t>
-      </w:r>
-      <w:proofErr w:type="gramEnd"/>
-      <w:r>
-        <w:rPr>
-          <w:lang w:eastAsia="es-PE"/>
-        </w:rPr>
-        <w:t xml:space="preserve"> with production as a whole is acknowledged as the pivot of the  system. Hence, on top of the terrifying illustration of this ‘pivotal character’, the beautiful theoretical dualism. </w:t>
-      </w:r>
-      <w:proofErr w:type="gramStart"/>
-      <w:r>
-        <w:rPr>
-          <w:lang w:eastAsia="es-PE"/>
-        </w:rPr>
-        <w:t>As long as</w:t>
-      </w:r>
-      <w:proofErr w:type="gramEnd"/>
-      <w:r>
-        <w:rPr>
-          <w:lang w:eastAsia="es-PE"/>
-        </w:rPr>
-        <w:t xml:space="preserve"> it examines capital in its professional capacity, enlightened economics looks down on gold and silver with the utmost disdain, as being the most indifferent and useless form of capital. As soon as it deals with banking, however, this aspect of things is turned on its head, and it becomes capital par excellence, for whose preservation every other form of capital and labor </w:t>
-      </w:r>
-      <w:proofErr w:type="gramStart"/>
-      <w:r>
-        <w:rPr>
-          <w:lang w:eastAsia="es-PE"/>
-        </w:rPr>
-        <w:t>have to</w:t>
-      </w:r>
-      <w:proofErr w:type="gramEnd"/>
-      <w:r>
-        <w:rPr>
-          <w:lang w:eastAsia="es-PE"/>
-        </w:rPr>
-        <w:t xml:space="preserve"> be sacrificed. But in what way are gold and silver distinguished from other forms of wealth? Not by magnitude of value, for this is determined by the quantity of labor materialized in them. But rather as autonomous incarnations and expressions of the social character of wealth. The social existence that it has appears as something beyond, as a thing, object or commodity outside and alongside the real elements of social wealth. Credit, being a social form of wealth, displaces money and usurps its position. It is confidence in the social character of production that makes the money form of products appear as something merely evanescent and ideal, as a mere notion. But as soon as credit is shaken, and this is a necessary phase in the cycle of modern industry, all real wealth is supposed to be actually transformed into </w:t>
-      </w:r>
-      <w:proofErr w:type="gramStart"/>
-      <w:r>
-        <w:rPr>
-          <w:lang w:eastAsia="es-PE"/>
-        </w:rPr>
-        <w:t>money,  into</w:t>
-      </w:r>
-      <w:proofErr w:type="gramEnd"/>
-      <w:r>
-        <w:rPr>
-          <w:lang w:eastAsia="es-PE"/>
-        </w:rPr>
-        <w:t xml:space="preserve"> gold and silver, a crazy demand, but one that necessarily grows out of the system itself. And the gold and silver that is supposed to satisfy these immense claims amounts in all to a few millions in the vaults of the bank. A drain of bullion, therefore, shows most strikingly by its effects that production is </w:t>
-      </w:r>
-      <w:proofErr w:type="gramStart"/>
-      <w:r>
-        <w:rPr>
-          <w:lang w:eastAsia="es-PE"/>
-        </w:rPr>
-        <w:t>not  really</w:t>
-      </w:r>
-      <w:proofErr w:type="gramEnd"/>
-      <w:r>
-        <w:rPr>
-          <w:lang w:eastAsia="es-PE"/>
-        </w:rPr>
-        <w:t xml:space="preserve"> subjected to social control, as a social process, and that the social form of wealth exists alongside wealth itself as a thing. The bourgeois system does have this in common with earlier systems in so far as these are based on commodity trade and private exchange. But it is only with this system that the most striking and grotesque form of this absurd contradiction and paradox arises, because (1) in this system production for direct use-value, for the producer’s own use, is most completely abolished, so that wealth exists only as a social process expressed in the intertwinement of production and circulation; and (2) with the development of the credit system, the bourgeois system constantly strives to abolish this metallic barrier, which is both a material and an imaginary barrier to wealth and its movement, while time and time again hitting its head against it" (Marx, [1984-1865]2017:671-672).</w:t>
+        <w:t xml:space="preserve">The Southern Peru Copper Corporation (SPC) was founded in 1952 by the American Mining and Smelting Company (ASARCO), which at the first decade of the 1900s operated the mining reproduction circuit of the finance capital bearers, as the Phelps Dodge Overseas Capital Company, the Cerro de Pasco Corporation (CPC), and the Newmont Mining Company, which concentrated already by 1901 20 percent of copper </w:t>
+      </w:r>
+      <w:proofErr w:type="spellStart"/>
+      <w:r>
+        <w:t>melting</w:t>
+      </w:r>
+      <w:proofErr w:type="spellEnd"/>
+      <w:r>
+        <w:t xml:space="preserve"> and 15 percent of copper refinement at a </w:t>
+      </w:r>
+      <w:proofErr w:type="spellStart"/>
+      <w:r>
+        <w:t>world¬scale</w:t>
+      </w:r>
+      <w:proofErr w:type="spellEnd"/>
+      <w:r>
+        <w:t xml:space="preserve"> (Pérez-Jiménez, 2020:25). Evidencing the continuum of exclusive monopolistic operation of the U.S. imperialist bourgeoisies centralized formations in Peru during the complete twentieth century.</w:t>
       </w:r>
     </w:p>
   </w:footnote>
@@ -9578,27 +9365,77 @@
         <w:rPr>
           <w:lang w:eastAsia="es-PE"/>
         </w:rPr>
-        <w:t>“The function of the reserve fund, the bullion reserve of the Bank, a  function that is not the sole determinant of its formation, since the fund can  grow simply through the fact that external and internal trade is paralyzed, is  threefold: (</w:t>
-      </w:r>
-      <w:proofErr w:type="spellStart"/>
-      <w:r>
-        <w:rPr>
-          <w:lang w:eastAsia="es-PE"/>
-        </w:rPr>
-        <w:t>i</w:t>
-      </w:r>
-      <w:proofErr w:type="spellEnd"/>
-      <w:r>
-        <w:rPr>
-          <w:lang w:eastAsia="es-PE"/>
-        </w:rPr>
-        <w:t>) it is a reserve fund for international payments, in fact a reserve  fund of world money; (ii) it is a reserve fund for domestic coin circulation, which  expands and contracts; and (iii) (and this is connected with the banking function and has nothing to do with the function of money simply as money) it is a  reserve fund for the payment of deposits and the convertibility of notes" (Marx [1864-1865]2017:667)</w:t>
-      </w:r>
-      <w:r>
-        <w:rPr>
-          <w:lang w:eastAsia="es-PE"/>
-        </w:rPr>
-        <w:t>.</w:t>
+        <w:t xml:space="preserve">“A certain quantity of metal that is insignificant </w:t>
+      </w:r>
+      <w:proofErr w:type="gramStart"/>
+      <w:r>
+        <w:rPr>
+          <w:lang w:eastAsia="es-PE"/>
+        </w:rPr>
+        <w:t>in  comparison</w:t>
+      </w:r>
+      <w:proofErr w:type="gramEnd"/>
+      <w:r>
+        <w:rPr>
+          <w:lang w:eastAsia="es-PE"/>
+        </w:rPr>
+        <w:t xml:space="preserve"> with production as a whole is acknowledged as the pivot of the  system. Hence, on top of the terrifying illustration of this ‘pivotal character’, the beautiful theoretical dualism. </w:t>
+      </w:r>
+      <w:proofErr w:type="gramStart"/>
+      <w:r>
+        <w:rPr>
+          <w:lang w:eastAsia="es-PE"/>
+        </w:rPr>
+        <w:t>As long as</w:t>
+      </w:r>
+      <w:proofErr w:type="gramEnd"/>
+      <w:r>
+        <w:rPr>
+          <w:lang w:eastAsia="es-PE"/>
+        </w:rPr>
+        <w:t xml:space="preserve"> it examines capital in its professional capacity, enlightened economics looks down on gold and silver with the utmost disdain, as being the most indifferent and useless form of capital. As soon as it deals with banking, however, this aspect of things is turned on its head, and it becomes capital par excellence, for whose preservation every other form of capital and labor </w:t>
+      </w:r>
+      <w:proofErr w:type="gramStart"/>
+      <w:r>
+        <w:rPr>
+          <w:lang w:eastAsia="es-PE"/>
+        </w:rPr>
+        <w:t>have to</w:t>
+      </w:r>
+      <w:proofErr w:type="gramEnd"/>
+      <w:r>
+        <w:rPr>
+          <w:lang w:eastAsia="es-PE"/>
+        </w:rPr>
+        <w:t xml:space="preserve"> be sacrificed. But in what way are gold and silver distinguished from other forms of wealth? Not by magnitude of value, for this is determined by the quantity of labor materialized in them. But rather as autonomous incarnations and expressions of the social character of wealth. The social existence that it has appears as something beyond, as a thing, object or commodity outside and alongside the real elements of social wealth. Credit, being a social form of wealth, displaces money and usurps its position. It is confidence in the social character of production that makes the money form of products appear as something merely evanescent and ideal, as a mere notion. But as soon as credit is shaken, and this is a necessary phase in the cycle of modern industry, all real wealth is supposed to be actually transformed into </w:t>
+      </w:r>
+      <w:proofErr w:type="gramStart"/>
+      <w:r>
+        <w:rPr>
+          <w:lang w:eastAsia="es-PE"/>
+        </w:rPr>
+        <w:t>money,  into</w:t>
+      </w:r>
+      <w:proofErr w:type="gramEnd"/>
+      <w:r>
+        <w:rPr>
+          <w:lang w:eastAsia="es-PE"/>
+        </w:rPr>
+        <w:t xml:space="preserve"> gold and silver, a crazy demand, but one that necessarily grows out of the system itself. And the gold and silver that is supposed to satisfy these immense claims amounts in all to a few millions in the vaults of the bank. A drain of bullion, therefore, shows most strikingly by its effects that production is </w:t>
+      </w:r>
+      <w:proofErr w:type="gramStart"/>
+      <w:r>
+        <w:rPr>
+          <w:lang w:eastAsia="es-PE"/>
+        </w:rPr>
+        <w:t>not  really</w:t>
+      </w:r>
+      <w:proofErr w:type="gramEnd"/>
+      <w:r>
+        <w:rPr>
+          <w:lang w:eastAsia="es-PE"/>
+        </w:rPr>
+        <w:t xml:space="preserve"> subjected to social control, as a social process, and that the social form of wealth exists alongside wealth itself as a thing. The bourgeois system does have this in common with earlier systems in so far as these are based on commodity trade and private exchange. But it is only with this system that the most striking and grotesque form of this absurd contradiction and paradox arises, because (1) in this system production for direct use-value, for the producer’s own use, is most completely abolished, so that wealth exists only as a social process expressed in the intertwinement of production and circulation; and (2) with the development of the credit system, the bourgeois system constantly strives to abolish this metallic barrier, which is both a material and an imaginary barrier to wealth and its movement, while time and time again hitting its head against it" (Marx, [1984-1865]2017:671-672).</w:t>
       </w:r>
     </w:p>
   </w:footnote>
@@ -9620,16 +9457,34 @@
         <w:rPr>
           <w:lang w:eastAsia="es-PE"/>
         </w:rPr>
-        <w:t>The concept of performances is defined as the relatively familiar and to some extent standardized and historically learned forms (e.g., the strike) that a category of political actors (e.g., mining workers) learns to demand the vindication of collective demands, in the face of a certain contender (e.g., private and state-owned mining companies) (Tilly and Tarrow 2015:14).</w:t>
+        <w:t>“The function of the reserve fund, the bullion reserve of the Bank, a  function that is not the sole determinant of its formation, since the fund can  grow simply through the fact that external and internal trade is paralyzed, is  threefold: (</w:t>
+      </w:r>
+      <w:proofErr w:type="spellStart"/>
+      <w:r>
+        <w:rPr>
+          <w:lang w:eastAsia="es-PE"/>
+        </w:rPr>
+        <w:t>i</w:t>
+      </w:r>
+      <w:proofErr w:type="spellEnd"/>
+      <w:r>
+        <w:rPr>
+          <w:lang w:eastAsia="es-PE"/>
+        </w:rPr>
+        <w:t>) it is a reserve fund for international payments, in fact a reserve  fund of world money; (ii) it is a reserve fund for domestic coin circulation, which  expands and contracts; and (iii) (and this is connected with the banking function and has nothing to do with the function of money simply as money) it is a  reserve fund for the payment of deposits and the convertibility of notes" (Marx [1864-1865]2017:667)</w:t>
+      </w:r>
+      <w:r>
+        <w:rPr>
+          <w:lang w:eastAsia="es-PE"/>
+        </w:rPr>
+        <w:t>.</w:t>
       </w:r>
     </w:p>
   </w:footnote>
   <w:footnote w:id="11">
     <w:p>
       <w:pPr>
-        <w:rPr>
-          <w:lang w:eastAsia="es-PE"/>
-        </w:rPr>
+        <w:pStyle w:val="Textonotapie"/>
       </w:pPr>
       <w:r>
         <w:rPr>
@@ -9644,67 +9499,91 @@
         <w:rPr>
           <w:lang w:eastAsia="es-PE"/>
         </w:rPr>
-        <w:t xml:space="preserve">““The land,” Valcárcel writes in his study of the economic life of </w:t>
-      </w:r>
-      <w:proofErr w:type="spellStart"/>
-      <w:r>
-        <w:rPr>
-          <w:lang w:eastAsia="es-PE"/>
-        </w:rPr>
-        <w:t>Tawantinsuyu</w:t>
-      </w:r>
-      <w:proofErr w:type="spellEnd"/>
-      <w:r>
-        <w:rPr>
-          <w:lang w:eastAsia="es-PE"/>
-        </w:rPr>
-        <w:t xml:space="preserve">, in native tradition, is the common mother: not only food but man himself comes from her womb. Land provides all wealth. The cult of the Mama Pacha, Mother Earth, is on par with the worship of the sun, and such as the sun does not belong to </w:t>
-      </w:r>
-      <w:proofErr w:type="gramStart"/>
-      <w:r>
-        <w:rPr>
-          <w:lang w:eastAsia="es-PE"/>
-        </w:rPr>
-        <w:t>anyone in particular, neither</w:t>
-      </w:r>
-      <w:proofErr w:type="gramEnd"/>
-      <w:r>
-        <w:rPr>
-          <w:lang w:eastAsia="es-PE"/>
-        </w:rPr>
-        <w:t xml:space="preserve"> does the planet. Agrarianism was born from the twin concepts of aboriginal ideology of communal ownership of land and the universal religion of the sun" (Mariátegui, 1928[2011]:72-73). In this manner the spontaneous and the free association of indigenous communities was possible to conceal with the existence of a ruling state class (Inkas) because of the different meaning that collective work have for the indigenous communities as something which is not sufferable, inclusive nowadays the community work in indigenous communities is more a collective dance with the soil than a mechanic activity for exhaustion and extraction, and its full of meaning and rituals. The indigenous communism is alive in the spirit of its sons and grandsons, detached from land by the violence of original accumulation and its sequels well known in Los Andes as massacres. The demonstration of the survival of indigenous socialism is not only in the “vestiges” left by the survival of indigenous communities, but also in the different types of </w:t>
-      </w:r>
-      <w:proofErr w:type="spellStart"/>
-      <w:r>
-        <w:rPr>
-          <w:lang w:eastAsia="es-PE"/>
-        </w:rPr>
-        <w:t>chholo</w:t>
-      </w:r>
-      <w:proofErr w:type="spellEnd"/>
-      <w:r>
-        <w:rPr>
-          <w:lang w:eastAsia="es-PE"/>
-        </w:rPr>
-        <w:t xml:space="preserve"> indigenous peasantry communities which appears in the development of the semi-feudal condition and capitalist expansion as a whole process: “Therefore, in indigenous villages where families are grouped and bonds of heritage and communal work have been extinguished, strong and tenacious habits of cooperation and solidarity that are the empirical expression of a communist spirit still exist. The community draws on this spirit. It is their body. When expropriation and redivision seem about to liquidate the community, Indigenous socialism always finds a way to reject, resist, or evade it.” (Mariátegui, 1928[2011]:98). </w:t>
-      </w:r>
-      <w:proofErr w:type="spellStart"/>
-      <w:r>
-        <w:rPr>
-          <w:lang w:eastAsia="es-PE"/>
-        </w:rPr>
-        <w:t>Mariátegui's</w:t>
-      </w:r>
-      <w:proofErr w:type="spellEnd"/>
-      <w:r>
-        <w:rPr>
-          <w:lang w:eastAsia="es-PE"/>
-        </w:rPr>
-        <w:t xml:space="preserve"> approach to the indigenous problem as the land problem, is oriented not only to challenge the oligarchy of landowners with military coalitions in control of land in Los Andes; but also, to target the bureaucratic bourgeoisie, and in that manner attacks the political structure of imperialism.</w:t>
+        <w:t>The concept of performances is defined as the relatively familiar and to some extent standardized and historically learned forms (e.g., the strike) that a category of political actors (e.g., mining workers) learns to demand the vindication of collective demands, in the face of a certain contender (e.g., private and state-owned mining companies) (Tilly and Tarrow 2015:14).</w:t>
       </w:r>
     </w:p>
   </w:footnote>
   <w:footnote w:id="12">
+    <w:p>
+      <w:pPr>
+        <w:rPr>
+          <w:lang w:eastAsia="es-PE"/>
+        </w:rPr>
+      </w:pPr>
+      <w:r>
+        <w:rPr>
+          <w:rStyle w:val="Refdenotaalpie"/>
+        </w:rPr>
+        <w:footnoteRef/>
+      </w:r>
+      <w:r>
+        <w:t xml:space="preserve"> </w:t>
+      </w:r>
+      <w:r>
+        <w:rPr>
+          <w:lang w:eastAsia="es-PE"/>
+        </w:rPr>
+        <w:t xml:space="preserve">““The land,” Valcárcel writes in his study of the economic life of </w:t>
+      </w:r>
+      <w:proofErr w:type="spellStart"/>
+      <w:r>
+        <w:rPr>
+          <w:lang w:eastAsia="es-PE"/>
+        </w:rPr>
+        <w:t>Tawantinsuyu</w:t>
+      </w:r>
+      <w:proofErr w:type="spellEnd"/>
+      <w:r>
+        <w:rPr>
+          <w:lang w:eastAsia="es-PE"/>
+        </w:rPr>
+        <w:t xml:space="preserve">, in native tradition, is the common mother: not only food but man himself comes from her womb. Land provides all wealth. The cult of the Mama Pacha, Mother Earth, is on par with the worship of the sun, and such as the sun does not belong to </w:t>
+      </w:r>
+      <w:proofErr w:type="gramStart"/>
+      <w:r>
+        <w:rPr>
+          <w:lang w:eastAsia="es-PE"/>
+        </w:rPr>
+        <w:t>anyone in particular, neither</w:t>
+      </w:r>
+      <w:proofErr w:type="gramEnd"/>
+      <w:r>
+        <w:rPr>
+          <w:lang w:eastAsia="es-PE"/>
+        </w:rPr>
+        <w:t xml:space="preserve"> does the planet. Agrarianism was born from the twin concepts of aboriginal ideology of communal ownership of land and the universal religion of the sun" (Mariátegui, 1928[2011]:72-73). In this manner the spontaneous and the free association of indigenous communities was possible to conceal with the existence of a ruling state class (Inkas) because of the different meaning that collective work have for the indigenous communities as something which is not sufferable, inclusive nowadays the community work in indigenous communities is more a collective dance with the soil than a mechanic activity for exhaustion and extraction, and its full of meaning and rituals. The indigenous communism is alive in the spirit of its sons and grandsons, detached from land by the violence of original accumulation and its sequels well known in Los Andes as massacres. The demonstration of the survival of indigenous socialism is not only in the “vestiges” left by the survival of indigenous communities, but also in the different types of </w:t>
+      </w:r>
+      <w:proofErr w:type="spellStart"/>
+      <w:r>
+        <w:rPr>
+          <w:lang w:eastAsia="es-PE"/>
+        </w:rPr>
+        <w:t>chholo</w:t>
+      </w:r>
+      <w:proofErr w:type="spellEnd"/>
+      <w:r>
+        <w:rPr>
+          <w:lang w:eastAsia="es-PE"/>
+        </w:rPr>
+        <w:t xml:space="preserve"> indigenous peasantry communities which appears in the development of the semi-feudal condition and capitalist expansion as a whole process: “Therefore, in indigenous villages where families are grouped and bonds of heritage and communal work have been extinguished, strong and tenacious habits of cooperation and solidarity that are the empirical expression of a communist spirit still exist. The community draws on this spirit. It is their body. When expropriation and redivision seem about to liquidate the community, Indigenous socialism always finds a way to reject, resist, or evade it.” (Mariátegui, 1928[2011]:98). </w:t>
+      </w:r>
+      <w:proofErr w:type="spellStart"/>
+      <w:r>
+        <w:rPr>
+          <w:lang w:eastAsia="es-PE"/>
+        </w:rPr>
+        <w:t>Mariátegui's</w:t>
+      </w:r>
+      <w:proofErr w:type="spellEnd"/>
+      <w:r>
+        <w:rPr>
+          <w:lang w:eastAsia="es-PE"/>
+        </w:rPr>
+        <w:t xml:space="preserve"> approach to the indigenous problem as the land problem, is oriented not only to challenge the oligarchy of landowners with military coalitions in control of land in Los Andes; but also, to target the bureaucratic bourgeoisie, and in that manner attacks the political structure of imperialism.</w:t>
+      </w:r>
+    </w:p>
+  </w:footnote>
+  <w:footnote w:id="13">
     <w:p>
       <w:pPr>
         <w:pStyle w:val="Textonotapie"/>
@@ -11226,10 +11105,10 @@
   <a:themeElements>
     <a:clrScheme name="Office">
       <a:dk1>
-        <a:sysClr val="windowText" lastClr="2AFF33"/>
+        <a:sysClr val="windowText" lastClr="000000"/>
       </a:dk1>
       <a:lt1>
-        <a:sysClr val="window" lastClr="000000"/>
+        <a:sysClr val="window" lastClr="FFFFFF"/>
       </a:lt1>
       <a:dk2>
         <a:srgbClr val="0E2841"/>
